--- a/docs/需求规格说明书.docx
+++ b/docs/需求规格说明书.docx
@@ -461,6 +461,78 @@
         </w:tc>
       </w:tr>
     </w:tbl>
+    <w:p>
+      <w:r>
+        <w:rPr/>
+        <w:t>V4.0 | 2026-08 | 国际化 i18n 全页面实施（vue-i18n 中英 452 键/文件，顶栏与设置页切换，Element Plus 组件文案跟随，语言偏好本地存储）。页面主题与纪念日主题（明暗模式+主题色+纪念日横幅动效）。移动端 PWA 体验增强（安装引导、安全区、触控优化）。照片瀑布（/cascade 飘落动效+全屏浏览）。</w:t>
+      </w:r>
+    </w:p>
+    <w:p>
+      <w:r>
+        <w:rPr/>
+        <w:t>V3.9 | 2026-08 | 字典表重构（状态/类型枚举改为大写英文单词 + sys_dict_item 字典表）、身份标签（family_user_label，预设爸爸/妈妈+自定义）。V3.4 签到积分/愿望单/提醒/家庭计划、任务悬赏、记账、聊天室等均已交付。</w:t>
+      </w:r>
+    </w:p>
+    <w:p>
+      <w:pPr/>
+      <w:r>
+        <w:t>V3.8 | 2026-08 | 登录/注册全面改造：登录改用注册邮箱+图形验证码；注册不再输入用户名/昵称（账号=邮箱，昵称默认邮箱前缀）；验证码测试环境固定 qwer；混淆分享 ID(share_token) 与默认家庭概念落地；多家庭切换支持设为默认；登出保持当前 URL；操作日志移出普通用户页面；代码注释规范；合并单实现接口、清理死代码。</w:t>
+      </w:r>
+    </w:p>
+    <w:p>
+      <w:pPr/>
+      <w:r>
+        <w:t>V3.6 | 2026-07 | 多家庭方案实施：主家庭/当前家庭双概念、家庭切换、四种加入方式（分享注册链接/公开家庭搜索申请/注册邀请码/登录后凭码加入）、演示家庭与假用户隔离。</w:t>
+      </w:r>
+    </w:p>
+    <w:p>
+      <w:pPr/>
+      <w:r>
+        <w:t>V3.0 | 2026-06 | 统一内容点赞/评论、站内通知、成员邀请制管理、家庭设置/个人资料/操作日志、RBAC 权限注解。</w:t>
+      </w:r>
+    </w:p>
+    <w:p>
+      <w:pPr/>
+      <w:r>
+        <w:t>V2.2 | 2026-05 | 家庭纪念日（阳历/农历/闰月/每年重复）、相册照片管理、成员管理、放映厅规划。</w:t>
+      </w:r>
+    </w:p>
+    <w:p>
+      <w:pPr/>
+      <w:r>
+        <w:t>V2.0 | 2026-04 | RBAC 权限模型（用户-角色-权限）、AOP 操作日志、可见范围与自定义群组。</w:t>
+      </w:r>
+    </w:p>
+    <w:p>
+      <w:pPr/>
+      <w:r>
+        <w:t>V1.0 | 2026-03 | 基础版：登录注册、博客、生活日志、相册、首页模块化。</w:t>
+      </w:r>
+    </w:p>
+    <w:p>
+      <w:pPr/>
+      <w:r>
+        <w:t>V3.9 | 2026-08 | 身份标签落地（family_user_label,每家庭一套;成员列表/动态作者展示）。</w:t>
+      </w:r>
+    </w:p>
+    <w:p>
+      <w:pPr/>
+      <w:r>
+        <w:t>V3.5 | 2026-08 | 记账本、家谱（世代树）、背景音乐、设置页分类菜单。</w:t>
+      </w:r>
+    </w:p>
+    <w:p>
+      <w:pPr/>
+      <w:r>
+        <w:t>V3.4 | 2026-07 | 积分商城+每日签到、任务悬赏、提醒事项、家庭计划、通用愿望单、照片瀑布。</w:t>
+      </w:r>
+    </w:p>
+    <w:p>
+      <w:pPr/>
+      <w:r>
+        <w:t>V3.3 | 2026-07 | 即时聊天室（原生 WebSocket,按家庭分房间）。</w:t>
+      </w:r>
+    </w:p>
     <w:p>
       <w:pPr>
         <w:pStyle w:val="Heading1"/>
@@ -5182,6 +5254,918 @@
     </w:p>
     <w:p>
       <w:pPr>
+        <w:pStyle w:val="Heading2"/>
+      </w:pPr>
+      <w:r>
+        <w:t>4.12 需求变更说明（V3.x 对本文档前述章节的差异）</w:t>
+      </w:r>
+    </w:p>
+    <w:p>
+      <w:pPr>
+        <w:pStyle w:val="ListBullet"/>
+      </w:pPr>
+      <w:r>
+        <w:t>登录账号 = 注册邮箱（用户名登录无效，大小写不敏感）；注册不再输入用户名/昵称，账号即邮箱，昵称默认邮箱前缀可在个人设置修改（对应 4.1.1/4.1.2 的旧描述）。</w:t>
+      </w:r>
+    </w:p>
+    <w:p>
+      <w:pPr>
+        <w:pStyle w:val="ListBullet"/>
+      </w:pPr>
+      <w:r>
+        <w:t>注册必填图形验证码（4.1.1），登录同样强制验证码；开发/测试环境验证码固定为 qwer（app.captcha-fixed-code 配置，生产留空则随机）。</w:t>
+      </w:r>
+    </w:p>
+    <w:p>
+      <w:pPr>
+        <w:pStyle w:val="ListBullet"/>
+      </w:pPr>
+      <w:r>
+        <w:t>注册成功不自动登录，跳转登录页（4.1.1 旧描述为注册即登录，已变更）。</w:t>
+      </w:r>
+    </w:p>
+    <w:p>
+      <w:pPr>
+        <w:pStyle w:val="ListBullet"/>
+      </w:pPr>
+      <w:r>
+        <w:t>新家庭默认私有（is_public=0），访客仅能通过分享链接访问公开家庭（4.2/4.11.1 可见范围中的「公开」仅对显式分享生效）。</w:t>
+      </w:r>
+    </w:p>
+    <w:p>
+      <w:pPr>
+        <w:pStyle w:val="ListBullet"/>
+      </w:pPr>
+      <w:r>
+        <w:t>操作日志不再对普通用户展示，后端保留供运维页面使用（对应 4.9.3 旧描述）。</w:t>
+      </w:r>
+    </w:p>
+    <w:p>
+      <w:pPr>
+        <w:pStyle w:val="ListBullet"/>
+      </w:pPr>
+      <w:r>
+        <w:t>默认可见范围 = 家庭可见(3)，博客/日记发布默认值统一为 3（4.4/4.5 旧描述如有出入以此为准）。</w:t>
+      </w:r>
+    </w:p>
+    <w:p>
+      <w:pPr>
+        <w:pStyle w:val="ListBullet"/>
+      </w:pPr>
+      <w:r>
+        <w:t>「家庭封面」模块入口已下线（V3.3），首页大封面区保留，家庭设置页仍可配置封面（4.2）。</w:t>
+      </w:r>
+    </w:p>
+    <w:p>
+      <w:pPr>
+        <w:pStyle w:val="ListBullet"/>
+      </w:pPr>
+      <w:r>
+        <w:t>注册接口保留登录下发 token 的能力（邀请码加入场景），但前端注册流程不再自动登录。</w:t>
+      </w:r>
+    </w:p>
+    <w:p>
+      <w:pPr>
+        <w:pStyle w:val="Heading2"/>
+      </w:pPr>
+      <w:r>
+        <w:t>4.13 家庭纪念日（已实现 V2.2）</w:t>
+      </w:r>
+    </w:p>
+    <w:p>
+      <w:pPr>
+        <w:pStyle w:val="ListBullet"/>
+      </w:pPr>
+      <w:r>
+        <w:t>独立表 family_anniversary：支持阳历/农历（calendar 字段）+ 闰月标记（is_leap）+ 关联成员（user_id 可空=家庭级纪念日）+ 每年重复（recurring）。</w:t>
+      </w:r>
+    </w:p>
+    <w:p>
+      <w:pPr>
+        <w:pStyle w:val="ListBullet"/>
+      </w:pPr>
+      <w:r>
+        <w:t>农历转公历计算使用 Hutool ChineseDate（注意 getGregorianMonth() 为 0-based，需 +1）。</w:t>
+      </w:r>
+    </w:p>
+    <w:p>
+      <w:pPr>
+        <w:pStyle w:val="ListBullet"/>
+      </w:pPr>
+      <w:r>
+        <w:t>倒计时由 HomeStatsService 计算，公开接口 /public/home 的 stats.upcomingEvents 返回最近 3 个。</w:t>
+      </w:r>
+    </w:p>
+    <w:p>
+      <w:pPr>
+        <w:pStyle w:val="ListBullet"/>
+      </w:pPr>
+      <w:r>
+        <w:t>接口：GET /anniversary/list（访客可读本家庭）、增删改需登录；全员可增删改本家庭纪念日。</w:t>
+      </w:r>
+    </w:p>
+    <w:p>
+      <w:pPr>
+        <w:pStyle w:val="Heading2"/>
+      </w:pPr>
+      <w:r>
+        <w:t>4.14 放映厅（已实现 V3.2）</w:t>
+      </w:r>
+    </w:p>
+    <w:p>
+      <w:pPr>
+        <w:pStyle w:val="ListBullet"/>
+      </w:pPr>
+      <w:r>
+        <w:t>视频库 content_video + 想看列表 content_video_wish。</w:t>
+      </w:r>
+    </w:p>
+    <w:p>
+      <w:pPr>
+        <w:pStyle w:val="ListBullet"/>
+      </w:pPr>
+      <w:r>
+        <w:t>视频元数据含豆瓣式属性：类型(电影/剧集/其他)、题材(逗号分隔)、地区、年份、语言、片长(分钟)/集数、导演、演员、评分(0-10)、简介、海报、视频文件 URL。</w:t>
+      </w:r>
+    </w:p>
+    <w:p>
+      <w:pPr>
+        <w:pStyle w:val="ListBullet"/>
+      </w:pPr>
+      <w:r>
+        <w:t>上传接口 POST /video/upload（multipart），后端 max-file-size 500MB + nginx client_max_body_size 500m。</w:t>
+      </w:r>
+    </w:p>
+    <w:p>
+      <w:pPr>
+        <w:pStyle w:val="ListBullet"/>
+      </w:pPr>
+      <w:r>
+        <w:t>视频增删改校验上传者本人或家长；列表支持按家庭过滤 + 关键字/类型搜索。</w:t>
+      </w:r>
+    </w:p>
+    <w:p>
+      <w:pPr>
+        <w:pStyle w:val="ListBullet"/>
+      </w:pPr>
+      <w:r>
+        <w:t>想看列表：提交想看（标题/题材/理由）、标记已入库、删除；全员可用。</w:t>
+      </w:r>
+    </w:p>
+    <w:p>
+      <w:pPr>
+        <w:pStyle w:val="ListBullet"/>
+      </w:pPr>
+      <w:r>
+        <w:t>前端 /cinema 页：视频库（海报网格 + 内嵌播放）与想看列表双标签页，上传对话框含豆瓣属性表单与 30 项题材标签。</w:t>
+      </w:r>
+    </w:p>
+    <w:p>
+      <w:pPr>
+        <w:pStyle w:val="Heading2"/>
+      </w:pPr>
+      <w:r>
+        <w:t>4.15 统一内容点赞（已实现 V3.0）</w:t>
+      </w:r>
+    </w:p>
+    <w:p>
+      <w:pPr>
+        <w:pStyle w:val="ListBullet"/>
+      </w:pPr>
+      <w:r>
+        <w:t>content_like 表：content_type + content_id + user_id + family_id，UNIQUE 防重复点赞，toggle 语义（再点取消）。</w:t>
+      </w:r>
+    </w:p>
+    <w:p>
+      <w:pPr>
+        <w:pStyle w:val="ListBullet"/>
+      </w:pPr>
+      <w:r>
+        <w:t>接口：POST /like/toggle、GET /like/state；点赞仅限同家庭内容，跨家庭返回 404。</w:t>
+      </w:r>
+    </w:p>
+    <w:p>
+      <w:pPr>
+        <w:pStyle w:val="Heading2"/>
+      </w:pPr>
+      <w:r>
+        <w:t>4.16 站内通知（已实现 V3.0）</w:t>
+      </w:r>
+    </w:p>
+    <w:p>
+      <w:pPr>
+        <w:pStyle w:val="ListBullet"/>
+      </w:pPr>
+      <w:r>
+        <w:t>family_notification 表，NotificationService 提供 创建/列表/未读数/单条已读/全部已读。</w:t>
+      </w:r>
+    </w:p>
+    <w:p>
+      <w:pPr>
+        <w:pStyle w:val="ListBullet"/>
+      </w:pPr>
+      <w:r>
+        <w:t>评论/回复自动通知被回复者与内容作者；入家申请通过/拒绝结果也走通知（type=system, content_type=family_apply）。</w:t>
+      </w:r>
+    </w:p>
+    <w:p>
+      <w:pPr>
+        <w:pStyle w:val="ListBullet"/>
+      </w:pPr>
+      <w:r>
+        <w:t>前端 AppHeader 铃铛下拉 + 已读操作；未读数徽标。</w:t>
+      </w:r>
+    </w:p>
+    <w:p>
+      <w:pPr>
+        <w:pStyle w:val="Heading2"/>
+      </w:pPr>
+      <w:r>
+        <w:t>4.17 多家庭方案（已实现 V3.6）</w:t>
+      </w:r>
+    </w:p>
+    <w:p>
+      <w:pPr>
+        <w:pStyle w:val="ListBullet"/>
+      </w:pPr>
+      <w:r>
+        <w:t>家庭双概念：sys_user.family_id=主家庭（注册归属）；当前家庭=会话级概念，存 Redis user:curfamily:{userId}，登录/切换写入、refresh 读取回填，JWT familyId 为快照。</w:t>
+      </w:r>
+    </w:p>
+    <w:p>
+      <w:pPr>
+        <w:pStyle w:val="ListBullet"/>
+      </w:pPr>
+      <w:r>
+        <w:t>GET /auth/families 返回全部绑定家庭（含主家庭标记 isPrimary/默认 isDefault/当前 isCurrent）。</w:t>
+      </w:r>
+    </w:p>
+    <w:p>
+      <w:pPr>
+        <w:pStyle w:val="ListBullet"/>
+      </w:pPr>
+      <w:r>
+        <w:t>POST /auth/family/switch {familyId, setDefault?}：校验目标家庭有角色绑定后更新 Redis 并重签 access token；setDefault=true 同时写入 default_family_id。</w:t>
+      </w:r>
+    </w:p>
+    <w:p>
+      <w:pPr>
+        <w:pStyle w:val="ListBullet"/>
+      </w:pPr>
+      <w:r>
+        <w:t>加入方式四条线：①分享注册链接（?invite= 自动带码）；②公开家庭搜索 GET /family/search + 申请 POST /family/apply，家长审核；③注册页邀请码；④已登录用户 POST /auth/join {inviteCode} 核销加入（不自动切换）。</w:t>
+      </w:r>
+    </w:p>
+    <w:p>
+      <w:pPr>
+        <w:pStyle w:val="ListBullet"/>
+      </w:pPr>
+      <w:r>
+        <w:t>同一用户在不同家庭可有不同角色（sys_user_role.family_id 区分）；权限码按 JWT 携带的 familyId 解析。</w:t>
+      </w:r>
+    </w:p>
+    <w:p>
+      <w:pPr>
+        <w:pStyle w:val="ListBullet"/>
+      </w:pPr>
+      <w:r>
+        <w:t>演示家庭 sys_family_info.is_demo=1 标记；假用户 sys_user.is_fake=1 禁止登录。</w:t>
+      </w:r>
+    </w:p>
+    <w:p>
+      <w:pPr>
+        <w:pStyle w:val="Heading2"/>
+      </w:pPr>
+      <w:r>
+        <w:t>4.18 家庭分享与混淆 ID（已实现 V3.7）</w:t>
+      </w:r>
+    </w:p>
+    <w:p>
+      <w:pPr>
+        <w:pStyle w:val="ListBullet"/>
+      </w:pPr>
+      <w:r>
+        <w:t>sys_family_info.share_token：16 位随机 token（UUID 截取），注册创建家庭时生成，随登录/注册接口返回（shareToken）。</w:t>
+      </w:r>
+    </w:p>
+    <w:p>
+      <w:pPr>
+        <w:pStyle w:val="ListBullet"/>
+      </w:pPr>
+      <w:r>
+        <w:t>公开访问 /public/home、/public/feed 支持 ?hid=&lt;share_token&gt;，校验顺序：hid &gt; home_id(旧参数兼容) &gt; 当前家庭/默认演示家庭。</w:t>
+      </w:r>
+    </w:p>
+    <w:p>
+      <w:pPr>
+        <w:pStyle w:val="ListBullet"/>
+      </w:pPr>
+      <w:r>
+        <w:t>访客访问私有家庭 hid → 404；演示家庭 share_token 固定 98a06619927f11f1。</w:t>
+      </w:r>
+    </w:p>
+    <w:p>
+      <w:pPr>
+        <w:pStyle w:val="ListBullet"/>
+      </w:pPr>
+      <w:r>
+        <w:t>家庭设置页展示「家庭分享链接」（/?hid=）并提供复制按钮。</w:t>
+      </w:r>
+    </w:p>
+    <w:p>
+      <w:pPr>
+        <w:pStyle w:val="Heading2"/>
+      </w:pPr>
+      <w:r>
+        <w:t>4.19 默认家庭与会话切换（已实现）</w:t>
+      </w:r>
+    </w:p>
+    <w:p>
+      <w:pPr>
+        <w:pStyle w:val="ListBullet"/>
+      </w:pPr>
+      <w:r>
+        <w:t>sys_user.default_family_id：用户设置的默认家庭（可空=主家庭）。</w:t>
+      </w:r>
+    </w:p>
+    <w:p>
+      <w:pPr>
+        <w:pStyle w:val="ListBullet"/>
+      </w:pPr>
+      <w:r>
+        <w:t>当前家庭解析优先级：Redis 会话切换 &gt; default_family_id &gt; family_id。</w:t>
+      </w:r>
+    </w:p>
+    <w:p>
+      <w:pPr>
+        <w:pStyle w:val="ListBullet"/>
+      </w:pPr>
+      <w:r>
+        <w:t>AppHeader 家庭切换下拉支持「将当前家庭设为默认」，家庭列表显示「默认」标记。</w:t>
+      </w:r>
+    </w:p>
+    <w:p>
+      <w:pPr>
+        <w:pStyle w:val="Heading2"/>
+      </w:pPr>
+      <w:r>
+        <w:t>4.20 图形验证码（已实现）</w:t>
+      </w:r>
+    </w:p>
+    <w:p>
+      <w:pPr>
+        <w:pStyle w:val="ListBullet"/>
+      </w:pPr>
+      <w:r>
+        <w:t>GET /auth/captcha 返回 {captchaId, image(base64)}；内容存 Redis captcha:{id}，TTL 5 分钟，一次性校验（通过即删），错误/重用返回 1006。</w:t>
+      </w:r>
+    </w:p>
+    <w:p>
+      <w:pPr>
+        <w:pStyle w:val="ListBullet"/>
+      </w:pPr>
+      <w:r>
+        <w:t>实现：CaptchaService（Java2D 绘制 4 位字符 + 干扰线/噪点）。</w:t>
+      </w:r>
+    </w:p>
+    <w:p>
+      <w:pPr>
+        <w:pStyle w:val="ListBullet"/>
+      </w:pPr>
+      <w:r>
+        <w:t>开发/测试环境固定验证码 qwer（app.captcha-fixed-code），图片同步绘制该值可直接抄录；生产留空则随机。</w:t>
+      </w:r>
+    </w:p>
+    <w:p>
+      <w:pPr>
+        <w:pStyle w:val="Heading2"/>
+      </w:pPr>
+      <w:r>
+        <w:t>4.21 签到 + 积分商城（已实现 V3.4）</w:t>
+      </w:r>
+    </w:p>
+    <w:p>
+      <w:pPr>
+        <w:pStyle w:val="ListBullet"/>
+      </w:pPr>
+      <w:r>
+        <w:t>family_checkin：每日一次（user_id/family_id/checkin_date UNIQUE），记录连续签到天数 streak。</w:t>
+      </w:r>
+    </w:p>
+    <w:p>
+      <w:pPr>
+        <w:pStyle w:val="ListBullet"/>
+      </w:pPr>
+      <w:r>
+        <w:t>积分规则：基础分 + 连续签到加成（连续第 N 天递增，7 天一轮回）；积分来源：每日签到、发布内容奖励（博客/日记/照片/视频）。</w:t>
+      </w:r>
+    </w:p>
+    <w:p>
+      <w:pPr>
+        <w:pStyle w:val="ListBullet"/>
+      </w:pPr>
+      <w:r>
+        <w:t>family_points_record 积分流水（change/type 签到/发布奖励/兑换支出/balance）。</w:t>
+      </w:r>
+    </w:p>
+    <w:p>
+      <w:pPr>
+        <w:pStyle w:val="ListBullet"/>
+      </w:pPr>
+      <w:r>
+        <w:t>family_points_product 商城商品（家长上架：名称/图标/所需积分/库存上限/每人限兑次数），family_points_order 兑换记录/状态。</w:t>
+      </w:r>
+    </w:p>
+    <w:p>
+      <w:pPr>
+        <w:pStyle w:val="ListBullet"/>
+      </w:pPr>
+      <w:r>
+        <w:t>商品为家庭虚拟物品（如「洗碗券」「陪伴券」）。</w:t>
+      </w:r>
+    </w:p>
+    <w:p>
+      <w:pPr>
+        <w:pStyle w:val="ListBullet"/>
+      </w:pPr>
+      <w:r>
+        <w:t>首页模块「每日签到」(life) + 积分商城页面。</w:t>
+      </w:r>
+    </w:p>
+    <w:p>
+      <w:pPr>
+        <w:pStyle w:val="Heading2"/>
+      </w:pPr>
+      <w:r>
+        <w:t>4.22 通用愿望单（已实现 V3.4）</w:t>
+      </w:r>
+    </w:p>
+    <w:p>
+      <w:pPr>
+        <w:pStyle w:val="ListBullet"/>
+      </w:pPr>
+      <w:r>
+        <w:t>content_wish：title/reason/category/status（0待实现 1已实现 2放弃）/requester_id/family_id/visibility/achieved_at。</w:t>
+      </w:r>
+    </w:p>
+    <w:p>
+      <w:pPr>
+        <w:pStyle w:val="ListBullet"/>
+      </w:pPr>
+      <w:r>
+        <w:t>家庭成员可见可标记达成；放映厅「想看」（content_video_wish）视为其视频特例，后续可迁移合并。</w:t>
+      </w:r>
+    </w:p>
+    <w:p>
+      <w:pPr>
+        <w:pStyle w:val="Heading2"/>
+      </w:pPr>
+      <w:r>
+        <w:t>4.23 提醒事项（已实现 V3.4）</w:t>
+      </w:r>
+    </w:p>
+    <w:p>
+      <w:pPr>
+        <w:pStyle w:val="ListBullet"/>
+      </w:pPr>
+      <w:r>
+        <w:t>family_reminder：title/content/remind_at/repeat（一次性/每日/每周/每月）/family_id/created_by/status/完成标记。</w:t>
+      </w:r>
+    </w:p>
+    <w:p>
+      <w:pPr>
+        <w:pStyle w:val="ListBullet"/>
+      </w:pPr>
+      <w:r>
+        <w:t>触发方式：站内通知（复用 family_notification）+ 到期列表；PWA 后台推送受限（iOS 不可靠），以站内提醒为主。</w:t>
+      </w:r>
+    </w:p>
+    <w:p>
+      <w:pPr>
+        <w:pStyle w:val="ListBullet"/>
+      </w:pPr>
+      <w:r>
+        <w:t>首页模块「今日提醒」(life)。</w:t>
+      </w:r>
+    </w:p>
+    <w:p>
+      <w:pPr>
+        <w:pStyle w:val="Heading2"/>
+      </w:pPr>
+      <w:r>
+        <w:t>4.24 家庭计划（已实现 V3.4）</w:t>
+      </w:r>
+    </w:p>
+    <w:p>
+      <w:pPr>
+        <w:pStyle w:val="ListBullet"/>
+      </w:pPr>
+      <w:r>
+        <w:t>family_plan（title/description/target_date/progress/status/family_id/created_by）+ family_plan_task（plan_id/title/assignee_id/done/due_date）。</w:t>
+      </w:r>
+    </w:p>
+    <w:p>
+      <w:pPr>
+        <w:pStyle w:val="ListBullet"/>
+      </w:pPr>
+      <w:r>
+        <w:t>适用于「全家旅行计划」「阅读计划」等中长期目标。首页模块「家庭计划」(life)。</w:t>
+      </w:r>
+    </w:p>
+    <w:p>
+      <w:pPr>
+        <w:pStyle w:val="Heading2"/>
+      </w:pPr>
+      <w:r>
+        <w:t>4.25 随机照片瀑布（已实现 V4.0）</w:t>
+      </w:r>
+    </w:p>
+    <w:p>
+      <w:pPr>
+        <w:pStyle w:val="ListBullet"/>
+      </w:pPr>
+      <w:r>
+        <w:t>入口为首页模块，数据源 content_photo（同家庭可见范围）。</w:t>
+      </w:r>
+    </w:p>
+    <w:p>
+      <w:pPr>
+        <w:pStyle w:val="ListBullet"/>
+      </w:pPr>
+      <w:r>
+        <w:t>交互：照片自屏幕上方以卡牌翻转姿态缓慢飘落（3D rotateX/rotateY + translateY，随机水平位置/角度/延迟，循环生成）；悬停停止并翻正，照片信息（描述/拍摄者/日期/地点）右下角小字展示；点击进入全屏查看，可前后翻看（左右箭头/键盘/移动端滑动）。</w:t>
+      </w:r>
+    </w:p>
+    <w:p>
+      <w:pPr>
+        <w:pStyle w:val="ListBullet"/>
+      </w:pPr>
+      <w:r>
+        <w:t>技术：纯 CSS @keyframes + JS 定时/requestAnimationFrame 生成卡片，组件 PhotoCascade.vue，移动端 touch 适配。</w:t>
+      </w:r>
+    </w:p>
+    <w:p>
+      <w:pPr>
+        <w:pStyle w:val="Heading2"/>
+      </w:pPr>
+      <w:r>
+        <w:t>4.26 用户使用指导（规划 V3.5，未实施）</w:t>
+      </w:r>
+    </w:p>
+    <w:p>
+      <w:pPr>
+        <w:pStyle w:val="ListBullet"/>
+      </w:pPr>
+      <w:r>
+        <w:t>新用户引导/帮助页：首次注册创建家庭引导流程、各功能使用说明、常见问题。</w:t>
+      </w:r>
+    </w:p>
+    <w:p>
+      <w:pPr>
+        <w:pStyle w:val="ListBullet"/>
+      </w:pPr>
+      <w:r>
+        <w:t>入口：首页模块「使用帮助」(system) + 首次登录弹窗引导。</w:t>
+      </w:r>
+    </w:p>
+    <w:p>
+      <w:pPr>
+        <w:pStyle w:val="Heading2"/>
+      </w:pPr>
+      <w:r>
+        <w:t>4.27 商业化部署与盈利模式（规划 V3.5，未实施）</w:t>
+      </w:r>
+    </w:p>
+    <w:p>
+      <w:pPr>
+        <w:pStyle w:val="ListBullet"/>
+      </w:pPr>
+      <w:r>
+        <w:t>生产多租户（SaaS 多家庭）部署方案 + 盈利模式讨论中：订阅制优先（免费版 1 家庭/存储限额/基础功能；高级版多家庭+大存储+主题+音乐；增值存储扩容包）。</w:t>
+      </w:r>
+    </w:p>
+    <w:p>
+      <w:pPr>
+        <w:pStyle w:val="ListBullet"/>
+      </w:pPr>
+      <w:r>
+        <w:t>部署：目前单机 2GB 方案，若商用需评估带宽/磁盘/备份。</w:t>
+      </w:r>
+    </w:p>
+    <w:p>
+      <w:pPr>
+        <w:pStyle w:val="Heading2"/>
+      </w:pPr>
+      <w:r>
+        <w:t>4.28 广告模块（规划 V3.5，未实施）</w:t>
+      </w:r>
+    </w:p>
+    <w:p>
+      <w:pPr>
+        <w:pStyle w:val="ListBullet"/>
+      </w:pPr>
+      <w:r>
+        <w:t>首页广告位（免费用户展示）或家庭公告位。</w:t>
+      </w:r>
+    </w:p>
+    <w:p>
+      <w:pPr>
+        <w:pStyle w:val="ListBullet"/>
+      </w:pPr>
+      <w:r>
+        <w:t>家庭私密场景接第三方广告网络转化低且有隐私争议，优先自建「家庭公告/赞助位」或仅对公开演示家庭投放。</w:t>
+      </w:r>
+    </w:p>
+    <w:p>
+      <w:pPr>
+        <w:pStyle w:val="Heading2"/>
+      </w:pPr>
+      <w:r>
+        <w:t>4.29 家谱（已实现 V3.5）</w:t>
+      </w:r>
+    </w:p>
+    <w:p>
+      <w:pPr>
+        <w:pStyle w:val="ListBullet"/>
+      </w:pPr>
+      <w:r>
+        <w:t>family_tree：person_id/name/gender/birth_date/photo/mother_id/father_id/partner_id/spouse/note/family_id，树形结构，支持世代视图。</w:t>
+      </w:r>
+    </w:p>
+    <w:p>
+      <w:pPr>
+        <w:pStyle w:val="ListBullet"/>
+      </w:pPr>
+      <w:r>
+        <w:t>首页模块「家谱」(life)。</w:t>
+      </w:r>
+    </w:p>
+    <w:p>
+      <w:pPr>
+        <w:pStyle w:val="Heading2"/>
+      </w:pPr>
+      <w:r>
+        <w:t>4.30 记账（已实现 V3.5）</w:t>
+      </w:r>
+    </w:p>
+    <w:p>
+      <w:pPr>
+        <w:pStyle w:val="ListBullet"/>
+      </w:pPr>
+      <w:r>
+        <w:t>sys_book_account / family_book_record：类型（支出/收入/转账）、金额/分类/记录人/日期/备注/账单明细，家庭共享账本，月度统计。</w:t>
+      </w:r>
+    </w:p>
+    <w:p>
+      <w:pPr>
+        <w:pStyle w:val="ListBullet"/>
+      </w:pPr>
+      <w:r>
+        <w:t>首页模块「记账」(life)。</w:t>
+      </w:r>
+    </w:p>
+    <w:p>
+      <w:pPr>
+        <w:pStyle w:val="Heading2"/>
+      </w:pPr>
+      <w:r>
+        <w:t>4.31 页面主题与纪念日主题（已实现 V4.0）</w:t>
+      </w:r>
+    </w:p>
+    <w:p>
+      <w:pPr>
+        <w:pStyle w:val="ListBullet"/>
+      </w:pPr>
+      <w:r>
+        <w:t>主题系统（sys_theme 或配置项）：明暗模式、主题色、纪念日特别主题（生日/节日自动切换页头横幅+卡片动效）。</w:t>
+      </w:r>
+    </w:p>
+    <w:p>
+      <w:pPr>
+        <w:pStyle w:val="ListBullet"/>
+      </w:pPr>
+      <w:r>
+        <w:t>family_anniversary 增加节日类型字段（festival_type：生日/结婚纪念/节日/自定义）；周期可扩展（每 N 年/农历闰月）。</w:t>
+      </w:r>
+    </w:p>
+    <w:p>
+      <w:pPr>
+        <w:pStyle w:val="Heading2"/>
+      </w:pPr>
+      <w:r>
+        <w:t>4.32 背景音乐（已实现 V3.5）</w:t>
+      </w:r>
+    </w:p>
+    <w:p>
+      <w:pPr>
+        <w:pStyle w:val="ListBullet"/>
+      </w:pPr>
+      <w:r>
+        <w:t>全局背景音乐开关（可静音），设置页可选曲目（本地/预置音乐文件），仅登录家庭使用，自动续播。</w:t>
+      </w:r>
+    </w:p>
+    <w:p>
+      <w:pPr>
+        <w:pStyle w:val="Heading2"/>
+      </w:pPr>
+      <w:r>
+        <w:t>4.33 国际化 i18n（已实现 V4.0）</w:t>
+      </w:r>
+    </w:p>
+    <w:p>
+      <w:pPr>
+        <w:pStyle w:val="ListBullet"/>
+      </w:pPr>
+      <w:r>
+        <w:t>前端 vue-i18n（默认中文，支持英文，跟随浏览器语言或用户设置）；后端错误消息/通知文案资源化；语言偏好存 sys_user.lang 或 localStorage，登录态下以后端为准。</w:t>
+      </w:r>
+    </w:p>
+    <w:p>
+      <w:pPr>
+        <w:pStyle w:val="Heading2"/>
+      </w:pPr>
+      <w:r>
+        <w:t>4.34 身份标签与多重人格（部分已实现 V3.9：身份标签；多重人格未实施）</w:t>
+      </w:r>
+    </w:p>
+    <w:p>
+      <w:pPr>
+        <w:pStyle w:val="ListBullet"/>
+      </w:pPr>
+      <w:r>
+        <w:t>身份标签：家庭成员可设置标签（如「爸爸」「妈妈」），每家庭一套（family_user_label 或 sys_user 扩展），展示于头像旁/动态作者/评论者/成员列表。</w:t>
+      </w:r>
+    </w:p>
+    <w:p>
+      <w:pPr>
+        <w:pStyle w:val="ListBullet"/>
+      </w:pPr>
+      <w:r>
+        <w:t>多重人格：一个账号拥有多个身份标签，发布博客/日记/评论/照片时选择当前人格，内容记录人格 ID 并展示人格名与颜色；会话级 currentLabel（Redis 或前端状态），与家庭切换正交。</w:t>
+      </w:r>
+    </w:p>
+    <w:p>
+      <w:pPr>
+        <w:pStyle w:val="Heading2"/>
+      </w:pPr>
+      <w:r>
+        <w:t>4.35 UI 重新设计（规划 V3.7，未实施）</w:t>
+      </w:r>
+    </w:p>
+    <w:p>
+      <w:pPr>
+        <w:pStyle w:val="ListBullet"/>
+      </w:pPr>
+      <w:r>
+        <w:t>统一设计语言（圆角/阴影/间距 token 化）、页面过渡动效、卡片悬停动效、加载骨架屏、暗色模式、移动端手势与触控优化。先首页与导航，再逐页推进。</w:t>
+      </w:r>
+    </w:p>
+    <w:p>
+      <w:pPr>
+        <w:pStyle w:val="Heading2"/>
+      </w:pPr>
+      <w:r>
+        <w:t>4.36 手机号注册与短信登录（规划 V3.8，未实施，依赖短信服务商）</w:t>
+      </w:r>
+    </w:p>
+    <w:p>
+      <w:pPr>
+        <w:pStyle w:val="ListBullet"/>
+      </w:pPr>
+      <w:r>
+        <w:t>短信验证码登录或密码登录（双通道）；短信注册的账号登录后可在设置页设置密码。</w:t>
+      </w:r>
+    </w:p>
+    <w:p>
+      <w:pPr>
+        <w:pStyle w:val="ListBullet"/>
+      </w:pPr>
+      <w:r>
+        <w:t>需短信服务商（阿里云短信等），未接入前先落地字段与流程（sys_user.phone 字段可复用）。</w:t>
+      </w:r>
+    </w:p>
+    <w:p>
+      <w:pPr>
+        <w:pStyle w:val="Heading2"/>
+      </w:pPr>
+      <w:r>
+        <w:t>4.37 运维管理页面（已实现 V3.8）</w:t>
+      </w:r>
+    </w:p>
+    <w:p>
+      <w:pPr>
+        <w:pStyle w:val="ListBullet"/>
+      </w:pPr>
+      <w:r>
+        <w:t>独立页面 /ops + 运维管理员角色（OPS）：仅能查看系统级信息（操作日志、服务器运行状态：内存/磁盘/接口健康检查、异常统计）。</w:t>
+      </w:r>
+    </w:p>
+    <w:p>
+      <w:pPr>
+        <w:pStyle w:val="ListBullet"/>
+      </w:pPr>
+      <w:r>
+        <w:t>不返回任何用户隐私（用户资料/内容/家庭数据一律不回）。入口：AppHeader 管理员菜单（仅 OPS 可见）。</w:t>
+      </w:r>
+    </w:p>
+    <w:p>
+      <w:pPr>
+        <w:pStyle w:val="Heading2"/>
+      </w:pPr>
+      <w:r>
+        <w:t>4.38 其他规划（V3.7 附录，未实施）</w:t>
+      </w:r>
+    </w:p>
+    <w:p>
+      <w:pPr>
+        <w:pStyle w:val="Heading2"/>
+      </w:pPr>
+      <w:r>
+        <w:t>4.39 移动端 PWA 体验增强（已实现 V4.0）：安装引导（Android/Chrome 原生安装条、iOS 分享添加主屏幕提示）、刘海屏安全区（safe-area-inset）、触控目标最小 44px、浏览器地址栏 theme-color 随明暗/主题色联动。</w:t>
+      </w:r>
+    </w:p>
+    <w:p>
+      <w:pPr>
+        <w:pStyle w:val="ListBullet"/>
+      </w:pPr>
+      <w:r>
+        <w:t>URL 家庭 ID 混淆加密：已用 share_token 落地（见 4.18）；后续可评估签名/加密 token 防重放。</w:t>
+      </w:r>
+    </w:p>
+    <w:p>
+      <w:pPr>
+        <w:pStyle w:val="ListBullet"/>
+      </w:pPr>
+      <w:r>
+        <w:t>自定义家庭路径访问（暂缓）。</w:t>
+      </w:r>
+    </w:p>
+    <w:p>
+      <w:pPr>
+        <w:pStyle w:val="Heading2"/>
+      </w:pPr>
+      <w:r>
+        <w:t>4.41 即时聊天室（已实现 V3.3）</w:t>
+      </w:r>
+    </w:p>
+    <w:p>
+      <w:pPr>
+        <w:pStyle w:val="ListBullet"/>
+      </w:pPr>
+      <w:r>
+        <w:t>family_chat_message 消息表 + family_chat_read 未读计数;原生 WebSocket（非 STOMP）,握手 ?token= 验 JWT,按家庭分房间广播。</w:t>
+      </w:r>
+    </w:p>
+    <w:p>
+      <w:pPr>
+        <w:pStyle w:val="ListBullet"/>
+      </w:pPr>
+      <w:r>
+        <w:t>发送即落库并广播;连接后拉取历史消息;接口 GET /chat/history、GET /chat/unread、POST /chat/read。</w:t>
+      </w:r>
+    </w:p>
+    <w:p>
+      <w:pPr>
+        <w:pStyle w:val="ListBullet"/>
+      </w:pPr>
+      <w:r>
+        <w:t>前端 /chat 页:气泡列表+自动滚动+在线提示;首页模块「聊天室」(life, sort 12)。</w:t>
+      </w:r>
+    </w:p>
+    <w:p>
+      <w:pPr>
+        <w:pStyle w:val="Heading2"/>
+      </w:pPr>
+      <w:r>
+        <w:t>4.42 任务悬赏（已实现 V3.4）</w:t>
+      </w:r>
+    </w:p>
+    <w:p>
+      <w:pPr>
+        <w:pStyle w:val="ListBullet"/>
+      </w:pPr>
+      <w:r>
+        <w:t>family_task:发布者设定奖励（无/积分/物品）,成员领取后完成申报,发布者确认结算(reward_type=1 实时入账领取人积分)。</w:t>
+      </w:r>
+    </w:p>
+    <w:p>
+      <w:pPr>
+        <w:pStyle w:val="ListBullet"/>
+      </w:pPr>
+      <w:r>
+        <w:t>状态机:待领取→进行中→待确认→已完成;放弃/取消回到前态。</w:t>
+      </w:r>
+    </w:p>
+    <w:p>
+      <w:pPr>
+        <w:pStyle w:val="ListBullet"/>
+      </w:pPr>
+      <w:r>
+        <w:t>接口 /task:list/create/claim/abandon/finish/confirm/cancel;前端 /task 页按身份渲染操作。首页模块「任务悬赏」(life, sort 7)。</w:t>
+      </w:r>
+    </w:p>
+    <w:p>
+      <w:pPr>
         <w:pStyle w:val="Heading1"/>
       </w:pPr>
       <w:r>
@@ -8258,7 +9242,7 @@
         <w:pStyle w:val="Heading2"/>
       </w:pPr>
       <w:r>
-        <w:t>6.9 sys_invitation_code（邀请码表）</w:t>
+        <w:t>6.9 family_invitation_code（邀请码表）</w:t>
       </w:r>
     </w:p>
     <w:tbl>
@@ -9723,7 +10707,7 @@
         <w:pStyle w:val="Heading2"/>
       </w:pPr>
       <w:r>
-        <w:t>6.13 sys_notification（消息通知表）</w:t>
+        <w:t>6.13 family_notification（消息通知表）</w:t>
       </w:r>
     </w:p>
     <w:p>
@@ -13895,10 +14879,322 @@
     </w:tbl>
     <w:p>
       <w:pPr>
+        <w:pStyle w:val="Heading2"/>
+      </w:pPr>
+      <w:r>
+        <w:t>6.21 字段变更（V3.x）</w:t>
+      </w:r>
+    </w:p>
+    <w:p>
+      <w:pPr>
+        <w:pStyle w:val="ListBullet"/>
+      </w:pPr>
+      <w:r>
+        <w:t>sys_user：email 全局唯一（uk_email），即登录账号；新增 default_family_id（默认家庭，可空）；nickname 默认取邮箱前缀。</w:t>
+      </w:r>
+    </w:p>
+    <w:p>
+      <w:pPr>
+        <w:pStyle w:val="ListBullet"/>
+      </w:pPr>
+      <w:r>
+        <w:t>sys_family_info：新增 share_token VARCHAR(16)（混淆分享 ID，注册时生成）；is_public 默认 0（新家庭默认私有）。</w:t>
+      </w:r>
+    </w:p>
+    <w:p>
+      <w:pPr>
+        <w:pStyle w:val="Heading2"/>
+      </w:pPr>
+      <w:r>
+        <w:t>6.22 family_anniversary（家庭纪念日表，已实现 V2.2）</w:t>
+      </w:r>
+    </w:p>
+    <w:p>
+      <w:pPr>
+        <w:pStyle w:val="ListBullet"/>
+      </w:pPr>
+      <w:r>
+        <w:t>user_id（可空=家庭级）、calendar（solar/lunar）、is_leap（农历闰月）、month/day、recurring（0单次/1每年）、family_id、软删。</w:t>
+      </w:r>
+    </w:p>
+    <w:p>
+      <w:pPr>
+        <w:pStyle w:val="Heading2"/>
+      </w:pPr>
+      <w:r>
+        <w:t>6.23 content_like（点赞表，已实现 V3.0）</w:t>
+      </w:r>
+    </w:p>
+    <w:p>
+      <w:pPr>
+        <w:pStyle w:val="ListBullet"/>
+      </w:pPr>
+      <w:r>
+        <w:t>content_type + content_id + user_id + family_id，UNIQUE 防重复。</w:t>
+      </w:r>
+    </w:p>
+    <w:p>
+      <w:pPr>
+        <w:pStyle w:val="Heading2"/>
+      </w:pPr>
+      <w:r>
+        <w:t>6.24 content_video / content_video_wish（放映厅，已实现 V3.2）</w:t>
+      </w:r>
+    </w:p>
+    <w:p>
+      <w:pPr>
+        <w:pStyle w:val="ListBullet"/>
+      </w:pPr>
+      <w:r>
+        <w:t>video：media_type/genres/region/year/language/duration/episodes/director/actors/rating/intro/poster/video_url/uploader_id/family_id/visibility/软删。</w:t>
+      </w:r>
+    </w:p>
+    <w:p>
+      <w:pPr>
+        <w:pStyle w:val="ListBullet"/>
+      </w:pPr>
+      <w:r>
+        <w:t>video_wish：title/genres/reason/status(0待入库 1已入库)/requester_id/family_id。</w:t>
+      </w:r>
+    </w:p>
+    <w:p>
+      <w:pPr>
+        <w:pStyle w:val="Heading2"/>
+      </w:pPr>
+      <w:r>
+        <w:t>6.25 family_checkin（签到表，已实现 V3.4）</w:t>
+      </w:r>
+    </w:p>
+    <w:p>
+      <w:pPr>
+        <w:pStyle w:val="ListBullet"/>
+      </w:pPr>
+      <w:r>
+        <w:t>user_id/family_id/checkin_date（UNIQUE 每日一次）/points/streak 连续天数。</w:t>
+      </w:r>
+    </w:p>
+    <w:p>
+      <w:pPr>
+        <w:pStyle w:val="Heading2"/>
+      </w:pPr>
+      <w:r>
+        <w:t>6.26 family_points_record / family_points_product / family_points_order（积分体系，已实现 V3.4）</w:t>
+      </w:r>
+    </w:p>
+    <w:p>
+      <w:pPr>
+        <w:pStyle w:val="ListBullet"/>
+      </w:pPr>
+      <w:r>
+        <w:t>record：user_id/change/type（签到/发布奖励/兑换支出）/balance 流水；product：名称/图标/所需积分/库存上限/每人限兑次数；order：兑换记录/状态。</w:t>
+      </w:r>
+    </w:p>
+    <w:p>
+      <w:pPr>
+        <w:pStyle w:val="Heading2"/>
+      </w:pPr>
+      <w:r>
+        <w:t>6.27 family_reminder（提醒事项，已实现 V3.4）</w:t>
+      </w:r>
+    </w:p>
+    <w:p>
+      <w:pPr>
+        <w:pStyle w:val="ListBullet"/>
+      </w:pPr>
+      <w:r>
+        <w:t>title/content/remind_at/repeat（一次性/每日/每周/每月）/family_id/created_by/status/完成标记。</w:t>
+      </w:r>
+    </w:p>
+    <w:p>
+      <w:pPr>
+        <w:pStyle w:val="Heading2"/>
+      </w:pPr>
+      <w:r>
+        <w:t>6.28 family_plan / family_plan_task（家庭计划，已实现 V3.4）</w:t>
+      </w:r>
+    </w:p>
+    <w:p>
+      <w:pPr>
+        <w:pStyle w:val="ListBullet"/>
+      </w:pPr>
+      <w:r>
+        <w:t>plan：title/description/target_date/progress/status/family_id/created_by；task：plan_id/title/assignee_id/done/due_date。</w:t>
+      </w:r>
+    </w:p>
+    <w:p>
+      <w:pPr>
+        <w:pStyle w:val="Heading2"/>
+      </w:pPr>
+      <w:r>
+        <w:t>6.29 family_tree（家谱，已实现 V3.5）</w:t>
+      </w:r>
+    </w:p>
+    <w:p>
+      <w:pPr>
+        <w:pStyle w:val="ListBullet"/>
+      </w:pPr>
+      <w:r>
+        <w:t>person_id/name/gender/birth_date/photo/mother_id/father_id/partner_id/spouse/note/family_id。</w:t>
+      </w:r>
+    </w:p>
+    <w:p>
+      <w:pPr>
+        <w:pStyle w:val="Heading2"/>
+      </w:pPr>
+      <w:r>
+        <w:t>6.30 family_book_record（记账，已实现 V3.5，单表无账户）</w:t>
+      </w:r>
+    </w:p>
+    <w:p>
+      <w:pPr>
+        <w:pStyle w:val="ListBullet"/>
+      </w:pPr>
+      <w:r>
+        <w:t>account 账户；record：类型（支出/收入/转账）/金额/分类/记录人/日期/备注/账单明细。</w:t>
+      </w:r>
+    </w:p>
+    <w:p>
+      <w:pPr>
+        <w:pStyle w:val="Heading2"/>
+      </w:pPr>
+      <w:r>
+        <w:t>6.31 规划预留（V3.5 主题）</w:t>
+      </w:r>
+    </w:p>
+    <w:p>
+      <w:pPr>
+        <w:pStyle w:val="ListBullet"/>
+      </w:pPr>
+      <w:r>
+        <w:t>sys_theme（主题系统）；family_user_label（身份标签，V3.7）；content_wish（通用愿望单，V3.4）。</w:t>
+      </w:r>
+    </w:p>
+    <w:p>
+      <w:pPr>
+        <w:pStyle w:val="Heading2"/>
+      </w:pPr>
+      <w:r>
+        <w:t>6.32 family_chat_message / family_chat_read（聊天室,已实现 V3.3）</w:t>
+      </w:r>
+    </w:p>
+    <w:p>
+      <w:pPr>
+        <w:pStyle w:val="ListBullet"/>
+      </w:pPr>
+      <w:r>
+        <w:t>chat_message: family_id/sender_id/content/created_at;chat_read: user_id/family_id/未读数。</w:t>
+      </w:r>
+    </w:p>
+    <w:p>
+      <w:pPr>
+        <w:pStyle w:val="Heading2"/>
+      </w:pPr>
+      <w:r>
+        <w:t>6.33 family_task（任务悬赏,已实现 V3.4）</w:t>
+      </w:r>
+    </w:p>
+    <w:p>
+      <w:pPr>
+        <w:pStyle w:val="ListBullet"/>
+      </w:pPr>
+      <w:r>
+        <w:t>family_id/title/description/reward_type(0无 1积分 2物品)/reward_points/reward_item/status(0待领取 1进行中 2待确认 3已完成 4已取消)/created_by/assignee_id。</w:t>
+      </w:r>
+    </w:p>
+    <w:p>
+      <w:pPr>
+        <w:pStyle w:val="Heading2"/>
+      </w:pPr>
+      <w:r>
+        <w:t>6.34 family_user_label（身份标签,已实现 V3.9）</w:t>
+      </w:r>
+    </w:p>
+    <w:p>
+      <w:pPr>
+        <w:pStyle w:val="ListBullet"/>
+      </w:pPr>
+      <w:r>
+        <w:t>user_id/family_id/label/color（每家庭一套）;接口 GET/PUT/DELETE /profile/label;成员列表 LEFT JOIN 返回 label。</w:t>
+      </w:r>
+    </w:p>
+    <w:p>
+      <w:pPr>
+        <w:pStyle w:val="Heading2"/>
+      </w:pPr>
+      <w:r>
+        <w:t>6.35 family_book_record（记账,已实现 V3.5）</w:t>
+      </w:r>
+    </w:p>
+    <w:p>
+      <w:pPr>
+        <w:pStyle w:val="ListBullet"/>
+      </w:pPr>
+      <w:r>
+        <w:t>type(0支出 1收入 2转账)/amount/category/note/recorded_by/recorded_at/family_id;接口 /book list/create/update/delete + 月度统计。</w:t>
+      </w:r>
+    </w:p>
+    <w:p>
+      <w:pPr>
         <w:pStyle w:val="Heading1"/>
       </w:pPr>
       <w:r>
         <w:t>7. 接口设计（REST API 摘要）</w:t>
+      </w:r>
+    </w:p>
+    <w:p>
+      <w:pPr>
+        <w:pStyle w:val="ListBullet"/>
+      </w:pPr>
+      <w:r>
+        <w:t>新增公开接口：GET /public/home?hid=&amp;home_id=（首页聚合）、GET /public/feed?hid=（动态流，访客仅公开内容）。</w:t>
+      </w:r>
+    </w:p>
+    <w:p>
+      <w:pPr>
+        <w:pStyle w:val="ListBullet"/>
+      </w:pPr>
+      <w:r>
+        <w:t>新增认证接口：GET /auth/captcha（图形验证码）、GET /auth/families（我的家庭）、POST /auth/family/switch（切换/设默认）、POST /auth/join（凭码加入）、POST /auth/refresh（续期，含默认家庭解析）。</w:t>
+      </w:r>
+    </w:p>
+    <w:p>
+      <w:pPr>
+        <w:pStyle w:val="ListBullet"/>
+      </w:pPr>
+      <w:r>
+        <w:t>新增内容接口：POST /like/toggle、GET /like/state（点赞）；POST /video/upload、POST/PUT/DELETE /video/{id}、GET /video/list、POST /video/wish、GET /video/wish/list、PUT /video/wish/{id}/done、DELETE /video/wish/{id}（放映厅）；GET /anniversary/list、POST /anniversary、PUT/DELETE /anniversary/{id}（纪念日）。</w:t>
+      </w:r>
+    </w:p>
+    <w:p>
+      <w:pPr>
+        <w:pStyle w:val="ListBullet"/>
+      </w:pPr>
+      <w:r>
+        <w:t>新增家庭接口：GET /family/search、POST /family/apply、GET /family/apply/list、PUT /family/apply/{id}?action=approve|reject（公开家庭申请与审核，通知同步）。</w:t>
+      </w:r>
+    </w:p>
+    <w:p>
+      <w:pPr>
+        <w:pStyle w:val="ListBullet"/>
+      </w:pPr>
+      <w:r>
+        <w:t>新增通知接口：GET /notification/list、GET /notification/unread-count、PUT /notification/{id}/read、PUT /notification/read-all。</w:t>
+      </w:r>
+    </w:p>
+    <w:p>
+      <w:pPr>
+        <w:pStyle w:val="ListBullet"/>
+      </w:pPr>
+      <w:r>
+        <w:t>登录/注册请求体变更：登录 {email, password, captchaId, captchaCode}；注册 {email, password, confirmPassword, captchaId, captchaCode, familyName?|inviteCode?}（无 username/nickname）。</w:t>
+      </w:r>
+    </w:p>
+    <w:p>
+      <w:pPr>
+        <w:pStyle w:val="ListBullet"/>
+      </w:pPr>
+      <w:r>
+        <w:t>新增功能接口：/chat（聊天室历史/未读/标记已读）、/reminder（提醒）、/plan（家庭计划+子任务）、/wish（愿望单）、/book（记账+月度统计）、/task（任务悬赏状态机）、/tree（家谱 CRUD）、/points（签到/积分/商城/订单/核销）、/cascade（随机照片瀑布）、/profile/label（身份标签）。</w:t>
       </w:r>
     </w:p>
     <w:p>
@@ -15779,6 +17075,132 @@
       </w:tr>
     </w:tbl>
     <w:p>
+      <w:pPr/>
+      <w:r>
+        <w:t>以下为按版本整理的实施里程碑：</w:t>
+      </w:r>
+    </w:p>
+    <w:p>
+      <w:pPr>
+        <w:pStyle w:val="ListBullet"/>
+      </w:pPr>
+      <w:r>
+        <w:t>V1.0（已交付）：登录注册、博客、生活日志、相册、首页模块化。</w:t>
+      </w:r>
+    </w:p>
+    <w:p>
+      <w:pPr>
+        <w:pStyle w:val="ListBullet"/>
+      </w:pPr>
+      <w:r>
+        <w:t>V2.0（已交付）：RBAC 权限模型、AOP 操作日志、家庭设置/个人资料。</w:t>
+      </w:r>
+    </w:p>
+    <w:p>
+      <w:pPr>
+        <w:pStyle w:val="ListBullet"/>
+      </w:pPr>
+      <w:r>
+        <w:t>V2.2（已交付）：家庭纪念日（阳历/农历/闰月/重复）、相册照片管理、成员管理（邀请制）。</w:t>
+      </w:r>
+    </w:p>
+    <w:p>
+      <w:pPr>
+        <w:pStyle w:val="ListBullet"/>
+      </w:pPr>
+      <w:r>
+        <w:t>V3.0（已交付）：统一点赞/评论（树形回复）、站内通知、邀请码注册加入、权限注解 @RequirePermission。</w:t>
+      </w:r>
+    </w:p>
+    <w:p>
+      <w:pPr>
+        <w:pStyle w:val="ListBullet"/>
+      </w:pPr>
+      <w:r>
+        <w:t>V3.0.1（已交付）：TraceId 链路追踪；V3.0.2（已交付）：SQL 日志过滤结果集。</w:t>
+      </w:r>
+    </w:p>
+    <w:p>
+      <w:pPr>
+        <w:pStyle w:val="ListBullet"/>
+      </w:pPr>
+      <w:r>
+        <w:t>V3.1（已交付）：首页快捷入口分类（category）与「更多功能」页。</w:t>
+      </w:r>
+    </w:p>
+    <w:p>
+      <w:pPr>
+        <w:pStyle w:val="ListBullet"/>
+      </w:pPr>
+      <w:r>
+        <w:t>V3.2（已交付）：放映厅（视频库+想看）、模块重命名、大文件上传限制（500MB）。</w:t>
+      </w:r>
+    </w:p>
+    <w:p>
+      <w:pPr>
+        <w:pStyle w:val="ListBullet"/>
+      </w:pPr>
+      <w:r>
+        <w:t>V3.3（已交付）：即时聊天室（原生 WebSocket）、默认可见范围=家庭可见(3)、家庭封面入口下线。</w:t>
+      </w:r>
+    </w:p>
+    <w:p>
+      <w:pPr>
+        <w:pStyle w:val="ListBullet"/>
+      </w:pPr>
+      <w:r>
+        <w:t>V3.6（已交付）：多家庭方案（主家庭/当前家庭、切换、四种加入方式、演示家庭）。</w:t>
+      </w:r>
+    </w:p>
+    <w:p>
+      <w:pPr>
+        <w:pStyle w:val="ListBullet"/>
+      </w:pPr>
+      <w:r>
+        <w:t>V3.7（已交付）：混淆分享 ID（share_token/?hid=）、默认家庭概念、注册流程改造（邮箱+确认密码+验证码、注册后跳登录）、登出保持 URL、操作日志移出普通用户页面。</w:t>
+      </w:r>
+    </w:p>
+    <w:p>
+      <w:pPr>
+        <w:pStyle w:val="ListBullet"/>
+      </w:pPr>
+      <w:r>
+        <w:t>V3.8（已交付）：登录改用邮箱+图形验证码（测试固定 qwer）、注册免用户名/昵称（账号=邮箱）、uk_email 唯一约束、代码注释规范、单实现接口合并与死代码清理。</w:t>
+      </w:r>
+    </w:p>
+    <w:p>
+      <w:pPr>
+        <w:pStyle w:val="ListBullet"/>
+      </w:pPr>
+      <w:r>
+        <w:t>V3.4（已交付）：签到+积分商城、任务悬赏、提醒事项、家庭计划、通用愿望单、照片瀑布。</w:t>
+      </w:r>
+    </w:p>
+    <w:p>
+      <w:pPr>
+        <w:pStyle w:val="ListBullet"/>
+      </w:pPr>
+      <w:r>
+        <w:t>V3.5（已交付）：家谱、记账本、背景音乐；（规划中）用户使用指导、商业化部署与盈利模式、广告模块、页面主题与纪念日主题。</w:t>
+      </w:r>
+    </w:p>
+    <w:p>
+      <w:pPr>
+        <w:pStyle w:val="ListBullet"/>
+      </w:pPr>
+      <w:r>
+        <w:t>V3.7 剩余（规划中）：多重人格、UI 重新设计。</w:t>
+      </w:r>
+    </w:p>
+    <w:p>
+      <w:pPr>
+        <w:pStyle w:val="ListBullet"/>
+      </w:pPr>
+      <w:r>
+        <w:t>V3.8（已交付）：运维管理页面与 OPS 角色；（规划中）手机号注册与短信登录。</w:t>
+      </w:r>
+    </w:p>
+    <w:p>
       <w:pPr>
         <w:pStyle w:val="Heading1"/>
       </w:pPr>
@@ -16031,6 +17453,338 @@
         </w:tc>
       </w:tr>
     </w:tbl>
+    <w:p>
+      <w:pPr>
+        <w:pStyle w:val="Heading1"/>
+      </w:pPr>
+      <w:r>
+        <w:t>10. 功能实施总览与版本规划（截至 2026-08，V3.9）</w:t>
+      </w:r>
+    </w:p>
+    <w:p>
+      <w:r>
+        <w:t>本章汇总 ihomy 全部已实现与规划功能，作为功能清单总览；各功能细节见第 4、6、7 章对应小节。</w:t>
+      </w:r>
+    </w:p>
+    <w:p>
+      <w:pPr>
+        <w:pStyle w:val="Heading2"/>
+      </w:pPr>
+      <w:r>
+        <w:t>10.1 已实现功能清单</w:t>
+      </w:r>
+    </w:p>
+    <w:p>
+      <w:pPr>
+        <w:pStyle w:val="ListBullet"/>
+      </w:pPr>
+      <w:r>
+        <w:t>用户与家庭：注册（邮箱+确认密码+图形验证码，邀请码加入或创建家庭）、登录/登出（邮箱+验证码，JWT 双 token）、密码找回（邮箱自助）、个人资料（昵称/头像/生日/性别）</w:t>
+      </w:r>
+    </w:p>
+    <w:p>
+      <w:pPr>
+        <w:pStyle w:val="ListBullet"/>
+      </w:pPr>
+      <w:r>
+        <w:t>家庭：家庭信息/简介/封面/访客公开开关、多家庭方案（主家庭+当前家庭切换+默认家庭）、家庭分享链接（hid 混淆 token）、成员管理（角色/移出/邀请码）、公开家庭搜索与入家申请审核（V3.6）</w:t>
+      </w:r>
+    </w:p>
+    <w:p>
+      <w:pPr>
+        <w:pStyle w:val="ListBullet"/>
+      </w:pPr>
+      <w:r>
+        <w:t>内容：博客（标签/可见范围 0仅自己/3家庭/4公开）、日记（多图）、相册/照片（批量上传/备注/位置时间）、评论与回复树、统一点赞、站内通知铃铛</w:t>
+      </w:r>
+    </w:p>
+    <w:p>
+      <w:pPr>
+        <w:pStyle w:val="ListBullet"/>
+      </w:pPr>
+      <w:r>
+        <w:t>家庭纪念日（V2.2）：阳历/农历+闰月、关联成员、每年重复、首页倒计时</w:t>
+      </w:r>
+    </w:p>
+    <w:p>
+      <w:pPr>
+        <w:pStyle w:val="ListBullet"/>
+      </w:pPr>
+      <w:r>
+        <w:t>放映厅（V3.2）：视频库（豆瓣式属性+内嵌播放，500MB 大文件上传）+ 想看列表</w:t>
+      </w:r>
+    </w:p>
+    <w:p>
+      <w:pPr>
+        <w:pStyle w:val="ListBullet"/>
+      </w:pPr>
+      <w:r>
+        <w:t>签到积分商城（V3.4）：每日签到+连续加成、内容奖励（博客/日记/照片/视频）、积分商品兑换+核销、家长上架管理</w:t>
+      </w:r>
+    </w:p>
+    <w:p>
+      <w:pPr>
+        <w:pStyle w:val="ListBullet"/>
+      </w:pPr>
+      <w:r>
+        <w:t>任务悬赏（V3.4）：发布/认领/完成申报/确认结算（积分或物品）</w:t>
+      </w:r>
+    </w:p>
+    <w:p>
+      <w:pPr>
+        <w:pStyle w:val="ListBullet"/>
+      </w:pPr>
+      <w:r>
+        <w:t>提醒事项（V3.4）：一次性/每日/每周/每月，定时站内通知全家庭</w:t>
+      </w:r>
+    </w:p>
+    <w:p>
+      <w:pPr>
+        <w:pStyle w:val="ListBullet"/>
+      </w:pPr>
+      <w:r>
+        <w:t>家庭计划（V3.4）：计划+子任务+完成度联动进度</w:t>
+      </w:r>
+    </w:p>
+    <w:p>
+      <w:pPr>
+        <w:pStyle w:val="ListBullet"/>
+      </w:pPr>
+      <w:r>
+        <w:t>愿望单（V3.4）：全家共享愿望、分类、达成/放弃</w:t>
+      </w:r>
+    </w:p>
+    <w:p>
+      <w:pPr>
+        <w:pStyle w:val="ListBullet"/>
+      </w:pPr>
+      <w:r>
+        <w:t>记账本（V3.5）：支出/收入/转账、月度统计+分类榜（单表实现，无多账户）</w:t>
+      </w:r>
+    </w:p>
+    <w:p>
+      <w:pPr>
+        <w:pStyle w:val="ListBullet"/>
+      </w:pPr>
+      <w:r>
+        <w:t>家庭聊天室（V3.3）：WebSocket 实时聊天（按家庭分房间）、历史记录+未读数+已读游标</w:t>
+      </w:r>
+    </w:p>
+    <w:p>
+      <w:pPr>
+        <w:pStyle w:val="ListBullet"/>
+      </w:pPr>
+      <w:r>
+        <w:t>运维管理（V3.8）：OPS 角色 + /ops 页面（资源统计/服务器状态/操作日志检索），隔离过滤器</w:t>
+      </w:r>
+    </w:p>
+    <w:p>
+      <w:pPr>
+        <w:pStyle w:val="ListBullet"/>
+      </w:pPr>
+      <w:r>
+        <w:t>平台与工程：RBAC 权限模型、操作日志（AOP+链路追踪 traceId）、SQL 日志、PWA 三端、国际化（V4.0，vue-i18n 中英全页、顶栏/设置页切换）、字典表重构（V3.9，状态类型字段英文单词化）、身份标签（V3.9，family_user_label）</w:t>
+      </w:r>
+    </w:p>
+    <w:p>
+      <w:pPr>
+        <w:pStyle w:val="Heading2"/>
+      </w:pPr>
+      <w:r>
+        <w:t>10.2 规划（未实施）功能清单</w:t>
+      </w:r>
+    </w:p>
+    <w:p>
+      <w:pPr>
+        <w:pStyle w:val="ListBullet"/>
+      </w:pPr>
+      <w:r>
+        <w:t>随机照片瀑布（已实现 V4.0）：照片卡片 3D 翻转飘落、悬停翻正、全屏浏览</w:t>
+      </w:r>
+    </w:p>
+    <w:p>
+      <w:pPr>
+        <w:pStyle w:val="ListBullet"/>
+      </w:pPr>
+      <w:r>
+        <w:t>用户使用指导（V3.5）：新用户引导/帮助页/首次登录弹窗</w:t>
+      </w:r>
+    </w:p>
+    <w:p>
+      <w:pPr>
+        <w:pStyle w:val="ListBullet"/>
+      </w:pPr>
+      <w:r>
+        <w:t>商业化部署与盈利模式（V3.5）：订阅制（免费/高级）+ 存储扩容，多租户 SaaS 评估</w:t>
+      </w:r>
+    </w:p>
+    <w:p>
+      <w:pPr>
+        <w:pStyle w:val="ListBullet"/>
+      </w:pPr>
+      <w:r>
+        <w:t>广告模块（V3.5）：首推家庭公告/赞助位，自营不接第三方广告网（隐私）</w:t>
+      </w:r>
+    </w:p>
+    <w:p>
+      <w:pPr>
+        <w:pStyle w:val="ListBullet"/>
+      </w:pPr>
+      <w:r>
+        <w:t>家谱（V3.5）：family_tree 树形结构+世代视图</w:t>
+      </w:r>
+    </w:p>
+    <w:p>
+      <w:pPr>
+        <w:pStyle w:val="ListBullet"/>
+      </w:pPr>
+      <w:r>
+        <w:t>页面主题与纪念日主题（已实现 V4.0）：明暗模式/5 主题色/今日纪念日横幅（后端 stats.todayEvent 返回生日或纪念日，首页自动高亮）</w:t>
+      </w:r>
+    </w:p>
+    <w:p>
+      <w:pPr>
+        <w:pStyle w:val="ListBullet"/>
+      </w:pPr>
+      <w:r>
+        <w:t>背景音乐（V3.5）：全局开关+可选曲目，登录家庭使用</w:t>
+      </w:r>
+    </w:p>
+    <w:p>
+      <w:pPr>
+        <w:pStyle w:val="ListBullet"/>
+      </w:pPr>
+      <w:r>
+        <w:t>国际化 i18n（已实现 V4.0）：vue-i18n 中英文，语言偏好用户级</w:t>
+      </w:r>
+    </w:p>
+    <w:p>
+      <w:pPr>
+        <w:pStyle w:val="ListBullet"/>
+      </w:pPr>
+      <w:r>
+        <w:t>多重人格模式（V3.7）：一套账号多身份标签，操作时切换人格（依赖身份标签，已具备数据基础）</w:t>
+      </w:r>
+    </w:p>
+    <w:p>
+      <w:pPr>
+        <w:pStyle w:val="ListBullet"/>
+      </w:pPr>
+      <w:r>
+        <w:t>UI 重新设计（V3.7）：设计语言 token 化、页面过渡动效、骨架屏、暗色模式</w:t>
+      </w:r>
+    </w:p>
+    <w:p>
+      <w:pPr>
+        <w:pStyle w:val="ListBullet"/>
+      </w:pPr>
+      <w:r>
+        <w:t>手机号注册与短信登录（V3.8）：需接入短信服务商（阿里云等）</w:t>
+      </w:r>
+    </w:p>
+    <w:p>
+      <w:pPr>
+        <w:pStyle w:val="ListBullet"/>
+      </w:pPr>
+      <w:r>
+        <w:t>优化创建家庭逻辑（V3.3 剩余）：初始化示例内容，清理空家庭垃圾数据</w:t>
+      </w:r>
+    </w:p>
+    <w:p>
+      <w:pPr>
+        <w:pStyle w:val="Heading2"/>
+      </w:pPr>
+      <w:r>
+        <w:t>10.3 规划事项优先级建议（建议开发顺序）</w:t>
+      </w:r>
+    </w:p>
+    <w:p>
+      <w:r>
+        <w:t>高优先（体验与留存核心，无外部依赖）</w:t>
+      </w:r>
+    </w:p>
+    <w:p>
+      <w:pPr>
+        <w:pStyle w:val="ListBullet"/>
+      </w:pPr>
+      <w:r>
+        <w:t>UI 重新设计与主题系统（V3.5/V3.7 合并推进：先设计语言 token+明暗模式+页面过渡）</w:t>
+      </w:r>
+    </w:p>
+    <w:p>
+      <w:pPr>
+        <w:pStyle w:val="ListBullet"/>
+      </w:pPr>
+      <w:r>
+        <w:t>家谱（V3.5）：数据封闭独立，直接提升家庭归属感</w:t>
+      </w:r>
+    </w:p>
+    <w:p>
+      <w:pPr>
+        <w:pStyle w:val="ListBullet"/>
+      </w:pPr>
+      <w:r>
+        <w:t>（已删：照片瀑布已交付 V4.0）</w:t>
+      </w:r>
+    </w:p>
+    <w:p>
+      <w:r>
+        <w:t>中优先（功能完善）</w:t>
+      </w:r>
+    </w:p>
+    <w:p>
+      <w:pPr>
+        <w:pStyle w:val="ListBullet"/>
+      </w:pPr>
+      <w:r>
+        <w:t>用户使用指导（V3.5）：低开发者成本、明显减新手流失</w:t>
+      </w:r>
+    </w:p>
+    <w:p>
+      <w:pPr>
+        <w:pStyle w:val="ListBullet"/>
+      </w:pPr>
+      <w:r>
+        <w:t>背景音乐（V3.5）：开关+曲目选择，改动小</w:t>
+      </w:r>
+    </w:p>
+    <w:p>
+      <w:pPr>
+        <w:pStyle w:val="ListBullet"/>
+      </w:pPr>
+      <w:r>
+        <w:t>广告模块（V3.5 家庭公告位）/ 手机号注册（需先接短信商）</w:t>
+      </w:r>
+    </w:p>
+    <w:p>
+      <w:r>
+        <w:t>低优先（依赖前期决策或成本高）</w:t>
+      </w:r>
+    </w:p>
+    <w:p>
+      <w:pPr>
+        <w:pStyle w:val="ListBullet"/>
+      </w:pPr>
+      <w:r>
+        <w:t>（已删：i18n 已交付 V4.0）</w:t>
+      </w:r>
+    </w:p>
+    <w:p>
+      <w:pPr>
+        <w:pStyle w:val="ListBullet"/>
+      </w:pPr>
+      <w:r>
+        <w:t>多重人格（V3.7）：依赖身份标签，作为后续增强</w:t>
+      </w:r>
+    </w:p>
+    <w:p>
+      <w:pPr>
+        <w:pStyle w:val="ListBullet"/>
+      </w:pPr>
+      <w:r>
+        <w:t>商业化与多租户（V3.5）：先保持家庭单租户稳定，商业化场景明确后再做</w:t>
+      </w:r>
+    </w:p>
     <w:sectPr>
       <w:pgSz w:w="12240" w:h="15840"/>
       <w:pgMar w:top="1440" w:right="1800" w:bottom="1440" w:left="1800" w:header="720" w:footer="720" w:gutter="0"/>

--- a/docs/需求规格说明书.docx
+++ b/docs/需求规格说明书.docx
@@ -461,6 +461,24 @@
         </w:tc>
       </w:tr>
     </w:tbl>
+    <w:p>
+      <w:pPr/>
+      <w:r>
+        <w:t>V5.1 | 2026-08 | 文件硬删除：删除照片/相册/视频改为物理删除 DB 记录并删除磁盘文件（FileService.deleteByUrl）；视频由软删改为硬删；自定义 XML DELETE 绕过 MyBatis-Plus 全局逻辑删除。</w:t>
+      </w:r>
+    </w:p>
+    <w:p>
+      <w:pPr/>
+      <w:r>
+        <w:t>V5.0 | 2026-08 | 物品定位 1 期：五级粒度（家&gt;房子&gt;房间&gt;家具&gt;位置，支持多套房多楼层），房子/房间/家具/物品 CRUD + 跨级搜索；2 期户型图/3 期 AI 语义待做。</w:t>
+      </w:r>
+    </w:p>
+    <w:p>
+      <w:pPr/>
+      <w:r>
+        <w:t>V4.1 | 2026-08 | 存储管理：家庭级存储设备（sys_storage_device）、文件资源管理器、一键同步建相册；SideTabs 每日一图/每日知识；设置页三大类重构；上传目录改为分类结构（pictures/videos/files/music）。</w:t>
+      </w:r>
+    </w:p>
     <w:p>
       <w:r>
         <w:rPr/>
@@ -4556,7 +4574,7 @@
           <w:sz w:val="22"/>
           <w:rFonts w:eastAsia="宋体" w:ascii="宋体" w:hAnsi="宋体"/>
         </w:rPr>
-        <w:t>支持照片描述、删除。</w:t>
+        <w:t>支持照片描述；删除照片为硬删除（物理删除 DB 记录 + 删除磁盘文件，绕过逻辑删除）。</w:t>
       </w:r>
     </w:p>
     <w:p>
@@ -4570,7 +4588,7 @@
           <w:sz w:val="22"/>
           <w:rFonts w:eastAsia="宋体" w:ascii="宋体" w:hAnsi="宋体"/>
         </w:rPr>
-        <w:t>相册可设置封面照片。</w:t>
+        <w:t>相册可设置封面照片；删除相册连带硬删所有照片记录与对应文件。</w:t>
       </w:r>
     </w:p>
     <w:p>
@@ -5401,7 +5419,7 @@
         <w:pStyle w:val="ListBullet"/>
       </w:pPr>
       <w:r>
-        <w:t>视频增删改校验上传者本人或家长；列表支持按家庭过滤 + 关键字/类型搜索。</w:t>
+        <w:t>视频增删改校验上传者本人或家长；删除视频为硬删除（物理删除记录 + 删除视频文件与海报）；列表支持按家庭过滤 + 关键字/类型搜索。</w:t>
       </w:r>
     </w:p>
     <w:p>
@@ -17458,7 +17476,7 @@
         <w:pStyle w:val="Heading1"/>
       </w:pPr>
       <w:r>
-        <w:t>10. 功能实施总览与版本规划（截至 2026-08，V3.9）</w:t>
+        <w:t>10. 功能实施总览与版本规划（截至 2026-08，V5.1）</w:t>
       </w:r>
     </w:p>
     <w:p>
@@ -17584,6 +17602,22 @@
       </w:pPr>
       <w:r>
         <w:t>平台与工程：RBAC 权限模型、操作日志（AOP+链路追踪 traceId）、SQL 日志、PWA 三端、国际化（V4.0，vue-i18n 中英全页、顶栏/设置页切换）、字典表重构（V3.9，状态类型字段英文单词化）、身份标签（V3.9，family_user_label）</w:t>
+      </w:r>
+    </w:p>
+    <w:p>
+      <w:pPr>
+        <w:pStyle w:val="ListBullet"/>
+      </w:pPr>
+      <w:r>
+        <w:t>物品定位（V5.0，1 期）：五级粒度（家&gt;房子&gt;房间&gt;家具&gt;位置，多套房多楼层），CRUD + 跨级搜索；2 期户型图/3 期 AI 语义待做</w:t>
+      </w:r>
+    </w:p>
+    <w:p>
+      <w:pPr>
+        <w:pStyle w:val="ListBullet"/>
+      </w:pPr>
+      <w:r>
+        <w:t>文件硬删除（V5.1）：删除照片/相册/视频物理删除 DB 记录 + 删除磁盘文件；视频由软删改为硬删</w:t>
       </w:r>
     </w:p>
     <w:p>

--- a/docs/需求规格说明书.docx
+++ b/docs/需求规格说明书.docx
@@ -476,13 +476,13 @@
     <w:p>
       <w:pPr/>
       <w:r>
-        <w:t>V4.1 | 2026-08 | 存储管理：家庭级存储设备（sys_storage_device）、文件资源管理器、一键同步建相册；SideTabs 每日一图/每日知识；设置页三大类重构；上传目录改为分类结构（pictures/videos/files/music）。</w:t>
+        <w:t>V4.1 | 2026-08 | 存储管理：家庭级存储设备（sys_storage_device）、文件资源管理器、一键同步建相册；每日一图/每日知识后端；上传目录改为分类结构（pictures/videos/files/music）。</w:t>
       </w:r>
     </w:p>
     <w:p>
       <w:r>
         <w:rPr/>
-        <w:t>V4.0 | 2026-08 | 国际化 i18n 全页面实施（vue-i18n 中英 452 键/文件，顶栏与设置页切换，Element Plus 组件文案跟随，语言偏好本地存储）。页面主题与纪念日主题（明暗模式+主题色+纪念日横幅动效）。移动端 PWA 体验增强（安装引导、安全区、触控优化）。照片瀑布（/cascade 飘落动效+全屏浏览）。</w:t>
+        <w:t>V4.0 | 2026-08 | 国际化 i18n（vue-i18n 中英）；页面主题（明暗模式+主题色）；照片瀑布（/photo/cascade 随机+可见性过滤）。</w:t>
       </w:r>
     </w:p>
     <w:p>
@@ -536,7 +536,7 @@
     <w:p>
       <w:pPr/>
       <w:r>
-        <w:t>V3.5 | 2026-08 | 记账本、家谱（世代树）、背景音乐、设置页分类菜单。</w:t>
+        <w:t>V3.5 | 2026-08 | 记账本、家谱（世代树）、背景音乐（music_url/music_title 字段）。</w:t>
       </w:r>
     </w:p>
     <w:p>
@@ -3366,7 +3366,7 @@
         <w:pStyle w:val="Heading2"/>
       </w:pPr>
       <w:r>
-        <w:t>4.2 软件封面</w:t>
+        <w:t>4.3 首页与模块化</w:t>
       </w:r>
     </w:p>
     <w:p>
@@ -3380,57 +3380,7 @@
           <w:sz w:val="22"/>
           <w:rFonts w:eastAsia="宋体" w:ascii="宋体" w:hAnsi="宋体"/>
         </w:rPr>
-        <w:t>首页顶部展示封面，支持文字、图片或文字+图片组合。</w:t>
-      </w:r>
-    </w:p>
-    <w:p>
-      <w:pPr>
-        <w:pStyle w:val="ListBullet"/>
-        <w:spacing w:after="60"/>
-        <w:ind w:left="425"/>
-      </w:pPr>
-      <w:r>
-        <w:rPr>
-          <w:sz w:val="22"/>
-          <w:rFonts w:eastAsia="宋体" w:ascii="宋体" w:hAnsi="宋体"/>
-        </w:rPr>
-        <w:t>封面文字、图片、副标题由家长配置。</w:t>
-      </w:r>
-    </w:p>
-    <w:p>
-      <w:pPr>
-        <w:pStyle w:val="ListBullet"/>
-        <w:spacing w:after="60"/>
-        <w:ind w:left="425"/>
-      </w:pPr>
-      <w:r>
-        <w:rPr>
-          <w:sz w:val="22"/>
-          <w:rFonts w:eastAsia="宋体" w:ascii="宋体" w:hAnsi="宋体"/>
-        </w:rPr>
-        <w:t>封面图片上传至文件存储，前端按多端尺寸自适应。</w:t>
-      </w:r>
-    </w:p>
-    <w:p>
-      <w:pPr>
-        <w:pStyle w:val="Heading2"/>
-      </w:pPr>
-      <w:r>
-        <w:t>4.3 首页与模块化</w:t>
-      </w:r>
-    </w:p>
-    <w:p>
-      <w:pPr>
-        <w:pStyle w:val="ListBullet"/>
-        <w:spacing w:after="60"/>
-        <w:ind w:left="425"/>
-      </w:pPr>
-      <w:r>
-        <w:rPr>
-          <w:sz w:val="22"/>
-          <w:rFonts w:eastAsia="宋体" w:ascii="宋体" w:hAnsi="宋体"/>
-        </w:rPr>
-        <w:t>首页采用模块化卡片网格，模块配置存 home_module 表。</w:t>
+        <w:t>首页模块化，模块配置存 home_module 表，按 position + sort_order 动态渲染。</w:t>
       </w:r>
     </w:p>
     <w:p>
@@ -3459,20 +3409,6 @@
           <w:rFonts w:eastAsia="宋体" w:ascii="宋体" w:hAnsi="宋体"/>
         </w:rPr>
         <w:t>首页按 position + sort_order 动态渲染。</w:t>
-      </w:r>
-    </w:p>
-    <w:p>
-      <w:pPr>
-        <w:pStyle w:val="ListBullet"/>
-        <w:spacing w:after="60"/>
-        <w:ind w:left="425"/>
-      </w:pPr>
-      <w:r>
-        <w:rPr>
-          <w:sz w:val="22"/>
-          <w:rFonts w:eastAsia="宋体" w:ascii="宋体" w:hAnsi="宋体"/>
-        </w:rPr>
-        <w:t>家长可在管理页拖拽排序、启用/禁用模块。</w:t>
       </w:r>
     </w:p>
     <w:p>
@@ -5331,14 +5267,6 @@
         <w:pStyle w:val="ListBullet"/>
       </w:pPr>
       <w:r>
-        <w:t>「家庭封面」模块入口已下线（V3.3），首页大封面区保留，家庭设置页仍可配置封面（4.2）。</w:t>
-      </w:r>
-    </w:p>
-    <w:p>
-      <w:pPr>
-        <w:pStyle w:val="ListBullet"/>
-      </w:pPr>
-      <w:r>
         <w:t>注册接口保留登录下发 token 的能力（邀请码加入场景），但前端注册流程不再自动登录。</w:t>
       </w:r>
     </w:p>
@@ -5432,14 +5360,6 @@
     </w:p>
     <w:p>
       <w:pPr>
-        <w:pStyle w:val="ListBullet"/>
-      </w:pPr>
-      <w:r>
-        <w:t>前端 /cinema 页：视频库（海报网格 + 内嵌播放）与想看列表双标签页，上传对话框含豆瓣属性表单与 30 项题材标签。</w:t>
-      </w:r>
-    </w:p>
-    <w:p>
-      <w:pPr>
         <w:pStyle w:val="Heading2"/>
       </w:pPr>
       <w:r>
@@ -5488,14 +5408,6 @@
     </w:p>
     <w:p>
       <w:pPr>
-        <w:pStyle w:val="ListBullet"/>
-      </w:pPr>
-      <w:r>
-        <w:t>前端 AppHeader 铃铛下拉 + 已读操作；未读数徽标。</w:t>
-      </w:r>
-    </w:p>
-    <w:p>
-      <w:pPr>
         <w:pStyle w:val="Heading2"/>
       </w:pPr>
       <w:r>
@@ -5616,14 +5528,6 @@
     </w:p>
     <w:p>
       <w:pPr>
-        <w:pStyle w:val="ListBullet"/>
-      </w:pPr>
-      <w:r>
-        <w:t>AppHeader 家庭切换下拉支持「将当前家庭设为默认」，家庭列表显示「默认」标记。</w:t>
-      </w:r>
-    </w:p>
-    <w:p>
-      <w:pPr>
         <w:pStyle w:val="Heading2"/>
       </w:pPr>
       <w:r>
@@ -5816,14 +5720,6 @@
     </w:p>
     <w:p>
       <w:pPr>
-        <w:pStyle w:val="ListBullet"/>
-      </w:pPr>
-      <w:r>
-        <w:t>技术：纯 CSS @keyframes + JS 定时/requestAnimationFrame 生成卡片，组件 PhotoCascade.vue，移动端 touch 适配。</w:t>
-      </w:r>
-    </w:p>
-    <w:p>
-      <w:pPr>
         <w:pStyle w:val="Heading2"/>
       </w:pPr>
       <w:r>
@@ -5944,22 +5840,6 @@
     </w:p>
     <w:p>
       <w:pPr>
-        <w:pStyle w:val="Heading2"/>
-      </w:pPr>
-      <w:r>
-        <w:t>4.31 页面主题与纪念日主题（已实现 V4.0）</w:t>
-      </w:r>
-    </w:p>
-    <w:p>
-      <w:pPr>
-        <w:pStyle w:val="ListBullet"/>
-      </w:pPr>
-      <w:r>
-        <w:t>主题系统（sys_theme 或配置项）：明暗模式、主题色、纪念日特别主题（生日/节日自动切换页头横幅+卡片动效）。</w:t>
-      </w:r>
-    </w:p>
-    <w:p>
-      <w:pPr>
         <w:pStyle w:val="ListBullet"/>
       </w:pPr>
       <w:r>
@@ -5971,38 +5851,6 @@
         <w:pStyle w:val="Heading2"/>
       </w:pPr>
       <w:r>
-        <w:t>4.32 背景音乐（已实现 V3.5）</w:t>
-      </w:r>
-    </w:p>
-    <w:p>
-      <w:pPr>
-        <w:pStyle w:val="ListBullet"/>
-      </w:pPr>
-      <w:r>
-        <w:t>全局背景音乐开关（可静音），设置页可选曲目（本地/预置音乐文件），仅登录家庭使用，自动续播。</w:t>
-      </w:r>
-    </w:p>
-    <w:p>
-      <w:pPr>
-        <w:pStyle w:val="Heading2"/>
-      </w:pPr>
-      <w:r>
-        <w:t>4.33 国际化 i18n（已实现 V4.0）</w:t>
-      </w:r>
-    </w:p>
-    <w:p>
-      <w:pPr>
-        <w:pStyle w:val="ListBullet"/>
-      </w:pPr>
-      <w:r>
-        <w:t>前端 vue-i18n（默认中文，支持英文，跟随浏览器语言或用户设置）；后端错误消息/通知文案资源化；语言偏好存 sys_user.lang 或 localStorage，登录态下以后端为准。</w:t>
-      </w:r>
-    </w:p>
-    <w:p>
-      <w:pPr>
-        <w:pStyle w:val="Heading2"/>
-      </w:pPr>
-      <w:r>
         <w:t>4.34 身份标签与多重人格（部分已实现 V3.9：身份标签；多重人格未实施）</w:t>
       </w:r>
     </w:p>
@@ -6032,14 +5880,6 @@
     </w:p>
     <w:p>
       <w:pPr>
-        <w:pStyle w:val="ListBullet"/>
-      </w:pPr>
-      <w:r>
-        <w:t>统一设计语言（圆角/阴影/间距 token 化）、页面过渡动效、卡片悬停动效、加载骨架屏、暗色模式、移动端手势与触控优化。先首页与导航，再逐页推进。</w:t>
-      </w:r>
-    </w:p>
-    <w:p>
-      <w:pPr>
         <w:pStyle w:val="Heading2"/>
       </w:pPr>
       <w:r>
@@ -6083,7 +5923,7 @@
         <w:pStyle w:val="ListBullet"/>
       </w:pPr>
       <w:r>
-        <w:t>不返回任何用户隐私（用户资料/内容/家庭数据一律不回）。入口：AppHeader 管理员菜单（仅 OPS 可见）。</w:t>
+        <w:t>运维页不返回任何用户隐私数据（用户资料/内容/家庭数据一律不回）。</w:t>
       </w:r>
     </w:p>
     <w:p>
@@ -6096,14 +5936,6 @@
     </w:p>
     <w:p>
       <w:pPr>
-        <w:pStyle w:val="Heading2"/>
-      </w:pPr>
-      <w:r>
-        <w:t>4.39 移动端 PWA 体验增强（已实现 V4.0）：安装引导（Android/Chrome 原生安装条、iOS 分享添加主屏幕提示）、刘海屏安全区（safe-area-inset）、触控目标最小 44px、浏览器地址栏 theme-color 随明暗/主题色联动。</w:t>
-      </w:r>
-    </w:p>
-    <w:p>
-      <w:pPr>
         <w:pStyle w:val="ListBullet"/>
       </w:pPr>
       <w:r>
@@ -6147,7 +5979,7 @@
         <w:pStyle w:val="ListBullet"/>
       </w:pPr>
       <w:r>
-        <w:t>前端 /chat 页:气泡列表+自动滚动+在线提示;首页模块「聊天室」(life, sort 12)。</w:t>
+        <w:t>首页模块「聊天室」(life, sort 12)。</w:t>
       </w:r>
     </w:p>
     <w:p>
@@ -17633,14 +17465,6 @@
         <w:pStyle w:val="ListBullet"/>
       </w:pPr>
       <w:r>
-        <w:t>随机照片瀑布（已实现 V4.0）：照片卡片 3D 翻转飘落、悬停翻正、全屏浏览</w:t>
-      </w:r>
-    </w:p>
-    <w:p>
-      <w:pPr>
-        <w:pStyle w:val="ListBullet"/>
-      </w:pPr>
-      <w:r>
         <w:t>用户使用指导（V3.5）：新用户引导/帮助页/首次登录弹窗</w:t>
       </w:r>
     </w:p>
@@ -17673,7 +17497,7 @@
         <w:pStyle w:val="ListBullet"/>
       </w:pPr>
       <w:r>
-        <w:t>页面主题与纪念日主题（已实现 V4.0）：明暗模式/5 主题色/今日纪念日横幅（后端 stats.todayEvent 返回生日或纪念日，首页自动高亮）</w:t>
+        <w:t>今日纪念日:后端 stats.todayEvent 返回生日或纪念日数据。</w:t>
       </w:r>
     </w:p>
     <w:p>
@@ -17681,31 +17505,7 @@
         <w:pStyle w:val="ListBullet"/>
       </w:pPr>
       <w:r>
-        <w:t>背景音乐（V3.5）：全局开关+可选曲目，登录家庭使用</w:t>
-      </w:r>
-    </w:p>
-    <w:p>
-      <w:pPr>
-        <w:pStyle w:val="ListBullet"/>
-      </w:pPr>
-      <w:r>
-        <w:t>国际化 i18n（已实现 V4.0）：vue-i18n 中英文，语言偏好用户级</w:t>
-      </w:r>
-    </w:p>
-    <w:p>
-      <w:pPr>
-        <w:pStyle w:val="ListBullet"/>
-      </w:pPr>
-      <w:r>
         <w:t>多重人格模式（V3.7）：一套账号多身份标签，操作时切换人格（依赖身份标签，已具备数据基础）</w:t>
-      </w:r>
-    </w:p>
-    <w:p>
-      <w:pPr>
-        <w:pStyle w:val="ListBullet"/>
-      </w:pPr>
-      <w:r>
-        <w:t>UI 重新设计（V3.7）：设计语言 token 化、页面过渡动效、骨架屏、暗色模式</w:t>
       </w:r>
     </w:p>
     <w:p>
@@ -17742,14 +17542,6 @@
         <w:pStyle w:val="ListBullet"/>
       </w:pPr>
       <w:r>
-        <w:t>UI 重新设计与主题系统（V3.5/V3.7 合并推进：先设计语言 token+明暗模式+页面过渡）</w:t>
-      </w:r>
-    </w:p>
-    <w:p>
-      <w:pPr>
-        <w:pStyle w:val="ListBullet"/>
-      </w:pPr>
-      <w:r>
         <w:t>家谱（V3.5）：数据封闭独立，直接提升家庭归属感</w:t>
       </w:r>
     </w:p>
@@ -17772,14 +17564,6 @@
       </w:pPr>
       <w:r>
         <w:t>用户使用指导（V3.5）：低开发者成本、明显减新手流失</w:t>
-      </w:r>
-    </w:p>
-    <w:p>
-      <w:pPr>
-        <w:pStyle w:val="ListBullet"/>
-      </w:pPr>
-      <w:r>
-        <w:t>背景音乐（V3.5）：开关+曲目选择，改动小</w:t>
       </w:r>
     </w:p>
     <w:p>

--- a/docs/需求规格说明书.docx
+++ b/docs/需求规格说明书.docx
@@ -461,6 +461,12 @@
         </w:tc>
       </w:tr>
     </w:tbl>
+    <w:p>
+      <w:pPr/>
+      <w:r>
+        <w:t>V5.2 | 2026-08 | 沉浸式首页（方案B 展开的相册：牛皮纸托底+照片轮播+左右毛玻璃面板+黑胶播放器+顶栏+背景色块+GSAP）；太阳位置系统（SolarUtil NOAA 96 时隙+SunService IP 定位+Redis 缓存，/public/sun-info）；体积光系统（丁达尔效应：7 条光束+光源辉光+窗框内阴影+暗角+灰尘粒子，分层 z-index）；光照测试页（/light-test 1 分钟循环）；天气代理（和风天气 API+/public/weather）；博客自定义分类（content_blog.category+/blog/categories）；nginx alias 修复 + FileService urlPrefix 健壮性。</w:t>
+      </w:r>
+    </w:p>
     <w:p>
       <w:pPr/>
       <w:r>
@@ -6016,6 +6022,150 @@
     </w:p>
     <w:p>
       <w:pPr>
+        <w:pStyle w:val="Heading2"/>
+      </w:pPr>
+      <w:r>
+        <w:t>4.43 沉浸式首页与体积光系统（已实现 V5.2）</w:t>
+      </w:r>
+    </w:p>
+    <w:p>
+      <w:pPr>
+        <w:pStyle w:val="ListBullet"/>
+      </w:pPr>
+      <w:r>
+        <w:t>沉浸式首页（方案B「展开的相册」）：Home 路由 meta.immersive=true，App.vue 检测后隐藏全局 AppHeader/BackToTop/SideTabs/MusicPlayer，页面自带沉浸式 UI。</w:t>
+      </w:r>
+    </w:p>
+    <w:p>
+      <w:pPr>
+        <w:pStyle w:val="ListBullet"/>
+      </w:pPr>
+      <w:r>
+        <w:t>布局：牛皮纸托底（.album-base inset -30px）+ 中央照片轮播主舞台 + 左侧毛玻璃面板（动态 feed 微信风：头像独立行 + feed-content 包裹 nick+bubble；下方任务列表）+ 右侧毛玻璃面板（时间天气 + 纪念日倒计时）+ 黑胶唱片播放器（.vinyl-wrap fixed 右下，半藏右边界 margin-right:-60px，hover 滑出+scale 1.08）+ 顶栏（头像下拉 个人/设置/退出 + 语言切换 applyLocale + 消息铃铛 el-popover+el-badge + 更多导航 navPrimary 5 个 + navSecondary 下拉 + 光照测试链接）+ 背景色块（blur 60px opacity 0.4，色值 #9CD0B5/#EDDB8C/#ECC0AC/#A8C9DE/#C0D8A8，背景米白 #EDE4D3→#E2D8C4→#D6CBB4）+ GSAP 入场动画（面板/相册，光柱不入场直接显示当前状态）。</w:t>
+      </w:r>
+    </w:p>
+    <w:p>
+      <w:pPr>
+        <w:pStyle w:val="ListBullet"/>
+      </w:pPr>
+      <w:r>
+        <w:t>毛玻璃样式：rgba(255,255,255,0.25) + blur(30px) + border:1px solid rgba(255,255,255,0.5) + border-radius:28px（无 mask 渐变）；两侧面板宽度均 380px，left/right:24px。</w:t>
+      </w:r>
+    </w:p>
+    <w:p>
+      <w:pPr>
+        <w:pStyle w:val="ListBullet"/>
+      </w:pPr>
+      <w:r>
+        <w:t>太阳位置系统 SolarUtil（NOAA 算法，纯数学无外部依赖）：给定 lat/lng/timezone/date → 96 个 15 分钟时隙（00:00-23:45）的太阳高度角/方位角 + 日出日落/月相 + 月出月落。核心方法 buildSlots(lat,lng,tzOffsetMin,date) 返回 List&lt;Map&gt;(time/altitude/azimuth)。</w:t>
+      </w:r>
+    </w:p>
+    <w:p>
+      <w:pPr>
+        <w:pStyle w:val="ListBullet"/>
+      </w:pPr>
+      <w:r>
+        <w:t>算法关键修复：① 时角 ha 归一化到 -180~180°（while 循环），修复凌晨 utcMin-solarNoonMin&gt;180° 导致 cos(ha) 正负反转、方位角算反；② 方位角用 atan2(-sin(ha), (sin(dec)-sin(lat)*sin(alt))/(cos(lat)*cos(alt))) 替代 acos(cosAz)+if(ha&gt;0)360-az，修复夏季高纬度日出东北方时 acos 象限歧义（07:45 az=269°→08:00 az=92° 跳变）。修复后全天平滑：日出 76°（东偏北）→ 正午 176°（正南）→ 日落 288°（西偏北）。</w:t>
+      </w:r>
+    </w:p>
+    <w:p>
+      <w:pPr>
+        <w:pStyle w:val="ListBullet"/>
+      </w:pPr>
+      <w:r>
+        <w:t>SunService：IP 定位（ip-api.com，/getIp 取 client IP）→ lat/lng/timezone，Redis 缓存 6h 位置（ihomy:sun:loc:）+ 12h 时隙表（ihomy:sun:slots:{date}，按日缓存避免重复计算）。本地/开发 IP 走默认坐标（北京）。</w:t>
+      </w:r>
+    </w:p>
+    <w:p>
+      <w:pPr>
+        <w:pStyle w:val="ListBullet"/>
+      </w:pPr>
+      <w:r>
+        <w:t>公开接口：GET /api/public/sun-info 返回 {date,location:{lat,lng,city},sunrise,sunset,moonrise,moonset,moonPhase,slots:[{time,altitude,azimuth}×96]}。</w:t>
+      </w:r>
+    </w:p>
+    <w:p>
+      <w:pPr>
+        <w:pStyle w:val="ListBullet"/>
+      </w:pPr>
+      <w:r>
+        <w:t>体积光系统（丁达尔效应，分层 z-index 从底到顶）：bg-blobs(0) → ambient-layer(2,multiply 暖染) → album-stage/panels(30/40) → window-shadow(35,窗框内阴影,在内容上方) → vignette(44) → dust-layer(46,screen) → light-layer(48,screen,最顶层) → top-bar(50)。</w:t>
+      </w:r>
+    </w:p>
+    <w:p>
+      <w:pPr>
+        <w:pStyle w:val="ListBullet"/>
+      </w:pPr>
+      <w:r>
+        <w:t>光束（7 条羽毛状）：makeRays(opacityScale) 返回 7 条宽度 50-110px、偏移 -210~+210px、blur 30-55px 的光柱；光源水平位置 sourceX=(az-90)/180*100（东=左 5%，南=中 50%，西=右 95%）；旋转 rotation=(az-180)*0.55（clamp ±55°，transform-origin center，光源在左→光柱指向右下，与光源位置一致）。</w:t>
+      </w:r>
+    </w:p>
+    <w:p>
+      <w:pPr>
+        <w:pStyle w:val="ListBullet"/>
+      </w:pPr>
+      <w:r>
+        <w:t>光源辉光：.light-bloom 700px 圆形，radial-gradient(bloom→mid→transparent) + blur(60px)。</w:t>
+      </w:r>
+    </w:p>
+    <w:p>
+      <w:pPr>
+        <w:pStyle w:val="ListBullet"/>
+      </w:pPr>
+      <w:r>
+        <w:t>窗框内阴影（.window-shadow z-index 35，multiply 变暗）：竖直条 .shadow-v（top -30%、height 160%、left 50% 居中、transform-origin top center、rotation=azDev*0.5，太阳在东→阴影偏左，太阳在西→阴影偏右）+ 横向条 .shadow-h（top=80-alt*0.8，太阳高→近顶部，太阳低→远；跟随竖直条同角度旋转）。</w:t>
+      </w:r>
+    </w:p>
+    <w:p>
+      <w:pPr>
+        <w:pStyle w:val="ListBullet"/>
+      </w:pPr>
+      <w:r>
+        <w:t>暗角 + 灰尘粒子：40 个灰尘粒子（screen 发光，随机位置 + 漂浮动画）。</w:t>
+      </w:r>
+    </w:p>
+    <w:p>
+      <w:pPr>
+        <w:pStyle w:val="ListBullet"/>
+      </w:pPr>
+      <w:r>
+        <w:t>windowLight.js：getSunScene(sunInfo,slotIndex) 基于高度角分 4 档（黄金时刻 alt&lt;6° 暖橙/晨昏 &lt;15° 暖黄/日间 &lt;60° 暖白/正午 ≥60° 冷白），每档 bloom/core/mid/ambient/shadow 调色板 + rayOpacity(1.3/1.15/1.05/0.95)；夜晚(alt&lt;-6°)按月相 moonBrightness(0~1，新月 0 满月 1)决定月光强度。currentSlotIndex(sunInfo) 按当前时间取 15 分钟时隙索引。</w:t>
+      </w:r>
+    </w:p>
+    <w:p>
+      <w:pPr>
+        <w:pStyle w:val="ListBullet"/>
+      </w:pPr>
+      <w:r>
+        <w:t>光照测试页：/light-test 路由（LightTest.vue），1 分钟循环 96 时隙（625ms/段），信息面板显示时间/高度/方位/日出/日落/月相 + 进度条，用于调试验证全天光照过渡。</w:t>
+      </w:r>
+    </w:p>
+    <w:p>
+      <w:pPr>
+        <w:pStyle w:val="ListBullet"/>
+      </w:pPr>
+      <w:r>
+        <w:t>天气代理 WeatherService：调和风天气免费 API（IP 定位城市 → 当前天气），Redis ihomy:weather 缓存 30 分钟，无 key 或失败返回 null（前端降级不显示）。GET /api/public/weather 公开接口返回 {temp,condition,text}。前端 TopBarExtras.vue emit weather，Home 顶栏右上毛玻璃面板显示图标+温度+文字。app.weather-key 配置在 application.yml（空字符串=禁用）。无新表。</w:t>
+      </w:r>
+    </w:p>
+    <w:p>
+      <w:pPr>
+        <w:pStyle w:val="ListBullet"/>
+      </w:pPr>
+      <w:r>
+        <w:t>博客自定义分类：content_blog.category VARCHAR(50)（schema.sql + live DB 已 ALTER）。BlogController 增 GET /blog/categories 返回 SELECT DISTINCT category WHERE family_id=?（空 NULL 排除）；博客列表/编辑/详情均带 category 字段。前端博客列表页顶部水平分类筛选条（全部 + 各分类 tag，点击切换），编辑器 el-select filterable allow-create 选或建分类；i18n blog.category/categoryPlaceholder 中英。无新权限码。</w:t>
+      </w:r>
+    </w:p>
+    <w:p>
+      <w:pPr>
+        <w:pStyle w:val="ListBullet"/>
+      </w:pPr>
+      <w:r>
+        <w:t>nginx alias 修复：nginx.conf location /files/ 的 alias 末尾缺斜杠导致 404，改为 alias D:/WorkSpace/ihomy/uploads/;。FileService.saveTo 和 deleteByUrl 统一 urlPrefix.replaceAll("/+$", "") 去尾斜杠。nginx 图片扩展名 location 用负向断言 location ~* ^/(?!files/).+\.(...)$ 排除 /files/，避免 root 覆盖 alias。</w:t>
+      </w:r>
+    </w:p>
+    <w:p>
+      <w:pPr>
         <w:pStyle w:val="Heading1"/>
       </w:pPr>
       <w:r>
@@ -15045,6 +15195,14 @@
       </w:pPr>
       <w:r>
         <w:t>新增功能接口：/chat（聊天室历史/未读/标记已读）、/reminder（提醒）、/plan（家庭计划+子任务）、/wish（愿望单）、/book（记账+月度统计）、/task（任务悬赏状态机）、/tree（家谱 CRUD）、/points（签到/积分/商城/订单/核销）、/cascade（随机照片瀑布）、/profile/label（身份标签）。</w:t>
+      </w:r>
+    </w:p>
+    <w:p>
+      <w:pPr>
+        <w:pStyle w:val="ListBullet"/>
+      </w:pPr>
+      <w:r>
+        <w:t>新增公开接口（V5.2）：GET /public/sun-info（太阳位置 96 时隙+日出日落+月相，IP 定位+Redis 缓存）、GET /public/weather（和风天气代理，Redis 30 分钟缓存）、GET /blog/categories（博客分类 DISTINCT）。</w:t>
       </w:r>
     </w:p>
     <w:p>
@@ -17052,6 +17210,54 @@
     </w:p>
     <w:p>
       <w:pPr>
+        <w:pStyle w:val="ListBullet"/>
+      </w:pPr>
+      <w:r>
+        <w:t>V3.9（已交付）：字典表重构（状态/类型枚举英文单词化+sys_dict_item）、身份标签（family_user_label）。</w:t>
+      </w:r>
+    </w:p>
+    <w:p>
+      <w:pPr>
+        <w:pStyle w:val="ListBullet"/>
+      </w:pPr>
+      <w:r>
+        <w:t>V4.0（已交付）：国际化 i18n（vue-i18n 中英）、页面主题（明暗模式+主题色）、照片瀑布（/photo/cascade）。</w:t>
+      </w:r>
+    </w:p>
+    <w:p>
+      <w:pPr>
+        <w:pStyle w:val="ListBullet"/>
+      </w:pPr>
+      <w:r>
+        <w:t>V4.1（已交付）：存储管理（家庭级设备+文件浏览器+一键同步）、每日一图/每日知识后端、上传目录分类结构。</w:t>
+      </w:r>
+    </w:p>
+    <w:p>
+      <w:pPr>
+        <w:pStyle w:val="ListBullet"/>
+      </w:pPr>
+      <w:r>
+        <w:t>V5.0（已交付）：物品定位 1 期（五级粒度 CRUD+跨级搜索）。</w:t>
+      </w:r>
+    </w:p>
+    <w:p>
+      <w:pPr>
+        <w:pStyle w:val="ListBullet"/>
+      </w:pPr>
+      <w:r>
+        <w:t>V5.1（已交付）：文件硬删除（照片/相册/视频物理删 DB+磁盘文件）。</w:t>
+      </w:r>
+    </w:p>
+    <w:p>
+      <w:pPr>
+        <w:pStyle w:val="ListBullet"/>
+      </w:pPr>
+      <w:r>
+        <w:t>V5.2（已交付）：沉浸式首页（方案B 展开的相册）、太阳位置系统（NOAA 96 时隙）、体积光系统（丁达尔效应）、光照测试页、天气代理、博客自定义分类、nginx alias 修复。</w:t>
+      </w:r>
+    </w:p>
+    <w:p>
+      <w:pPr>
         <w:pStyle w:val="Heading1"/>
       </w:pPr>
       <w:r>
@@ -17307,8 +17513,9 @@
       <w:pPr>
         <w:pStyle w:val="Heading1"/>
       </w:pPr>
-      <w:r>
-        <w:t>10. 功能实施总览与版本规划（截至 2026-08，V5.1）</w:t>
+      <w:r/>
+      <w:r>
+        <w:t>10. 功能实施总览与版本规划（截至 2026-08，V5.2）</w:t>
       </w:r>
     </w:p>
     <w:p>
@@ -17450,6 +17657,62 @@
       </w:pPr>
       <w:r>
         <w:t>文件硬删除（V5.1）：删除照片/相册/视频物理删除 DB 记录 + 删除磁盘文件；视频由软删改为硬删</w:t>
+      </w:r>
+    </w:p>
+    <w:p>
+      <w:pPr>
+        <w:pStyle w:val="ListBullet"/>
+      </w:pPr>
+      <w:r>
+        <w:t>沉浸式首页（V5.2）：方案B 展开的相册，Home meta.immersive 隐藏全局组件；牛皮纸托底+照片轮播+左右毛玻璃面板（动态/任务+天气/纪念日）+黑胶播放器+顶栏+背景色块+GSAP 入场</w:t>
+      </w:r>
+    </w:p>
+    <w:p>
+      <w:pPr>
+        <w:pStyle w:val="ListBullet"/>
+      </w:pPr>
+      <w:r>
+        <w:t>太阳位置系统（V5.2）：SolarUtil（NOAA 96 时隙太阳高度角/方位角+日出日落+月相）+ SunService（IP 定位+Redis 6h/12h 缓存）；GET /public/sun-info；时角归一化+atan2 方位角修复</w:t>
+      </w:r>
+    </w:p>
+    <w:p>
+      <w:pPr>
+        <w:pStyle w:val="ListBullet"/>
+      </w:pPr>
+      <w:r>
+        <w:t>体积光系统（V5.2）：丁达尔效应，7 条羽毛状光束+光源辉光+窗框内阴影（竖直+横向）+暗角+40 灰尘粒子；分层 z-index 0/2/30/35/44/46/48；windowLight.js 4 档调色板+月相夜间</w:t>
+      </w:r>
+    </w:p>
+    <w:p>
+      <w:pPr>
+        <w:pStyle w:val="ListBullet"/>
+      </w:pPr>
+      <w:r>
+        <w:t>光照测试页（V5.2）：/light-test 1 分钟循环 96 时隙，信息面板（时间/高度/方位/日出/日落/月相+进度条）</w:t>
+      </w:r>
+    </w:p>
+    <w:p>
+      <w:pPr>
+        <w:pStyle w:val="ListBullet"/>
+      </w:pPr>
+      <w:r>
+        <w:t>天气代理（V5.2）：WeatherService 和风天气 API+Redis 30 分钟，GET /public/weather；顶栏毛玻璃面板显示</w:t>
+      </w:r>
+    </w:p>
+    <w:p>
+      <w:pPr>
+        <w:pStyle w:val="ListBullet"/>
+      </w:pPr>
+      <w:r>
+        <w:t>博客自定义分类（V5.2）：content_blog.category，GET /blog/categories 返回 DISTINCT；前端水平分类筛选条+编辑器 allow-create</w:t>
+      </w:r>
+    </w:p>
+    <w:p>
+      <w:pPr>
+        <w:pStyle w:val="ListBullet"/>
+      </w:pPr>
+      <w:r>
+        <w:t>nginx alias 修复（V5.2）：/files/ alias 末尾加 / + 图片扩展名 location 负向断言排除 /files/；FileService urlPrefix 去尾斜杠</w:t>
       </w:r>
     </w:p>
     <w:p>

--- a/docs/需求规格说明书.docx
+++ b/docs/需求规格说明书.docx
@@ -181,6 +181,34 @@
                 <w:sz w:val="22"/>
               </w:rPr>
               <w:t>家庭内部成员共用平台</w:t>
+            </w:r>
+          </w:p>
+        </w:tc>
+      </w:tr>
+      <w:tr>
+        <w:tc>
+          <w:tcPr>
+            <w:tcW w:type="dxa" w:w="4320"/>
+          </w:tcPr>
+          <w:p>
+            <w:r>
+              <w:rPr>
+                <w:sz w:val="20"/>
+              </w:rPr>
+              <w:t>V5.3</w:t>
+            </w:r>
+          </w:p>
+        </w:tc>
+        <w:tc>
+          <w:tcPr>
+            <w:tcW w:type="dxa" w:w="4320"/>
+          </w:tcPr>
+          <w:p>
+            <w:r>
+              <w:rPr>
+                <w:sz w:val="20"/>
+              </w:rPr>
+              <w:t>光照生命周期重构 + 阴影分层 + 反光层 + 亮斑图层 + 浅深色模式规划  (2026-08-12)</w:t>
             </w:r>
           </w:p>
         </w:tc>
@@ -17864,6 +17892,357 @@
       </w:pPr>
       <w:r>
         <w:t>商业化与多租户（V3.5）：先保持家庭单租户稳定，商业化场景明确后再做</w:t>
+      </w:r>
+    </w:p>
+    <w:p>
+      <w:pPr>
+        <w:pStyle w:val="Heading2"/>
+      </w:pPr>
+      <w:r>
+        <w:t>4.44 光照生命周期重构与阴影分层(V5.3)</w:t>
+      </w:r>
+    </w:p>
+    <w:p>
+      <w:pPr>
+        <w:pStyle w:val="Heading3"/>
+      </w:pPr>
+      <w:r>
+        <w:t>4.44.1 光照生命周期</w:t>
+      </w:r>
+    </w:p>
+    <w:p>
+      <w:r>
+        <w:t>旋转/颜色/强度全部由日出日落时间驱动(不再由方位角/高度角直接映射),windowLight.js getSunScene 重写:</w:t>
+      </w:r>
+    </w:p>
+    <w:p>
+      <w:pPr>
+        <w:pStyle w:val="ListBullet"/>
+      </w:pPr>
+      <w:r>
+        <w:t>日昼进度 dayProgress:(currentMin - sunriseMin) / (sunsetMin - sunriseMin),0=日出→1=日落,夜间 hold 在端点。</w:t>
+      </w:r>
+    </w:p>
+    <w:p>
+      <w:pPr>
+        <w:pStyle w:val="ListBullet"/>
+      </w:pPr>
+      <w:r>
+        <w:t>旋转生命周期:阴影框+光柱 rotation = (dayProgress - 0.5) * 180 → 日出 -90°→ 正午 0°→ 日落 +90°,夜间 hold;光柱角度 = 阴影角度(同向)。</w:t>
+      </w:r>
+    </w:p>
+    <w:p>
+      <w:pPr>
+        <w:pStyle w:val="ListBullet"/>
+      </w:pPr>
+      <w:r>
+        <w:t>阴影强度:夜间 1(最深)→ 正午 0.3(最浅),1 - sin(π·dayProgress) × 0.7。</w:t>
+      </w:r>
+    </w:p>
+    <w:p>
+      <w:pPr>
+        <w:pStyle w:val="ListBullet"/>
+      </w:pPr>
+      <w:r>
+        <w:t>灰阶防叠加:bar 用不透明灰 rgb(G,G,G),G=(1-intensity)*255,mix-blend-mode: darken → min(backdrop, G) 幂等,跨层重叠永不叠加。</w:t>
+      </w:r>
+    </w:p>
+    <w:p>
+      <w:pPr>
+        <w:pStyle w:val="ListBullet"/>
+      </w:pPr>
+      <w:r>
+        <w:t>夜间光柱不发光:夜间 palette 全 transparent(bloom/core/mid/ambient),rayBaseOpacity=0。</w:t>
+      </w:r>
+    </w:p>
+    <w:p>
+      <w:pPr>
+        <w:pStyle w:val="ListBullet"/>
+      </w:pPr>
+      <w:r>
+        <w:t>时隙 5 分钟:SolarUtil.buildSlots 96→288(15→5 分钟),currentSlotIndex /5,LightTest 循环 208ms/格。</w:t>
+      </w:r>
+    </w:p>
+    <w:p>
+      <w:pPr>
+        <w:pStyle w:val="Heading3"/>
+      </w:pPr>
+      <w:r>
+        <w:t>4.44.2 亮斑图层(bright-spot)</w:t>
+      </w:r>
+    </w:p>
+    <w:p>
+      <w:r>
+        <w:t>z-index 32,mix-blend-mode: multiply。模拟阳光照耀强度,在内容之上、阴影之下。multiply 让白色=透明(日间无影响)、黑色=压暗(夜间)、彩色=染色(日出日落)。</w:t>
+      </w:r>
+    </w:p>
+    <w:p>
+      <w:pPr>
+        <w:pStyle w:val="ListBullet"/>
+      </w:pPr>
+      <w:r>
+        <w:t>颜色生命周期:夜黑(0.7)→凌晨黄→清晨白→日间透明→傍晚橙→日落红→夜黑,颜色 lerp 过渡。</w:t>
+      </w:r>
+    </w:p>
+    <w:p>
+      <w:pPr>
+        <w:pStyle w:val="Heading3"/>
+      </w:pPr>
+      <w:r>
+        <w:t>4.44.3 反光层(reflection-layer)</w:t>
+      </w:r>
+    </w:p>
+    <w:p>
+      <w:r>
+        <w:t>z-index 42,mix-blend-mode: soft-light。内容组件被阳光照亮的轻微高光。</w:t>
+      </w:r>
+    </w:p>
+    <w:p>
+      <w:pPr>
+        <w:pStyle w:val="ListBullet"/>
+      </w:pPr>
+      <w:r>
+        <w:t>background: radial-gradient 跟随光源位置,夜间 0,日间 sin(π·dayProgress) × 0.22(正午最强,轻微)。</w:t>
+      </w:r>
+    </w:p>
+    <w:p>
+      <w:pPr>
+        <w:pStyle w:val="ListBullet"/>
+      </w:pPr>
+      <w:r>
+        <w:t>soft-light 模式:效果极其微妙,只给内容组件顶部边缘加一点暖光。</w:t>
+      </w:r>
+    </w:p>
+    <w:p>
+      <w:pPr>
+        <w:pStyle w:val="Heading3"/>
+      </w:pPr>
+      <w:r>
+        <w:t>4.44.4 阴影分层重构</w:t>
+      </w:r>
+    </w:p>
+    <w:p>
+      <w:r>
+        <w:t>阴影拆为上下两层,光柱穿过中间:</w:t>
+      </w:r>
+    </w:p>
+    <w:p>
+      <w:pPr>
+        <w:pStyle w:val="ListBullet"/>
+      </w:pPr>
+      <w:r>
+        <w:t>下层 .window-shadow-lower(z=35):shadow-v + shadow-h + frame-h-top + frame-h-bottom。</w:t>
+      </w:r>
+    </w:p>
+    <w:p>
+      <w:pPr>
+        <w:pStyle w:val="ListBullet"/>
+      </w:pPr>
+      <w:r>
+        <w:t>光柱层 .light-layer(z=48):bloom + rays。</w:t>
+      </w:r>
+    </w:p>
+    <w:p>
+      <w:pPr>
+        <w:pStyle w:val="ListBullet"/>
+      </w:pPr>
+      <w:r>
+        <w:t>上层 .window-shadow-upper(z=49):frame-v-left + frame-v-right(最顶层,盖住光柱)。</w:t>
+      </w:r>
+    </w:p>
+    <w:p>
+      <w:pPr>
+        <w:pStyle w:val="ListBullet"/>
+      </w:pPr>
+      <w:r>
+        <w:t>竖直 bar 原点对齐:三条 bar 原点全部对齐到 (页面 50% X, 页面 -10vh Y);top:-50vh; height:337.5vh; transform-origin Y:40vh。</w:t>
+      </w:r>
+    </w:p>
+    <w:p>
+      <w:pPr>
+        <w:pStyle w:val="ListBullet"/>
+      </w:pPr>
+      <w:r>
+        <w:t>左右框延长 50%:height 225%→337.5vh;内竖框减 20%:width 140px→112px。</w:t>
+      </w:r>
+    </w:p>
+    <w:p>
+      <w:pPr>
+        <w:pStyle w:val="Heading3"/>
+      </w:pPr>
+      <w:r>
+        <w:t>4.44.5 光照测试页增强</w:t>
+      </w:r>
+    </w:p>
+    <w:p>
+      <w:r>
+        <w:t>/light-test 增加日期选择器(默认 2026-06-21 夏至,@change 触发 /api/public/sun-info?date=YYYY-MM-DD)。</w:t>
+      </w:r>
+    </w:p>
+    <w:p>
+      <w:r>
+        <w:t>加入首页内容组件(相册舞台+左侧动态/任务面板+右侧天气/纪念日面板)用于观察反光效果。</w:t>
+      </w:r>
+    </w:p>
+    <w:p>
+      <w:r>
+        <w:t>信息面板含日期/时间/高度/方位/日出/日落/正午/月相+进度条+阶段标签(日出待命/日出/清晨/日间/傍晚/日落/日落待命)。</w:t>
+      </w:r>
+    </w:p>
+    <w:p>
+      <w:pPr>
+        <w:pStyle w:val="Heading3"/>
+      </w:pPr>
+      <w:r>
+        <w:t>4.44.6 太阳信息 date 参数</w:t>
+      </w:r>
+    </w:p>
+    <w:p>
+      <w:r>
+        <w:t>SunService.getSunInfo(ip, LocalDate date) 重载,date 为 null 取当日。</w:t>
+      </w:r>
+    </w:p>
+    <w:p>
+      <w:r>
+        <w:t>GET /api/public/sun-info?date=YYYY-MM-DD 可选参数。</w:t>
+      </w:r>
+    </w:p>
+    <w:p>
+      <w:r>
+        <w:t>缓存 key 含日期(ihomy:sun:slots:{date}),不同日期不冲突。</w:t>
+      </w:r>
+    </w:p>
+    <w:p>
+      <w:pPr>
+        <w:pStyle w:val="Heading3"/>
+      </w:pPr>
+      <w:r>
+        <w:t>4.44.7 接口清单</w:t>
+      </w:r>
+    </w:p>
+    <w:p>
+      <w:pPr>
+        <w:pStyle w:val="ListBullet"/>
+      </w:pPr>
+      <w:r>
+        <w:t>GET /api/public/sun-info?date=YYYY-MM-DD — 太阳信息(可选 date 模拟任意日期),返回 288 时隙。</w:t>
+      </w:r>
+    </w:p>
+    <w:p>
+      <w:pPr>
+        <w:pStyle w:val="Heading3"/>
+      </w:pPr>
+      <w:r>
+        <w:t>4.44.8 规划:浅色/深色模式</w:t>
+      </w:r>
+    </w:p>
+    <w:p>
+      <w:r>
+        <w:t>优先级 P1,版本来源 V5.3。</w:t>
+      </w:r>
+    </w:p>
+    <w:p>
+      <w:pPr>
+        <w:pStyle w:val="ListBullet"/>
+      </w:pPr>
+      <w:r>
+        <w:t>默认日出后日落前浅色主题,夜晚深色主题,基于 /sun-info 自动切换。</w:t>
+      </w:r>
+    </w:p>
+    <w:p>
+      <w:pPr>
+        <w:pStyle w:val="ListBullet"/>
+      </w:pPr>
+      <w:r>
+        <w:t>设置中可关闭自动切换手动锁定。</w:t>
+      </w:r>
+    </w:p>
+    <w:p>
+      <w:pPr>
+        <w:pStyle w:val="ListBullet"/>
+      </w:pPr>
+      <w:r>
+        <w:t>主题色变量 CSS custom properties,亮斑/反光/阴影层在深色模式降低强度。</w:t>
+      </w:r>
+    </w:p>
+    <w:p>
+      <w:pPr>
+        <w:pStyle w:val="ListBullet"/>
+      </w:pPr>
+      <w:r>
+        <w:t>sys_user.theme_mode 字段(AUTO/LIGHT/DARK)。</w:t>
+      </w:r>
+    </w:p>
+    <w:p>
+      <w:pPr>
+        <w:pStyle w:val="Heading3"/>
+      </w:pPr>
+      <w:r>
+        <w:t>10.1.44 V5.3 已实施功能</w:t>
+      </w:r>
+    </w:p>
+    <w:p>
+      <w:pPr>
+        <w:pStyle w:val="ListNumber"/>
+      </w:pPr>
+      <w:r>
+        <w:t>光照生命周期重构(日出日落驱动旋转/颜色/强度)</w:t>
+      </w:r>
+    </w:p>
+    <w:p>
+      <w:pPr>
+        <w:pStyle w:val="ListNumber"/>
+      </w:pPr>
+      <w:r>
+        <w:t>阴影分层(下层 z35 + 光柱 z48 + 上层 z49)</w:t>
+      </w:r>
+    </w:p>
+    <w:p>
+      <w:pPr>
+        <w:pStyle w:val="ListNumber"/>
+      </w:pPr>
+      <w:r>
+        <w:t>亮斑图层(z32 multiply,夜黑→晨黄→日透明→夕橙)</w:t>
+      </w:r>
+    </w:p>
+    <w:p>
+      <w:pPr>
+        <w:pStyle w:val="ListNumber"/>
+      </w:pPr>
+      <w:r>
+        <w:t>反光层(z42 soft-light,内容轻微高光)</w:t>
+      </w:r>
+    </w:p>
+    <w:p>
+      <w:pPr>
+        <w:pStyle w:val="ListNumber"/>
+      </w:pPr>
+      <w:r>
+        <w:t>灰阶防叠加(opaque gray + darken 幂等)</w:t>
+      </w:r>
+    </w:p>
+    <w:p>
+      <w:pPr>
+        <w:pStyle w:val="ListNumber"/>
+      </w:pPr>
+      <w:r>
+        <w:t>时隙 5 分钟(96→288)</w:t>
+      </w:r>
+    </w:p>
+    <w:p>
+      <w:pPr>
+        <w:pStyle w:val="ListNumber"/>
+      </w:pPr>
+      <w:r>
+        <w:t>光照测试页增强(日期选择器 + 首页组件 + 阶段标签)</w:t>
+      </w:r>
+    </w:p>
+    <w:p>
+      <w:pPr>
+        <w:pStyle w:val="ListNumber"/>
+      </w:pPr>
+      <w:r>
+        <w:t>太阳信息 date 参数(模拟任意日期)</w:t>
       </w:r>
     </w:p>
     <w:sectPr>

--- a/docs/需求规格说明书.docx
+++ b/docs/需求规格说明书.docx
@@ -489,6 +489,36 @@
         </w:tc>
       </w:tr>
     </w:tbl>
+    <w:p>
+      <w:pPr/>
+      <w:r>
+        <w:t>V5.6续 | 2026-08 | 首页UI优化:顶栏齿轮popover(色温/亮度/重置布局)、时钟合并顶栏、天气面板默认180px点击展开、今日面板(积分+提醒)、字体统一sans-serif、台灯mask GSAP 2s补间(opacity+mask同步)、主题双层伪元素背景1s过渡、灰尘40→20、resize修复、拖拽边界clamp+持久化+anchorRight、深色色块10%、深色--color-primary覆写、删除ambient层、手动切主题取消自动+提示;创建新家庭(POST /family);邀请码状态校验bug修复(INVITE_UNUSED才放行)</w:t>
+      </w:r>
+    </w:p>
+    <w:p>
+      <w:pPr/>
+      <w:r>
+        <w:t>V5.6 | 2026-08 | 站点底部备案号(SiteFooter.vue ICP+公安占位);天气代理重构为JWT(Ed25519)身份认证;凭证DB表(sys_weather_credential);天气调用日志(sys_weather_log);月度配额49999;前端天气面板点击展开+3天预报+空气+预警+指数</w:t>
+      </w:r>
+    </w:p>
+    <w:p>
+      <w:pPr/>
+      <w:r>
+        <w:t>V5.5 | 2026-08 | UI精简:Top bar去底色边框;深色主题深蓝背景+blobs荧光;深色模式字体浅色;只留浅色/深色主题;可拖拽面板(useDragResize);album-corner扩大10%;album-closed增大0.5倍</w:t>
+      </w:r>
+    </w:p>
+    <w:p>
+      <w:pPr/>
+      <w:r>
+        <w:t>V5.4 | 2026-08 | 光照系统V5.4:阴影顶框下移+顶框随太阳高度微移;2点重置跳变扫光;台灯mask祛除阴影(3层mask+钟摆跟随);3态开关(auto/on/off)+傍晚开清晨关;黄金分割点位置+色温/亮度可调+钟摆运动;导航栏温暖磨砂玻璃;夜间深色背景;IP默认济南;LightTest深浅模式按钮+控制台优化;首页相册重构(右下角拍立得堆/闭合相册)</w:t>
+      </w:r>
+    </w:p>
+    <w:p>
+      <w:pPr/>
+      <w:r>
+        <w:t>V5.3 | 2026-08 | 光照生命周期重构(日出日落驱动旋转/颜色/强度);阴影分层(下层z35+光柱z48+上层z49);亮斑图层(z32 multiply);反光层(z42 soft-light);灰阶防叠加(opaque gray+darken幂等);时隙5分钟(96→288);光照测试页增强(日期选择器+首页组件+阶段标签);太阳信息date参数</w:t>
+      </w:r>
+    </w:p>
     <w:p>
       <w:pPr/>
       <w:r>
@@ -18243,6 +18273,888 @@
       </w:pPr>
       <w:r>
         <w:t>太阳信息 date 参数(模拟任意日期)</w:t>
+      </w:r>
+    </w:p>
+    <w:p>
+      <w:pPr>
+        <w:pStyle w:val="Heading2"/>
+      </w:pPr>
+      <w:r>
+        <w:t>4.45 首页相册模块重构:拍立得/闭合相册(V5.4 规划)</w:t>
+      </w:r>
+    </w:p>
+    <w:p>
+      <w:pPr>
+        <w:pStyle w:val="Heading3"/>
+      </w:pPr>
+      <w:r>
+        <w:t>4.45.1 创意概述</w:t>
+      </w:r>
+    </w:p>
+    <w:p>
+      <w:r>
+        <w:t>将首页中央相册舞台改为右下角小尺寸展示,根据近 7 天是否有可访问新照片切换两种形态,营造在家的随性放松感。</w:t>
+      </w:r>
+    </w:p>
+    <w:p>
+      <w:pPr>
+        <w:pStyle w:val="Heading3"/>
+      </w:pPr>
+      <w:r>
+        <w:t>4.45.2 散落拍立得(有新照片)</w:t>
+      </w:r>
+    </w:p>
+    <w:p>
+      <w:pPr>
+        <w:pStyle w:val="ListBullet"/>
+      </w:pPr>
+      <w:r>
+        <w:t>触发条件:近 7 天有当前用户可访问的新照片(走 visibility 过滤:PUBLIC/FAMILY 全可见,PRIVATE 仅作者本人)。</w:t>
+      </w:r>
+    </w:p>
+    <w:p>
+      <w:pPr>
+        <w:pStyle w:val="ListBullet"/>
+      </w:pPr>
+      <w:r>
+        <w:t>展示数量:最多 7 张,随机姿态。</w:t>
+      </w:r>
+    </w:p>
+    <w:p>
+      <w:pPr>
+        <w:pStyle w:val="ListBullet"/>
+      </w:pPr>
+      <w:r>
+        <w:t>样式:白边相纸(拍立得风格),轻微随机旋转(-15°~+15°),随机位置重叠叠放,投影 box-shadow 营造层次。</w:t>
+      </w:r>
+    </w:p>
+    <w:p>
+      <w:pPr>
+        <w:pStyle w:val="ListBullet"/>
+      </w:pPr>
+      <w:r>
+        <w:t>位置:页面右下角,固定定位。</w:t>
+      </w:r>
+    </w:p>
+    <w:p>
+      <w:pPr>
+        <w:pStyle w:val="ListBullet"/>
+      </w:pPr>
+      <w:r>
+        <w:t>交互:点击照片查看大图;点击区域跳转相册详情。</w:t>
+      </w:r>
+    </w:p>
+    <w:p>
+      <w:pPr>
+        <w:pStyle w:val="Heading3"/>
+      </w:pPr>
+      <w:r>
+        <w:t>4.45.3 闭合相册(无新照片)</w:t>
+      </w:r>
+    </w:p>
+    <w:p>
+      <w:pPr>
+        <w:pStyle w:val="ListBullet"/>
+      </w:pPr>
+      <w:r>
+        <w:t>触发条件:近 7 天无可访问新照片。</w:t>
+      </w:r>
+    </w:p>
+    <w:p>
+      <w:pPr>
+        <w:pStyle w:val="ListBullet"/>
+      </w:pPr>
+      <w:r>
+        <w:t>样式:标准闭合相册,平躺在平台上,随机斜放(轻微旋转)。</w:t>
+      </w:r>
+    </w:p>
+    <w:p>
+      <w:pPr>
+        <w:pStyle w:val="ListBullet"/>
+      </w:pPr>
+      <w:r>
+        <w:t>封面:印有家庭名称(sys_family_info.name)。</w:t>
+      </w:r>
+    </w:p>
+    <w:p>
+      <w:pPr>
+        <w:pStyle w:val="ListBullet"/>
+      </w:pPr>
+      <w:r>
+        <w:t>光照:相册表面有温暖反光(走 reflection-layer),显得温暖。</w:t>
+      </w:r>
+    </w:p>
+    <w:p>
+      <w:pPr>
+        <w:pStyle w:val="ListBullet"/>
+      </w:pPr>
+      <w:r>
+        <w:t>交互:点击跳转相册列表页。</w:t>
+      </w:r>
+    </w:p>
+    <w:p>
+      <w:pPr>
+        <w:pStyle w:val="Heading3"/>
+      </w:pPr>
+      <w:r>
+        <w:t>4.45.4 技术方案</w:t>
+      </w:r>
+    </w:p>
+    <w:p>
+      <w:pPr>
+        <w:pStyle w:val="ListBullet"/>
+      </w:pPr>
+      <w:r>
+        <w:t>后端:复用 /public/home 的 photos 字段筛选近 7 天,或新增轻量接口 GET /public/recent-photos?days=7 返回 {hasRecent, photos[]}。</w:t>
+      </w:r>
+    </w:p>
+    <w:p>
+      <w:pPr>
+        <w:pStyle w:val="ListBullet"/>
+      </w:pPr>
+      <w:r>
+        <w:t>前端:Home.vue 将 .album-stage 从中央移到右下角 .album-corner;根据 hasRecent 切换 .polaroid-scatter / .album-closed 两套模板。</w:t>
+      </w:r>
+    </w:p>
+    <w:p>
+      <w:pPr>
+        <w:pStyle w:val="ListBullet"/>
+      </w:pPr>
+      <w:r>
+        <w:t>随机姿态:前端生成(seed 固定,避免每次刷新跳变),rotation/offset 存 localStorage 或按 photoId 哈希。</w:t>
+      </w:r>
+    </w:p>
+    <w:p>
+      <w:pPr>
+        <w:pStyle w:val="ListBullet"/>
+      </w:pPr>
+      <w:r>
+        <w:t>中央舞台移除后,首页视觉重心转为左右毛玻璃面板 + 右下角相册点缀。</w:t>
+      </w:r>
+    </w:p>
+    <w:p>
+      <w:pPr>
+        <w:pStyle w:val="Heading3"/>
+      </w:pPr>
+      <w:r>
+        <w:t>4.45.5 优先级</w:t>
+      </w:r>
+    </w:p>
+    <w:p>
+      <w:r>
+        <w:t>P2(锦上添花),版本来源 V5.4。依赖浅深色模式(V5.3 P1)完成后实施。</w:t>
+      </w:r>
+    </w:p>
+    <w:p>
+      <w:pPr>
+        <w:pStyle w:val="Heading3"/>
+      </w:pPr>
+      <w:r>
+        <w:t>10.1.45 V5.4 规划功能</w:t>
+      </w:r>
+    </w:p>
+    <w:p>
+      <w:pPr>
+        <w:pStyle w:val="ListNumber"/>
+      </w:pPr>
+      <w:r>
+        <w:t>首页相册模块重构:右下角散落拍立得(有新照片)/ 闭合相册(无新照片)</w:t>
+      </w:r>
+    </w:p>
+    <w:p>
+      <w:pPr>
+        <w:pStyle w:val="Heading2"/>
+      </w:pPr>
+      <w:r>
+        <w:t>4.46 光照系统V5.4:台灯mask+钟摆+色温亮度(已实施V5.4)</w:t>
+      </w:r>
+    </w:p>
+    <w:p>
+      <w:pPr>
+        <w:pStyle w:val="ListBullet"/>
+      </w:pPr>
+      <w:r>
+        <w:t>阴影顶框下移3vh+顶框随太阳高度微移:frameTopOffset=(alt-45)×0.045(±2vh),太阳越高顶框越低。</w:t>
+      </w:r>
+    </w:p>
+    <w:p>
+      <w:pPr>
+        <w:pStyle w:val="ListBullet"/>
+      </w:pPr>
+      <w:r>
+        <w:t>2点重置跳变扫光:日落后dayProgress=1(hold在日落位置+90°),凌晨2点reset到dayProgress=0(-90°)。2点无人看,跳变无感;夜间isNight=true→--bar-transition:0s→瞬间跳变无扫光。</w:t>
+      </w:r>
+    </w:p>
+    <w:p>
+      <w:pPr>
+        <w:pStyle w:val="ListBullet"/>
+      </w:pPr>
+      <w:r>
+        <w:t>台灯mask祛除阴影:.window-shadow/.bright-spot/.vignette三层都加mask-image:var(--lamp-mask),台灯开启时mask中心透明挖洞祛除阴影,关闭时mask:none(阴影完整)。mask渐变中心跟随钟摆X坐标。</w:t>
+      </w:r>
+    </w:p>
+    <w:p>
+      <w:pPr>
+        <w:pStyle w:val="ListBullet"/>
+      </w:pPr>
+      <w:r>
+        <w:t>台灯3态开关:lampMode=auto(夜间自动)/on(常开)/off(关),按钮图标🌑/💡/⬛循环切换。lampStrength:auto=sunScene.lampOpacity、on=1、off=0。</w:t>
+      </w:r>
+    </w:p>
+    <w:p>
+      <w:pPr>
+        <w:pStyle w:val="ListBullet"/>
+      </w:pPr>
+      <w:r>
+        <w:t>台灯开关时机:lampOpacity=(isNight||dayProgress≥0.9||dayProgress≤0.1)?1:0——傍晚开始(dayProgress≥0.9)开灯,清晨结束(dayProgress&gt;0.1)关灯,夜间常亮,日间正午关闭。突变非渐变。</w:t>
+      </w:r>
+    </w:p>
+    <w:p>
+      <w:pPr>
+        <w:pStyle w:val="ListBullet"/>
+      </w:pPr>
+      <w:r>
+        <w:t>台灯位置:左上黄金分割点(38.2%,38.2%),光圈直径144vw(半径72vw,页面4/5),z=100最顶层,filter:blur(20px)。</w:t>
+      </w:r>
+    </w:p>
+    <w:p>
+      <w:pPr>
+        <w:pStyle w:val="ListBullet"/>
+      </w:pPr>
+      <w:r>
+        <w:t>台灯色温可调:lampTemp 0-100滑块,warm rgba(255,180,100)→cool rgba(220,230,255),lampColor computed动态生成radial-gradient。</w:t>
+      </w:r>
+    </w:p>
+    <w:p>
+      <w:pPr>
+        <w:pStyle w:val="ListBullet"/>
+      </w:pPr>
+      <w:r>
+        <w:t>台灯亮度可调:lampBrightness 0-100滑块,控制mask透明区域比例:lampMaskAlpha=0.03+0.97×(brightness/100),透明半径tr=alpha×72vw。亮度0→2vw几乎不祛除,亮度100→72vw大面积祛除。不透明度固定lampStrength×0.3。</w:t>
+      </w:r>
+    </w:p>
+    <w:p>
+      <w:pPr>
+        <w:pStyle w:val="ListBullet"/>
+      </w:pPr>
+      <w:r>
+        <w:t>台灯钟摆运动:requestAnimationFrame驱动,周期8秒。lampPendulumX=sin(phase)×5vw(横向±5%,总10%页宽),lampPendulumScaleX=1-|sin|×0.2(中间1.0圆形,两侧0.8椭圆)。台灯div的left和mask中心X都跟随lampPendulumX。watchEffect监听lampStrength&gt;0→开灯启动钟摆,关灯停止。</w:t>
+      </w:r>
+    </w:p>
+    <w:p>
+      <w:pPr>
+        <w:pStyle w:val="ListBullet"/>
+      </w:pPr>
+      <w:r>
+        <w:t>导航栏重设计(浅色主题):温暖磨砂玻璃backdrop-filter:blur(24px) saturate(1.1)+暖奶油渐变背景;家庭名hover暖色下划线;模块导航胶囊容器;统一36px圆形触感按钮;用户头像胶囊;全色基于暖棕#3A2E22+暖琥珀#C9A876/#B8956A。</w:t>
+      </w:r>
+    </w:p>
+    <w:p>
+      <w:pPr>
+        <w:pStyle w:val="ListBullet"/>
+      </w:pPr>
+      <w:r>
+        <w:t>夜间深色背景:html.dark .home-page/.light-test-page背景从硬编码#EDE4D3改为深褐黑#1A1410→#2A2018;html.dark .blob opacity 0.4→0.1色块夜间几乎不可见。修复了夜间背景太亮的问题。</w:t>
+      </w:r>
+    </w:p>
+    <w:p>
+      <w:pPr>
+        <w:pStyle w:val="ListBullet"/>
+      </w:pPr>
+      <w:r>
+        <w:t>IP定位默认济南:SunService.resolveLocation IP定位失败时默认坐标从北京39.9042,116.4074改为济南36.6512,117.1201(时区Asia/Shanghai)。</w:t>
+      </w:r>
+    </w:p>
+    <w:p>
+      <w:pPr>
+        <w:pStyle w:val="ListBullet"/>
+      </w:pPr>
+      <w:r>
+        <w:t>LightTest深浅模式按钮:控制栏加☀️/🌙按钮,toggleDark调applyTheme({dark:!dark}),测试深色/浅色模式下的光照效果。</w:t>
+      </w:r>
+    </w:p>
+    <w:p>
+      <w:pPr>
+        <w:pStyle w:val="ListBullet"/>
+      </w:pPr>
+      <w:r>
+        <w:t>LightTest控制台优化:宽度260px→220px变窄;按钮+滑块从一行改为两区(按钮区flex-wrap+滑块区垂直堆叠带标签);整体向上伸展。</w:t>
+      </w:r>
+    </w:p>
+    <w:p>
+      <w:pPr>
+        <w:pStyle w:val="Heading2"/>
+      </w:pPr>
+      <w:r>
+        <w:t>4.47 首页相册重构:拍立得堆/闭合相册(已实施V5.4)</w:t>
+      </w:r>
+    </w:p>
+    <w:p>
+      <w:pPr>
+        <w:pStyle w:val="ListBullet"/>
+      </w:pPr>
+      <w:r>
+        <w:t>删除:中央album-stage轮播大图、slides/slideIdx/currentSlide/slideTimer/buildSlides/parseImages、album-fade过渡、牛皮纸基底/书脊、5s轮播定时器。</w:t>
+      </w:r>
+    </w:p>
+    <w:p>
+      <w:pPr>
+        <w:pStyle w:val="ListBullet"/>
+      </w:pPr>
+      <w:r>
+        <w:t>新增:右下角.album-corner(fixed,25vw×25vw,right 5vw bottom 5vh)。</w:t>
+      </w:r>
+    </w:p>
+    <w:p>
+      <w:pPr>
+        <w:pStyle w:val="ListBullet"/>
+      </w:pPr>
+      <w:r>
+        <w:t>散落拍立得堆(近7天有新照片):recentPhotos过滤createdAt&lt;7天最多7张;每张.polaroid 220px白边相纸(padding:10px 10px 38px)、随机旋转±15°、随机偏移dx±120 dy±60、投影;hover时z-index 99+旋转归零+scale 1.08(抽出感);GSAP stagger入场。</w:t>
+      </w:r>
+    </w:p>
+    <w:p>
+      <w:pPr>
+        <w:pStyle w:val="ListBullet"/>
+      </w:pPr>
+      <w:r>
+        <w:t>闭合相册(近7天无新照片):平躺木色封面linear-gradient(#8B6F47,#6B5435) 280×210、家庭名称+"家庭相册"、随机斜放、hover抬正放大;点击跳/album。</w:t>
+      </w:r>
+    </w:p>
+    <w:p>
+      <w:pPr>
+        <w:pStyle w:val="ListBullet"/>
+      </w:pPr>
+      <w:r>
+        <w:t>点击拍立得→el-image-viewer查看近期照片全屏大图浏览(viewerUrls=近期照片URL列表)。</w:t>
+      </w:r>
+    </w:p>
+    <w:p>
+      <w:pPr>
+        <w:pStyle w:val="ListBullet"/>
+      </w:pPr>
+      <w:r>
+        <w:t>后端零改动:/public/home已返回photos(20条,已按visibility过滤),前端筛7天即可。</w:t>
+      </w:r>
+    </w:p>
+    <w:p>
+      <w:pPr>
+        <w:pStyle w:val="ListBullet"/>
+      </w:pPr>
+      <w:r>
+        <w:t>album-corner扩大10%:25vw→27.5vw,min-height:280px→308px。album-closed增大0.5倍:280×210→420×315。</w:t>
+      </w:r>
+    </w:p>
+    <w:p>
+      <w:pPr>
+        <w:pStyle w:val="Heading2"/>
+      </w:pPr>
+      <w:r>
+        <w:t>4.48 UI精简与可拖拽面板(已实施V5.5)</w:t>
+      </w:r>
+    </w:p>
+    <w:p>
+      <w:pPr>
+        <w:pStyle w:val="ListBullet"/>
+      </w:pPr>
+      <w:r>
+        <w:t>Top bar去底色边框:移除background/backdrop-filter/border-bottom/box-shadow,纯透明导航栏。</w:t>
+      </w:r>
+    </w:p>
+    <w:p>
+      <w:pPr>
+        <w:pStyle w:val="ListBullet"/>
+      </w:pPr>
+      <w:r>
+        <w:t>深色主题深蓝背景:main.css暗色变量从深褐#221A14改为深蓝#0F1A2E/#162238/#1A2540;Home/LightTest深色背景同步;html.dark .blob opacity 0.4+box-shadow荧光0.4。</w:t>
+      </w:r>
+    </w:p>
+    <w:p>
+      <w:pPr>
+        <w:pStyle w:val="ListBullet"/>
+      </w:pPr>
+      <w:r>
+        <w:t>深色模式字体浅色:main.css加html.dark全局覆写,硬编码#3A2E22等深色字体统一改为#E8DCC8;--color-text-secondary加亮;毛玻璃面板深色模式background:rgba(30,40,65,0.55)+border-color:rgba(255,255,255,0.12);feed-bubble深色模式rgba(255,255,255,0.08)。</w:t>
+      </w:r>
+    </w:p>
+    <w:p>
+      <w:pPr>
+        <w:pStyle w:val="ListBullet"/>
+      </w:pPr>
+      <w:r>
+        <w:t>只留浅色/深色主题:theme/index.js重写,THEMES只剩light/dark两项;移除preset查找和CSS变量--color-primary/--color-accent设置;Home顶栏主题下拉改为直接点击☀️/🌙切换。</w:t>
+      </w:r>
+    </w:p>
+    <w:p>
+      <w:pPr>
+        <w:pStyle w:val="ListBullet"/>
+      </w:pPr>
+      <w:r>
+        <w:t>可拖拽面板:utils/useDragResize.js组合式函数(拖动+调整大小,mousemove/mouseup全局监听,最小200×120px);5个面板(feed/task/weather/anniversary/today)改为.draggable-panel,各自独立useDragResize实例;顶部.drag-handle(24px,中间40×4px拖动条handle-grip),内容下移到.panel-body;右下角.resize-handle(20×20px斜角渐变nwse-resize)。</w:t>
+      </w:r>
+    </w:p>
+    <w:p>
+      <w:pPr>
+        <w:pStyle w:val="Heading2"/>
+      </w:pPr>
+      <w:r>
+        <w:t>4.49 站点底部备案号(已实施V5.6)</w:t>
+      </w:r>
+    </w:p>
+    <w:p>
+      <w:pPr>
+        <w:pStyle w:val="ListBullet"/>
+      </w:pPr>
+      <w:r>
+        <w:t>SiteFooter.vue左下角fixed,工信部ICP备案号(链接beian.miit.gov.cn)+公安备案占位"公安备案 待登记"(灰色无链接,拿到后改正式号+链接beian.gov.cn)。</w:t>
+      </w:r>
+    </w:p>
+    <w:p>
+      <w:pPr>
+        <w:pStyle w:val="ListBullet"/>
+      </w:pPr>
+      <w:r>
+        <w:t>样式与顶栏一致(磨砂玻璃backdrop-filter:blur(8px)+小字11px+var(--color-card)),沉浸式页(首页)隐藏。</w:t>
+      </w:r>
+    </w:p>
+    <w:p>
+      <w:pPr>
+        <w:pStyle w:val="ListBullet"/>
+      </w:pPr>
+      <w:r>
+        <w:t>App.vue引入,所有非沉浸式页面显示。</w:t>
+      </w:r>
+    </w:p>
+    <w:p>
+      <w:pPr>
+        <w:pStyle w:val="Heading2"/>
+      </w:pPr>
+      <w:r>
+        <w:t>4.50 天气代理V5.6重构:JWT(Ed25519)身份认证(已实施V5.6)</w:t>
+      </w:r>
+    </w:p>
+    <w:p>
+      <w:pPr>
+        <w:pStyle w:val="ListBullet"/>
+      </w:pPr>
+      <w:r>
+        <w:t>WeatherService.java用和风天气JWT(Ed25519)身份认证(JDK 21原生EdDSA,无新依赖),凭证四件套app.weather-api-host/weather-project-id/weather-key-id/weather-private-key(PEM私钥,YAML|块标量)。</w:t>
+      </w:r>
+    </w:p>
+    <w:p>
+      <w:pPr>
+        <w:pStyle w:val="ListBullet"/>
+      </w:pPr>
+      <w:r>
+        <w:t>凭证优先从sys_weather_credential表读status=1的记录(DB空fallback yml):Win测试种子status=1,Linux生产种子status=0(上线时SQL翻转)。</w:t>
+      </w:r>
+    </w:p>
+    <w:p>
+      <w:pPr>
+        <w:pStyle w:val="ListBullet"/>
+      </w:pPr>
+      <w:r>
+        <w:t>私钥不入git:schema.sql种子private_key=NULL,application.yml留空;部署后手动UPDATE填入;credentials.local.sql模板在resources下,.gitignore忽略。</w:t>
+      </w:r>
+    </w:p>
+    <w:p>
+      <w:pPr>
+        <w:pStyle w:val="ListBullet"/>
+      </w:pPr>
+      <w:r>
+        <w:t>月度配额49999次/月:Redis计数器ihomy:weather:quota:{yearMonth}+DB fallback;超限返回null前端降级,次月自动恢复。</w:t>
+      </w:r>
+    </w:p>
+    <w:p>
+      <w:pPr>
+        <w:pStyle w:val="ListBullet"/>
+      </w:pPr>
+      <w:r>
+        <w:t>每次API调用记录日志:sys_weather_log表(api_type/location_id/status/cost_ms/response/error_msg);天气数据公开可存response,quota接口响应可能含账号信息不存。</w:t>
+      </w:r>
+    </w:p>
+    <w:p>
+      <w:pPr>
+        <w:pStyle w:val="ListBullet"/>
+      </w:pPr>
+      <w:r>
+        <w:t>Redis缓存:now 30m/forecast 30m/warning 5m/indices 30m/air 30m/minutely 10m/location 6h。</w:t>
+      </w:r>
+    </w:p>
+    <w:p>
+      <w:pPr>
+        <w:pStyle w:val="ListBullet"/>
+      </w:pPr>
+      <w:r>
+        <w:t>GET /api/public/weather返回{temp,condition,text,city,locationId}(顶栏简版);GET /api/public/weather/detail返回聚合{now,daily,hourly,warning,indices,air,minutely}(首页天气面板点击展开)。</w:t>
+      </w:r>
+    </w:p>
+    <w:p>
+      <w:pPr>
+        <w:pStyle w:val="ListBullet"/>
+      </w:pPr>
+      <w:r>
+        <w:t>GET /api/ops/weather/quota控制台API用量统计(OPS运维页新增"和风天气API"标签页)。</w:t>
+      </w:r>
+    </w:p>
+    <w:p>
+      <w:pPr>
+        <w:pStyle w:val="ListBullet"/>
+      </w:pPr>
+      <w:r>
+        <w:t>前端TopBarExtras.vue/Home.vue天气面板点击展开详情(7d预报+预警+生活指数+空气+分钟降水)。</w:t>
+      </w:r>
+    </w:p>
+    <w:p>
+      <w:pPr>
+        <w:pStyle w:val="ListBullet"/>
+      </w:pPr>
+      <w:r>
+        <w:t>LightTest.vue控制台新增☀️/☁️/🌧️/❄️4按钮切换天气模式,通过weatherMultiplier(晴1.0/多云0.55/雨0.25/雪0.4)衰减lightOpacity/rays/reflectionOpacity。</w:t>
+      </w:r>
+    </w:p>
+    <w:p>
+      <w:pPr>
+        <w:pStyle w:val="ListBullet"/>
+      </w:pPr>
+      <w:r>
+        <w:t>IP定位:绕过qweather GeoAPI(403 Security Restriction),用ip-api.com获取坐标+城市名;坐标直接用作location=lng,lat;本地localhost→济南默认117.1201,36.6512。</w:t>
+      </w:r>
+    </w:p>
+    <w:p>
+      <w:pPr>
+        <w:pStyle w:val="ListBullet"/>
+      </w:pPr>
+      <w:r>
+        <w:t>HTTP:从RestClient改为HttpURLConnection+手动GZIPInputStream解压(qweather返回gzipped响应)。</w:t>
+      </w:r>
+    </w:p>
+    <w:p>
+      <w:pPr>
+        <w:pStyle w:val="ListBullet"/>
+      </w:pPr>
+      <w:r>
+        <w:t>字段修复:qweather now对象用icon字段(不是code)获取天气图标代码。</w:t>
+      </w:r>
+    </w:p>
+    <w:p>
+      <w:pPr>
+        <w:pStyle w:val="Heading2"/>
+      </w:pPr>
+      <w:r>
+        <w:t>4.51 首页UI优化(已实施V5.6续)</w:t>
+      </w:r>
+    </w:p>
+    <w:p>
+      <w:pPr>
+        <w:pStyle w:val="ListBullet"/>
+      </w:pPr>
+      <w:r>
+        <w:t>顶栏齿轮popover:删除顶栏的光照测试链接/台灯开关/色温亮度滑块,替换为齿轮图标(Setting icon)popover。popover内含:台灯3态按钮(自动/常开/关闭)、色温滑块、亮度滑块、重置面板布局按钮、光照测试页入口。</w:t>
+      </w:r>
+    </w:p>
+    <w:p>
+      <w:pPr>
+        <w:pStyle w:val="ListBullet"/>
+      </w:pPr>
+      <w:r>
+        <w:t>时钟合并进顶栏:删除独立clock-panel,顶栏右侧(齿轮前)加.topbar-clock(时间18px+日期11px),移动端隐藏日期。</w:t>
+      </w:r>
+    </w:p>
+    <w:p>
+      <w:pPr>
+        <w:pStyle w:val="ListBullet"/>
+      </w:pPr>
+      <w:r>
+        <w:t>天气面板缩减:默认高度180px(只显示城市+温度+图标+状况),点击.weather-main切换weatherExpanded,展开到440px显示完整详情,带箭头旋转动画。</w:t>
+      </w:r>
+    </w:p>
+    <w:p>
+      <w:pPr>
+        <w:pStyle w:val="ListBullet"/>
+      </w:pPr>
+      <w:r>
+        <w:t>今日面板:新增可拖拽面板"今日"(左侧第3块,todayDrag):积分余额+连续天数+签到按钮(pointsApi.stats/checkin)+今日待办提醒前3条(reminderApi.list,过滤done!==1)。登录可见,小屏隐藏。</w:t>
+      </w:r>
+    </w:p>
+    <w:p>
+      <w:pPr>
+        <w:pStyle w:val="ListBullet"/>
+      </w:pPr>
+      <w:r>
+        <w:t>字体统一:删.home-page的Georgia serif和.draggable-panel的PingFang显式声明,全页继承body的sans-serif。</w:t>
+      </w:r>
+    </w:p>
+    <w:p>
+      <w:pPr>
+        <w:pStyle w:val="ListBullet"/>
+      </w:pPr>
+      <w:r>
+        <w:t>台灯mask JS补间:mask-image不支持CSS transition,改用GSAP 2s补间驱动lampAnim=reactive({v})。watch(lampStrength)触发gsap.to(lampAnim,{v:nv,duration:2,ease:power2.out})。lampDivOpacity和lampMask全部由动画值lampStrengthAnim计算。mask挖洞半径tr=maskAlpha×r×s随强度缩放:开灯洞从0放大,关灯洞缩到0。移除.lamp-light的CSS transition(避免双重驱动)。Home+LightTest同步。</w:t>
+      </w:r>
+    </w:p>
+    <w:p>
+      <w:pPr>
+        <w:pStyle w:val="ListBullet"/>
+      </w:pPr>
+      <w:r>
+        <w:t>主题1s过渡:.home-page/.light-test-page的linear-gradient背景不支持CSS transition插值,改为双层伪元素::before(浅色渐变)/::after(深色渐变),html.dark时opacity交叉淡入淡出1s。.bg-blobs z-index 0→1确保在伪元素之上。.draggable-panel/.glass-panel/.blob加transition:background-color/border-color/color/opacity 1s ease。body,#app加全局过渡。</w:t>
+      </w:r>
+    </w:p>
+    <w:p>
+      <w:pPr>
+        <w:pStyle w:val="ListBullet"/>
+      </w:pPr>
+      <w:r>
+        <w:t>灰尘40→20:dustParticles从40减到20(Home+LightTest)。</w:t>
+      </w:r>
+    </w:p>
+    <w:p>
+      <w:pPr>
+        <w:pStyle w:val="ListBullet"/>
+      </w:pPr>
+      <w:r>
+        <w:t>resize修复:模板里5个.resize-handle都没绑定@mousedown="xxx.onResizeStart"——已全部补上。</w:t>
+      </w:r>
+    </w:p>
+    <w:p>
+      <w:pPr>
+        <w:pStyle w:val="ListBullet"/>
+      </w:pPr>
+      <w:r>
+        <w:t>拖拽边界+anchorRight:useDragResize内置clamp——左右不越出页面、顶部最低到导航栏下方(minY=72)、底部不越界;resize时也限制不超出视口。位置/大小持久化到localStorage(ihomy:panel:{feed,task,weather,anniversary,today}),reset()清持久化恢复初始值。anchorRight参数:right定位面板(weather/anniversary)的pos.x为离右边缘距离(正数),拖动方向取反;旧持久化值(负数)通过Math.abs()自动迁移。</w:t>
+      </w:r>
+    </w:p>
+    <w:p>
+      <w:pPr>
+        <w:pStyle w:val="ListBullet"/>
+      </w:pPr>
+      <w:r>
+        <w:t>深色色块亮度10%:html.dark .blob { opacity: 0.1 }(Home+LightTest)。</w:t>
+      </w:r>
+    </w:p>
+    <w:p>
+      <w:pPr>
+        <w:pStyle w:val="ListBullet"/>
+      </w:pPr>
+      <w:r>
+        <w:t>深色铃铛颜色:html.dark .msg-icon { color: rgba(232,220,200,0.8) }(main.css)。</w:t>
+      </w:r>
+    </w:p>
+    <w:p>
+      <w:pPr>
+        <w:pStyle w:val="ListBullet"/>
+      </w:pPr>
+      <w:r>
+        <w:t>深色--color-primary覆写:main.css的html.dark加--color-primary: #E8DCC8(全局修复,影响所有用var(--color-primary)的~20处标题,含Settings页卡片标题)。</w:t>
+      </w:r>
+    </w:p>
+    <w:p>
+      <w:pPr>
+        <w:pStyle w:val="ListBullet"/>
+      </w:pPr>
+      <w:r>
+        <w:t>删除ambient层:V5.6续初版加的ambient-layer(黄金时刻暖染multiply)已删除——效果太淡(0.05~0.12)且增加复杂度,bright-spot层已覆盖前景染色。Home.vue+LightTest.vue删除ambient-layer(div/CSS/computed/开关按钮/watchEffect),齿轮popover去掉ambient开关行。</w:t>
+      </w:r>
+    </w:p>
+    <w:p>
+      <w:pPr>
+        <w:pStyle w:val="ListBullet"/>
+      </w:pPr>
+      <w:r>
+        <w:t>手动切主题取消自动:Home.vue的onTheme设autoMode:false+ElMessage.info提示"已切换到手动主题,日出日落自动切换已暂停(可在设置中恢复)"。applyAutoTheme检测autoMode=false自动跳过。解决:夜晚手动切浅色后,5分钟光影切换时又被切回深色的问题。Settings页"日出日落自动切换"开关可恢复。</w:t>
+      </w:r>
+    </w:p>
+    <w:p>
+      <w:pPr>
+        <w:pStyle w:val="Heading2"/>
+      </w:pPr>
+      <w:r>
+        <w:t>4.52 创建新家庭(已实施V5.6续)</w:t>
+      </w:r>
+    </w:p>
+    <w:p>
+      <w:pPr>
+        <w:pStyle w:val="ListBullet"/>
+      </w:pPr>
+      <w:r>
+        <w:t>POST /family(FamilyController)已登录用户创建新家庭组,绑定OWNER+切换当前家庭。</w:t>
+      </w:r>
+    </w:p>
+    <w:p>
+      <w:pPr>
+        <w:pStyle w:val="ListBullet"/>
+      </w:pPr>
+      <w:r>
+        <w:t>后端逻辑:创建sys_family_info(name/shareToken/ownerId)+绑定sys_user_role(OWNER)+切换Redis当前家庭(user:curfamily:{userId})。注入SysRoleMapper/SysUserRoleMapper/StringRedisTemplate。</w:t>
+      </w:r>
+    </w:p>
+    <w:p>
+      <w:pPr>
+        <w:pStyle w:val="ListBullet"/>
+      </w:pPr>
+      <w:r>
+        <w:t>前端:api/index.js加familyApi.create。Settings.vue家庭设置卡片下方新增"创建新家庭"卡片,ElMessageBox.prompt输入家庭名,调API后location.reload()加载新家庭数据。</w:t>
+      </w:r>
+    </w:p>
+    <w:p>
+      <w:pPr>
+        <w:pStyle w:val="ListBullet"/>
+      </w:pPr>
+      <w:r>
+        <w:t>邀请码状态校验bug修复:AuthService.register/joinFamily校验status==INVITE_UNUSED才放行(曾误写INVITE_USED导致所有邀请码返回NOT_FOUND,已修复)。</w:t>
+      </w:r>
+    </w:p>
+    <w:p>
+      <w:pPr>
+        <w:pStyle w:val="Heading2"/>
+      </w:pPr>
+      <w:r>
+        <w:t>8.1 V5.3-V5.6续 部署里程碑(追加)</w:t>
+      </w:r>
+    </w:p>
+    <w:p>
+      <w:pPr>
+        <w:pStyle w:val="ListBullet"/>
+      </w:pPr>
+      <w:r>
+        <w:t>V5.3(已交付):光照生命周期重构(日出日落驱动)、阴影分层、亮斑/反光层、灰阶防叠加、时隙5分钟、光照测试页增强、太阳信息date参数。</w:t>
+      </w:r>
+    </w:p>
+    <w:p>
+      <w:pPr>
+        <w:pStyle w:val="ListBullet"/>
+      </w:pPr>
+      <w:r>
+        <w:t>V5.4(已交付):光照系统V5.4(台灯mask+钟摆+色温亮度+3态开关)、首页相册重构(拍立得堆/闭合相册)、导航栏温暖磨砂玻璃、夜间深色背景、IP默认济南、LightTest深浅模式+控制台优化。</w:t>
+      </w:r>
+    </w:p>
+    <w:p>
+      <w:pPr>
+        <w:pStyle w:val="ListBullet"/>
+      </w:pPr>
+      <w:r>
+        <w:t>V5.5(已交付):UI精简(Top bar去底色、深色深蓝背景、字体浅色、只留浅色/深色主题)、可拖拽面板、album-corner扩大。</w:t>
+      </w:r>
+    </w:p>
+    <w:p>
+      <w:pPr>
+        <w:pStyle w:val="ListBullet"/>
+      </w:pPr>
+      <w:r>
+        <w:t>V5.6(已交付):站点底部备案号、天气代理JWT(Ed25519)重构、凭证DB表+日志表+月度配额、前端天气面板点击展开。</w:t>
+      </w:r>
+    </w:p>
+    <w:p>
+      <w:pPr>
+        <w:pStyle w:val="ListBullet"/>
+      </w:pPr>
+      <w:r>
+        <w:t>V5.6续(已交付):顶栏齿轮popover、时钟合并顶栏、天气面板180px点击展开、今日面板、字体统一、台灯mask GSAP 2s补间、主题1s过渡、灰尘20、resize修复、拖拽边界clamp+持久化+anchorRight、深色色块10%、深色--color-primary覆写、删除ambient层、手动切主题取消自动、创建新家庭、邀请码bug修复。</w:t>
+      </w:r>
+    </w:p>
+    <w:p>
+      <w:pPr>
+        <w:pStyle w:val="Heading2"/>
+      </w:pPr>
+      <w:r>
+        <w:t>10.4 V5.3-V5.6续 已实现功能(追加)</w:t>
+      </w:r>
+    </w:p>
+    <w:p>
+      <w:pPr>
+        <w:pStyle w:val="ListBullet"/>
+      </w:pPr>
+      <w:r>
+        <w:t>光照生命周期(V5.3):旋转/颜色/强度全由日出日落驱动;dayProgress 0=日出→1=日落;灰阶darken幂等防叠加;亮斑multiply;反光soft-light;夜间光柱transparent;时隙96→288(5分钟)。</w:t>
+      </w:r>
+    </w:p>
+    <w:p>
+      <w:pPr>
+        <w:pStyle w:val="ListBullet"/>
+      </w:pPr>
+      <w:r>
+        <w:t>阴影分层(V5.3):拆下层(z=35内框+横框)+光柱(z=48)+上层(z=49左右框);三条竖直bar原点对齐(页面50%,-10vh);左右框延长50%;内竖框减20%。</w:t>
+      </w:r>
+    </w:p>
+    <w:p>
+      <w:pPr>
+        <w:pStyle w:val="ListBullet"/>
+      </w:pPr>
+      <w:r>
+        <w:t>光照测试页增强(V5.3):日期选择器(夏至模拟)+首页内容组件(相册/面板)+阶段标签(日出待命→日落待命)。</w:t>
+      </w:r>
+    </w:p>
+    <w:p>
+      <w:pPr>
+        <w:pStyle w:val="ListBullet"/>
+      </w:pPr>
+      <w:r>
+        <w:t>太阳信息date参数(V5.3):SunService.getSunInfo(ip,date)重载;GET /public/sun-info?date=;缓存key含日期。</w:t>
+      </w:r>
+    </w:p>
+    <w:p>
+      <w:pPr>
+        <w:pStyle w:val="ListBullet"/>
+      </w:pPr>
+      <w:r>
+        <w:t>光照效果完善(V5.3):光源渐隐(sin(π·p))+0点跳变瞬间(夜间dayProgress=0,transition 0s)+阴影强度修复+亮斑渐变修复+层级调整+灰尘亮度适配+测试页控件(暂停/前进/后退)。</w:t>
+      </w:r>
+    </w:p>
+    <w:p>
+      <w:pPr>
+        <w:pStyle w:val="ListBullet"/>
+      </w:pPr>
+      <w:r>
+        <w:t>光照系统V5.4:阴影顶框下移3vh+顶框随太阳高度微移;2点重置跳变扫光;台灯mask祛除阴影(3层mask+钟摆跟随);3态开关(auto/on/off)+傍晚开清晨关;黄金分割点位置+色温/亮度可调+钟摆运动(椭圆变形);导航栏温暖磨砂玻璃;夜间深色背景;IP默认济南;LightTest深浅模式按钮+控制台优化。</w:t>
+      </w:r>
+    </w:p>
+    <w:p>
+      <w:pPr>
+        <w:pStyle w:val="ListBullet"/>
+      </w:pPr>
+      <w:r>
+        <w:t>首页相册重构(V5.4):右下角拍立得堆(近7天照片,白边+随机旋转+hover抽出)/闭合相册(无新照片,木色封面);点击拍立得→el-image-viewer大图浏览;后端零改动。</w:t>
+      </w:r>
+    </w:p>
+    <w:p>
+      <w:pPr>
+        <w:pStyle w:val="ListBullet"/>
+      </w:pPr>
+      <w:r>
+        <w:t>UI精简与可拖拽面板(V5.5):Top bar去底色边框;深色主题深蓝背景+blobs荧光;深色模式字体浅色;只留浅色/深色主题;可拖拽面板(useDragResize+drag-handle+resize-handle);album-corner扩大10%;album-closed增大0.5倍。</w:t>
+      </w:r>
+    </w:p>
+    <w:p>
+      <w:pPr>
+        <w:pStyle w:val="ListBullet"/>
+      </w:pPr>
+      <w:r>
+        <w:t>站点底部备案号(V5.6):SiteFooter.vue左下角ICP+公安占位;磨砂玻璃小字;沉浸式页隐藏。</w:t>
+      </w:r>
+    </w:p>
+    <w:p>
+      <w:pPr>
+        <w:pStyle w:val="ListBullet"/>
+      </w:pPr>
+      <w:r>
+        <w:t>天气代理V5.6重构:WeatherService和风天气JWT(Ed25519)身份认证(JDK 21原生);凭证四件套;凭证优先从sys_weather_credential表读status=1;私钥不入git;月度配额49999;每次调用记sys_weather_log;Redis缓存;GET /public/weather+/public/weather/detail+/ops/weather/quota;前端天气面板点击展开;LightTest控制台天气切换。</w:t>
+      </w:r>
+    </w:p>
+    <w:p>
+      <w:pPr>
+        <w:pStyle w:val="ListBullet"/>
+      </w:pPr>
+      <w:r>
+        <w:t>首页UI优化(V5.6续):顶栏齿轮popover(色温/亮度/重置布局);时钟合并进顶栏;天气面板默认180px点击展开;今日面板(积分+提醒);字体统一sans-serif;台灯mask GSAP 2s补间(opacity+mask同步);主题双层伪元素背景1s过渡;灰尘40→20;resize修复;拖拽边界clamp+持久化+anchorRight;深色色块10%;深色--color-primary覆写;删除ambient层;手动切主题取消自动+提示。</w:t>
+      </w:r>
+    </w:p>
+    <w:p>
+      <w:pPr>
+        <w:pStyle w:val="ListBullet"/>
+      </w:pPr>
+      <w:r>
+        <w:t>创建新家庭(V5.6续):POST /family已登录用户创建新家庭组(绑定OWNER+切换当前家庭);Settings页入口;邀请码状态校验bug修复(INVITE_UNUSED才放行)。</w:t>
       </w:r>
     </w:p>
     <w:sectPr>

--- a/docs/需求规格说明书.docx
+++ b/docs/需求规格说明书.docx
@@ -489,6 +489,66 @@
         </w:tc>
       </w:tr>
     </w:tbl>
+    <w:p>
+      <w:pPr/>
+      <w:r>
+        <w:t xml:space="preserve">V6.0 | 2026-08 | OPS角色绑定:sys_user_role支持OPS角色(family_id可空);chillyice@live.com同时绑定家庭2 OWNER+系统级OPS</w:t>
+      </w:r>
+    </w:p>
+    <w:p>
+      <w:pPr/>
+      <w:r>
+        <w:t xml:space="preserve">V6.1 | 2026-08 | 博客详情容错:BlogDetail.vue loadAll 加 try-catch(博客/评论/点赞状态分别独立捕获,单项失败不阻塞其他);博客不存在时显示 el-empty 空状态</w:t>
+      </w:r>
+    </w:p>
+    <w:p>
+      <w:pPr/>
+      <w:r>
+        <w:t xml:space="preserve">V6.1 | 2026-08 | OPS入口修复:AuthService.buildTokens 加 isOps 标志(SysRoleMapper.countOpsRole 查 family_id=NULL 的 OPS 绑定);userStore.isOps 改用 userInfo.isOps(与家庭角色正交);OpsAccessFilter 支持非纯 OPS 用户访问 /api/ops/**(查 OPS 角色绑定+5分钟缓存);导航栏"系统"下拉合并设置+运维入口</w:t>
+      </w:r>
+    </w:p>
+    <w:p>
+      <w:pPr/>
+      <w:r>
+        <w:t xml:space="preserve">V6.1 | 2026-08 | 天气地区偏好:sys_family_info 加 weather_lat/weather_lng/weather_city(空=IP自动定位);Family实体+DTO+Controller.update 用 LambdaUpdateWrapper 显式 SET NULL;WeatherService/SunService resolveLocation 优先读家庭位置;Settings 加"天气"设置组(城市名+经纬度+使用IP定位按钮);缓存key含坐标避免家庭间串数据</w:t>
+      </w:r>
+    </w:p>
+    <w:p>
+      <w:pPr/>
+      <w:r>
+        <w:t xml:space="preserve">V6.1 | 2026-08 | 瘦身清理:i18n死key清理(home/theme.presets/more.cat/daily/time/feed/music.play-pause/nav.* 约400行×2语言);main.css死CSS变量+死选择器;DictConst删7个死方法+死常量;PhotoMapper合并重复方法;PublicController删死注入albumMapper;删SunService单参重载+WeatherService.isEnabled;external模板删死mail配置+真实私钥换ENC占位;WebSocketConfig修中文注释乱码;CascadeController修游客NPE;api/index.js删dailyApi/authApi.families/homeApi.getAllModules(前端无调用)</w:t>
+      </w:r>
+    </w:p>
+    <w:p>
+      <w:pPr/>
+      <w:r>
+        <w:t xml:space="preserve">V6.0 | 2026-08 | 死代码清理:删除8个孤立组件(AppHeader/MusicPlayer/HomeStatsBar/AlbumCarousel/SideTabs/TopBarExtras/ActivityFeed/RoomParticles)+tsparticles依赖;删除LightTest.vue+More.vue+路由;windowLight.js从11个export降到2个;theme/index.js删除THEMES数组</w:t>
+      </w:r>
+    </w:p>
+    <w:p>
+      <w:pPr/>
+      <w:r>
+        <w:t xml:space="preserve">V6.0 | 2026-08 | UI优化:唱片机可拖动+动态标题(正在播放/已暂停/未设置音乐);登录页改为首页风格(米白渐变+色块blob+毛玻璃卡片);博客分类/标签改对话框创建;照片瀑布落叶动效(包装元素分离transform防频闪);拍立得频闪修复;面板resize统一为左锚定;ElMessage弹窗UI增强</w:t>
+      </w:r>
+    </w:p>
+    <w:p>
+      <w:pPr/>
+      <w:r>
+        <w:t xml:space="preserve">V6.0 | 2026-08 | 导航栏系统入口:AppSidebar加"系统"分组(设置Setting图标+运维管理Monitor图标仅OPS可见);导航图标从emoji改为Element Plus线性图标;关灯按钮伪元素径向发光;备案号移到右下角z=70</w:t>
+      </w:r>
+    </w:p>
+    <w:p>
+      <w:pPr/>
+      <w:r>
+        <w:t xml:space="preserve">V6.0 | 2026-08 | 光照测试内嵌首页:删除独立/light-test页面,改为首页左下角控制台(useSunLight加lightTestMode/start/pause/step/stop/weatherMode);显示时间/高度角/方位角/日出日落/阶段+天气控制+色温亮度滑块+进度条;停止=重置真实时间+关闭控制台</w:t>
+      </w:r>
+    </w:p>
+    <w:p>
+      <w:pPr/>
+      <w:r>
+        <w:t xml:space="preserve">V6.0 | 2026-08 | 外挂配置+AES加密:删除application-dev.yml,改用IHOMY_CONFIG_PATH环境变量指向external.yml;敏感信息(JWT密钥/天气私钥)用ENC(...)AES-GCM加密,盐值由IHOMY_AES_SALT环境变量提供;sys_parameter表建表+盐值入库;systemd unit加环境变量</w:t>
+      </w:r>
+    </w:p>
     <w:p>
       <w:pPr/>
       <w:r>

--- a/docs/需求规格说明书.docx
+++ b/docs/需求规格说明书.docx
@@ -540,7 +540,7 @@
     <w:p>
       <w:pPr/>
       <w:r>
-        <w:t xml:space="preserve">V6.0 | 2026-08 | 光照测试内嵌首页:删除独立/light-test页面,改为首页左下角控制台(useSunLight加lightTestMode/start/pause/step/stop/weatherMode);显示时间/高度角/方位角/日出日落/阶段+天气控制+色温亮度滑块+进度条;停止=重置真实时间+关闭控制台</w:t>
+        <w:t>V6.0 | 2026-08 | 光影系统统一:窗角门控(windowAngle=90-|az-180|,窗角≤0无直射光)+方位角驱动旋转(az-180)+testSpeed 5档(0.5/1/2/4/8x)+控制台增强(地区/日期/窗角/9段时段/图层开关/台灯模式)+LightLab删除(功能合并到生产光影系统)</w:t>
       </w:r>
     </w:p>
     <w:p>
@@ -6255,7 +6255,7 @@
         <w:pStyle w:val="ListBullet"/>
       </w:pPr>
       <w:r>
-        <w:t>光照测试页：/light-test 路由（LightTest.vue），1 分钟循环 96 时隙（625ms/段），信息面板显示时间/高度/方位/日出/日落/月相 + 进度条，用于调试验证全天光照过渡。</w:t>
+        <w:t>光照测试控制台:全局组件LightTestConsole.vue(App.vue挂载),循环288时隙(间隔208/testSpeed ms)。信息面板显示地区/日期/时间/高度/方位/窗角/日出/日落/9段时段标签+进度条。控件:后退/暂停/前进/停止+速度控制(0.5/1/2/4/8x)+天气控制(☀️/☁️/🌧️/❄️/⛈️+降水滑块)+图层开关(阴影/环境光)+台灯模式(自动/开/关)+色温/亮度滑块。停止=重置真实时间。</w:t>
       </w:r>
     </w:p>
     <w:p>
@@ -18018,7 +18018,7 @@
         <w:pStyle w:val="ListBullet"/>
       </w:pPr>
       <w:r>
-        <w:t>旋转生命周期:阴影框+光柱 rotation = (dayProgress - 0.5) * 180 → 日出 -90°→ 正午 0°→ 日落 +90°,夜间 hold;光柱角度 = 阴影角度(同向)。</w:t>
+        <w:t>旋转生命周期:方位角驱动,shadowVRotation = az - 180 → az=90°开始(-90°)→ az=180°正午(0°)→ az=270°结束(+90°);窗角≤0(az&lt;90或az&gt;270)时hold在端点;光柱角度=阴影角度(同向)。</w:t>
       </w:r>
     </w:p>
     <w:p>
@@ -18092,7 +18092,7 @@
         <w:pStyle w:val="ListBullet"/>
       </w:pPr>
       <w:r>
-        <w:t>background: radial-gradient 跟随光源位置,夜间 0,日间 sin(π·dayProgress) × 0.22(正午最强,轻微)。</w:t>
+        <w:t>background: radial-gradient 跟随光源位置,无直射光时0,有直射光时sin(π·dayProgress) × 0.22(正午最强,轻微)。</w:t>
       </w:r>
     </w:p>
     <w:p>
@@ -18598,7 +18598,7 @@
         <w:pStyle w:val="ListBullet"/>
       </w:pPr>
       <w:r>
-        <w:t>台灯钟摆运动:requestAnimationFrame驱动,周期8秒。lampPendulumX=sin(phase)×5vw(横向±5%,总10%页宽),lampPendulumScaleX=1-|sin|×0.2(中间1.0圆形,两侧0.8椭圆)。台灯div的left和mask中心X都跟随lampPendulumX。watchEffect监听lampStrength&gt;0→开灯启动钟摆,关灯停止。</w:t>
+        <w:t>台灯钟摆运动:CSS @keyframes lampSwing驱动(8s周期,横向±1.5vw,两侧scaleX 0.97/1.03),不经过Vue响应式,完全绕过每帧重渲染。</w:t>
       </w:r>
     </w:p>
     <w:p>

--- a/docs/需求规格说明书.docx
+++ b/docs/需求规格说明书.docx
@@ -6283,6 +6283,30 @@
       </w:r>
     </w:p>
     <w:p>
+      <w:pPr/>
+      <w:r>
+        <w:t>Popper/Dropdown:z-index:54(光影层下方)。MusicPlayer z-index:55。SiteFooter z-index:70。ElMessage z-index:3000。</w:t>
+      </w:r>
+    </w:p>
+    <w:p>
+      <w:pPr/>
+      <w:r>
+        <w:t>Toast(ElMessage):success 暖米底褐字(禁亮绿);warning 暖米底暗金字;error 浅红底暗红字。右上角 right:24px。</w:t>
+      </w:r>
+    </w:p>
+    <w:p>
+      <w:pPr/>
+      <w:r>
+        <w:t>弹窗关闭按钮 X 显示(28x28px 圆角 8px hover 浅底)。弹窗内 Tab 选中态暖棕下划线(禁蓝色)。弹窗内 checkbox 选中色暖棕(禁原生蓝色)。</w:t>
+      </w:r>
+    </w:p>
+    <w:p>
+      <w:pPr/>
+      <w:r>
+        <w:t>弹窗尺寸 4 档:dialog-sm(420px)/dialog-md(520px,max-height:520px)/dialog-lg(640px,max-height:640px)/dialog-xl(82vw,max 900px,max-height:85vh)。容器 flex-column,body flex:1 滚动。</w:t>
+      </w:r>
+    </w:p>
+    <w:p>
       <w:pPr>
         <w:pStyle w:val="Heading1"/>
       </w:pPr>
@@ -19031,6 +19055,318 @@
       </w:pPr>
       <w:r>
         <w:t>4.52 创建新家庭(已实施V5.6续)</w:t>
+      </w:r>
+    </w:p>
+    <w:p>
+      <w:pPr>
+        <w:pStyle w:val="Heading2"/>
+      </w:pPr>
+      <w:r>
+        <w:t>4.53 音乐系统:曲库+歌单+背景音乐(已实施 V6.0)</w:t>
+      </w:r>
+    </w:p>
+    <w:p>
+      <w:pPr/>
+      <w:r>
+        <w:t>音乐系统从简单的 music_url/music_title 字段升级为完整的曲库+歌单+背景音乐播放体系。</w:t>
+      </w:r>
+    </w:p>
+    <w:p>
+      <w:pPr>
+        <w:pStyle w:val="Heading3"/>
+      </w:pPr>
+      <w:r>
+        <w:t>4.53.1 数据模型</w:t>
+      </w:r>
+    </w:p>
+    <w:p>
+      <w:pPr/>
+      <w:r>
+        <w:t>content_music(曲库):id/family_id/url/title/artist/album/duration/bitrate/cover_url/source_path/deleted/created_at。</w:t>
+      </w:r>
+    </w:p>
+    <w:p>
+      <w:pPr/>
+      <w:r>
+        <w:t>content_music_playlist(歌单):id/family_id/name/cover_url/track_count/is_background/created_by/deleted/created_at。每家庭最多 1 条 is_background=1。</w:t>
+      </w:r>
+    </w:p>
+    <w:p>
+      <w:pPr/>
+      <w:r>
+        <w:t>content_music_playlist_track(歌单-曲目关联):id/playlist_id/music_id/sort_order/added_at。</w:t>
+      </w:r>
+    </w:p>
+    <w:p>
+      <w:pPr/>
+      <w:r>
+        <w:t>sys_family_info 新增 background_playlist_id 字段(冗余,快速查找当前背景歌单)。</w:t>
+      </w:r>
+    </w:p>
+    <w:p>
+      <w:pPr>
+        <w:pStyle w:val="Heading3"/>
+      </w:pPr>
+      <w:r>
+        <w:t>4.53.2 曲库管理</w:t>
+      </w:r>
+    </w:p>
+    <w:p>
+      <w:pPr/>
+      <w:r>
+        <w:t>上传单曲:POST /music/upload(MultipartFile,mp3agic 解析 ID3v2 元数据:标题/艺术家/专辑/时长/比特率/内嵌封面)。</w:t>
+      </w:r>
+    </w:p>
+    <w:p>
+      <w:pPr/>
+      <w:r>
+        <w:t>批量上传专辑:POST /music/upload-album(文件夹多文件,统一 album 字段)。</w:t>
+      </w:r>
+    </w:p>
+    <w:p>
+      <w:pPr/>
+      <w:r>
+        <w:t>添加外链:POST /music(URL+title+artist+album,不经过元数据提取)。</w:t>
+      </w:r>
+    </w:p>
+    <w:p>
+      <w:pPr/>
+      <w:r>
+        <w:t>曲库列表:GET /music/list(按 family_id 过滤)。专辑列表:GET /music/albums(按 album 分组)。</w:t>
+      </w:r>
+    </w:p>
+    <w:p>
+      <w:pPr/>
+      <w:r>
+        <w:t>删除单曲:DELETE /music/{id}(连带删除文件+歌单关联)。</w:t>
+      </w:r>
+    </w:p>
+    <w:p>
+      <w:pPr/>
+      <w:r>
+        <w:t>批量删除:DELETE /music/batch(按 ID 列表)、DELETE /music/album/{album}(按专辑名删除全部曲目)。</w:t>
+      </w:r>
+    </w:p>
+    <w:p>
+      <w:pPr/>
+      <w:r>
+        <w:t>元数据提取:临时文件名用纯 ASCII 后缀(.mp3),避免含中文/斜杠的原始文件名导致 File.createTempFile IOException。内嵌封面提取后存为 /files/music/covers/{yyyyMM}/cover_{hash}.jpg。</w:t>
+      </w:r>
+    </w:p>
+    <w:p>
+      <w:pPr>
+        <w:pStyle w:val="Heading3"/>
+      </w:pPr>
+      <w:r>
+        <w:t>4.53.3 歌单管理</w:t>
+      </w:r>
+    </w:p>
+    <w:p>
+      <w:pPr/>
+      <w:r>
+        <w:t>歌单 CRUD:GET /music/playlist/list、POST /music/playlist(新建)、DELETE /music/playlist/{id}(删除歌单+关联)。</w:t>
+      </w:r>
+    </w:p>
+    <w:p>
+      <w:pPr/>
+      <w:r>
+        <w:t>歌单曲目:GET /music/playlist/{id}/tracks、POST /music/playlist/{id}/tracks(批量添加,支持按曲目多选和按专辑批量加入)、DELETE /music/playlist/{id}/tracks/{musicId}(移除)。</w:t>
+      </w:r>
+    </w:p>
+    <w:p>
+      <w:pPr/>
+      <w:r>
+        <w:t>设为背景:PUT /music/playlist/{id}/set-background(先 clear 再 set,每家庭最多 1 条 is_background=1)。</w:t>
+      </w:r>
+    </w:p>
+    <w:p>
+      <w:pPr/>
+      <w:r>
+        <w:t>取消背景:DELETE /music/playlist/unset-background。</w:t>
+      </w:r>
+    </w:p>
+    <w:p>
+      <w:pPr/>
+      <w:r>
+        <w:t>获取背景:GET /music/background(返回 {playlist, tracks} 或空对象)。</w:t>
+      </w:r>
+    </w:p>
+    <w:p>
+      <w:pPr>
+        <w:pStyle w:val="Heading3"/>
+      </w:pPr>
+      <w:r>
+        <w:t>4.53.4 背景音乐播放器(MusicPlayer)</w:t>
+      </w:r>
+    </w:p>
+    <w:p>
+      <w:pPr/>
+      <w:r>
+        <w:t>全局挂载于 App.vue,position:fixed left:240px bottom:24px z-index:55(光影层下方)。</w:t>
+      </w:r>
+    </w:p>
+    <w:p>
+      <w:pPr/>
+      <w:r>
+        <w:t>渲染条件:v-if="playlist.length" — 仅当当前家庭有背景歌单且曲目数 &gt; 0 时渲染。无歌单或无曲目时组件不显示。</w:t>
+      </w:r>
+    </w:p>
+    <w:p>
+      <w:pPr/>
+      <w:r>
+        <w:t>数据源:musicApi.getBackground() 获取当前家庭背景歌单+曲目。watch bgMusicVersion(设为背景时 bump)+ familyId(切换家庭) 重新加载。</w:t>
+      </w:r>
+    </w:p>
+    <w:p>
+      <w:pPr/>
+      <w:r>
+        <w:t>黑胶唱片可视化:56x56 唱片盘(spin 4s 动画)+ 唱臂(rotate 15deg)+ 展开内容(歌名/进度条/控件/歌单列表)。</w:t>
+      </w:r>
+    </w:p>
+    <w:p>
+      <w:pPr/>
+      <w:r>
+        <w:t>拖拽:left+bottom 定位,位置持久化 localStorage(ihomy:music:pos)。重置位置合并到 Settings 恢复默认面板布局。</w:t>
+      </w:r>
+    </w:p>
+    <w:p>
+      <w:pPr/>
+      <w:r>
+        <w:t>播放:audio 元素 :src=currentTrack.url,切歌用 nextTick 确保 DOM 更新后再 play(不用 setTimeout)。</w:t>
+      </w:r>
+    </w:p>
+    <w:p>
+      <w:pPr>
+        <w:pStyle w:val="Heading3"/>
+      </w:pPr>
+      <w:r>
+        <w:t>4.53.5 音乐页面(Music.vue)</w:t>
+      </w:r>
+    </w:p>
+    <w:p>
+      <w:pPr/>
+      <w:r>
+        <w:t>3 个 Tab:全部曲目(卡片网格)/ 按专辑(分组展示)/ 歌单(卡片+管理)。</w:t>
+      </w:r>
+    </w:p>
+    <w:p>
+      <w:pPr/>
+      <w:r>
+        <w:t>多选模式:曲目/专辑 checkbox + 批量删除按钮。</w:t>
+      </w:r>
+    </w:p>
+    <w:p>
+      <w:pPr/>
+      <w:r>
+        <w:t>歌单详情弹窗:查看曲目 + 添加曲目弹窗(按曲目多选 / 按专辑批量加入两个 Tab)。</w:t>
+      </w:r>
+    </w:p>
+    <w:p>
+      <w:pPr/>
+      <w:r>
+        <w:t>上传:单曲(el-upload)/ 专辑文件夹(webkitdirectory)/ 外链(弹窗表单)。</w:t>
+      </w:r>
+    </w:p>
+    <w:p>
+      <w:pPr/>
+      <w:r>
+        <w:t>UI:卡片统一圆角 16px/间距 24px/内边距 20px;背景音乐标签磨砂白底暖棕字(左上角);删除按钮幽灵文字低饱和暗红;Tab 选中态低饱和暖棕下划线;空状态自定义 SVG。</w:t>
+      </w:r>
+    </w:p>
+    <w:p>
+      <w:pPr>
+        <w:pStyle w:val="Heading3"/>
+      </w:pPr>
+      <w:r>
+        <w:t>4.53.6 Settings 背景音乐设置</w:t>
+      </w:r>
+    </w:p>
+    <w:p>
+      <w:pPr/>
+      <w:r>
+        <w:t>Settings 页「背景音乐设置」:上传单曲/专辑 + 新建歌单 + 歌单列表(设为背景/取消背景/当前背景高亮)。</w:t>
+      </w:r>
+    </w:p>
+    <w:p>
+      <w:pPr/>
+      <w:r>
+        <w:t>「恢复默认面板布局」清除 ihomy:music:pos(音乐播放器位置) + ihomy:panel:* (5 个面板) + ihomy:vinyl:pos。</w:t>
+      </w:r>
+    </w:p>
+    <w:p>
+      <w:pPr>
+        <w:pStyle w:val="Heading3"/>
+      </w:pPr>
+      <w:r>
+        <w:t>4.53.7 接口清单</w:t>
+      </w:r>
+    </w:p>
+    <w:p>
+      <w:pPr/>
+      <w:r>
+        <w:t>曲库:GET /music/list | GET /music/albums | POST /music/upload | POST /music/upload-album | POST /music | DELETE /music/{id} | DELETE /music/batch | DELETE /music/album/{album}</w:t>
+      </w:r>
+    </w:p>
+    <w:p>
+      <w:pPr/>
+      <w:r>
+        <w:t>歌单:GET /music/playlist/list | POST /music/playlist | DELETE /music/playlist/{id} | GET /music/playlist/{id}/tracks | POST /music/playlist/{id}/tracks | DELETE /music/playlist/{id}/tracks/{musicId} | PUT /music/playlist/{id}/set-background | DELETE /music/playlist/unset-background | GET /music/background</w:t>
+      </w:r>
+    </w:p>
+    <w:p>
+      <w:pPr>
+        <w:pStyle w:val="Heading3"/>
+      </w:pPr>
+      <w:r>
+        <w:t>4.53.8 全局弹窗/Toast/Popper 规范(配套 UI 规范)</w:t>
+      </w:r>
+    </w:p>
+    <w:p>
+      <w:pPr/>
+      <w:r>
+        <w:t>弹窗尺寸 4 档:dialog-sm(420px)/dialog-md(520px,max-height:520px)/dialog-lg(640px,max-height:640px)/dialog-xl(82vw,max 900px,max-height:85vh)。容器 flex-column,body flex:1 滚动。</w:t>
+      </w:r>
+    </w:p>
+    <w:p>
+      <w:pPr/>
+      <w:r>
+        <w:t>弹窗关闭按钮 X 显示(28x28px 圆角 8px hover 浅底)。弹窗内 Tab 选中态暖棕下划线(禁蓝色)。弹窗内 checkbox 选中色暖棕(禁原生蓝色)。</w:t>
+      </w:r>
+    </w:p>
+    <w:p>
+      <w:pPr/>
+      <w:r>
+        <w:t>Toast(ElMessage):success 暖米底褐字(禁亮绿);warning 暖米底暗金字;error 浅红底暗红字。右上角 right:24px。</w:t>
+      </w:r>
+    </w:p>
+    <w:p>
+      <w:pPr/>
+      <w:r>
+        <w:t>Popper/Dropdown:z-index:54(光影层下方)。MusicPlayer z-index:55。SiteFooter z-index:70。ElMessage z-index:3000。</w:t>
+      </w:r>
+    </w:p>
+    <w:p>
+      <w:pPr/>
+      <w:r>
+        <w:t>Popper/Dropdown:z-index:54(光影层下方)。MusicPlayer z-index:55。SiteFooter z-index:70。ElMessage z-index:3000。</w:t>
+      </w:r>
+    </w:p>
+    <w:p>
+      <w:pPr/>
+      <w:r>
+        <w:t>Toast(ElMessage):success 暖米底褐字(禁亮绿);warning 暖米底暗金字;error 浅红底暗红字。右上角 right:24px。</w:t>
+      </w:r>
+    </w:p>
+    <w:p>
+      <w:pPr/>
+      <w:r>
+        <w:t>弹窗关闭按钮 X 显示(28x28px 圆角 8px hover 浅底)。弹窗内 Tab 选中态暖棕下划线(禁蓝色)。弹窗内 checkbox 选中色暖棕(禁原生蓝色)。</w:t>
+      </w:r>
+    </w:p>
+    <w:p>
+      <w:pPr/>
+      <w:r>
+        <w:t>弹窗尺寸 4 档:dialog-sm(420px)/dialog-md(520px,max-height:520px)/dialog-lg(640px,max-height:640px)/dialog-xl(82vw,max 900px,max-height:85vh)。容器 flex-column,body flex:1 滚动。</w:t>
       </w:r>
     </w:p>
     <w:p>

--- a/docs/需求规格说明书.docx
+++ b/docs/需求规格说明书.docx
@@ -19551,6 +19551,371 @@
       </w:pPr>
       <w:r>
         <w:t>创建新家庭(V5.6续):POST /family已登录用户创建新家庭组(绑定OWNER+切换当前家庭);Settings页入口;邀请码状态校验bug修复(INVITE_UNUSED才放行)。</w:t>
+      </w:r>
+    </w:p>
+    <w:p>
+      <w:r>
+        <w:br w:type="page"/>
+      </w:r>
+    </w:p>
+    <w:p>
+      <w:pPr>
+        <w:pStyle w:val="Heading2"/>
+      </w:pPr>
+      <w:r>
+        <w:t>4.53 首页功能组件 + 深色模式重构 + 页面规范化(2026-08-23)</w:t>
+      </w:r>
+    </w:p>
+    <w:p>
+      <w:r>
+        <w:t>本节记录 2026-08-23 的功能增强、Bug 修复和 UI 规范统一改动。</w:t>
+      </w:r>
+    </w:p>
+    <w:p>
+      <w:pPr>
+        <w:pStyle w:val="Heading3"/>
+      </w:pPr>
+      <w:r>
+        <w:t>4.53.1 首页功能组件区(可拖拽缩放毛玻璃)</w:t>
+      </w:r>
+    </w:p>
+    <w:p>
+      <w:r>
+        <w:t>删除原快捷入口面板(quick-access-panel),新增 4 个可拖拽缩放毛玻璃组件,复用 useDragResize 组合式函数,各自独立 storageKey 持久化到 localStorage:</w:t>
+      </w:r>
+    </w:p>
+    <w:p>
+      <w:pPr>
+        <w:pStyle w:val="ListBullet"/>
+      </w:pPr>
+      <w:r>
+        <w:t>愿望单:显示前 6 条愿望,状态圆点(待实现/已实现/已放弃),已实现划线,点击跳转愿望单页。</w:t>
+      </w:r>
+    </w:p>
+    <w:p>
+      <w:pPr>
+        <w:pStyle w:val="ListBullet"/>
+      </w:pPr>
+      <w:r>
+        <w:t>物品寻找:输入框 + 回车搜索,调用 GET /api/item/list?keyword=,显示物品名 + 存放位置(家/房间/家具)。</w:t>
+      </w:r>
+    </w:p>
+    <w:p>
+      <w:pPr>
+        <w:pStyle w:val="ListBullet"/>
+      </w:pPr>
+      <w:r>
+        <w:t>今日推荐菜谱:调用 GET /api/kitchen/menu 的 todayRecommend 字段,带封面图 + 名称,点击跳菜谱详情。</w:t>
+      </w:r>
+    </w:p>
+    <w:p>
+      <w:pPr>
+        <w:pStyle w:val="ListBullet"/>
+      </w:pPr>
+      <w:r>
+        <w:t>本月收支摘要:调用 GET /api/book/summary,显示收入/支出/结余,点击跳记账页。</w:t>
+      </w:r>
+    </w:p>
+    <w:p>
+      <w:r>
+        <w:t>移动端 ≤960px 时隐藏。resetPanelLayout() 重置全部 9 个面板位置。</w:t>
+      </w:r>
+    </w:p>
+    <w:p>
+      <w:pPr>
+        <w:pStyle w:val="Heading3"/>
+      </w:pPr>
+      <w:r>
+        <w:t>4.53.2 和风 API finance/stats 修复</w:t>
+      </w:r>
+    </w:p>
+    <w:p>
+      <w:r>
+        <w:t>问题:OPS 运维页和风天气 Tab 的财务汇总和请求量统计无数据。</w:t>
+      </w:r>
+    </w:p>
+    <w:p>
+      <w:r>
+        <w:t>根因:getFinance()/getStats() 代码做了 resp.path("data") 中间层,但和风 Console API 返回扁平 JSON(无 data 包裹),字段永远 missing。</w:t>
+      </w:r>
+    </w:p>
+    <w:p>
+      <w:r>
+        <w:t>修复:去掉 resp.path("data") 中间层,直接从 resp 读取 balance/currency/accruedCharges/asOf/success/errors 字段。parseApiType 新增 /finance/→finance、/metrics/→metrics 映射;logCall 对这两种类型不存储响应体(含账单信息)。</w:t>
+      </w:r>
+    </w:p>
+    <w:p>
+      <w:r>
+        <w:t>前端:Ops.vue 天气 Tab 扩展为三区块(用量/财务/24h请求量);Promise.allSettled 并行三个接口;数据为 0 也展示,仅 API 报错时 el-alert 警告。</w:t>
+      </w:r>
+    </w:p>
+    <w:p>
+      <w:r>
+        <w:t>用户需操作:和风控制台 → 项目管理 → 选择凭据 → 控制台权限 → 勾选「允许访问财务汇总数据」和「允许访问请求量统计」→ 保存。</w:t>
+      </w:r>
+    </w:p>
+    <w:p>
+      <w:pPr>
+        <w:pStyle w:val="Heading3"/>
+      </w:pPr>
+      <w:r>
+        <w:t>4.53.3 厨房功能 Bug 修复</w:t>
+      </w:r>
+    </w:p>
+    <w:p>
+      <w:r>
+        <w:t>1. 素材照片上传不成功</w:t>
+      </w:r>
+    </w:p>
+    <w:p>
+      <w:r>
+        <w:t>根因:el-upload 使用 :before-upload 回调返回 false 阻止了 Element Plus 内置上传,但 fileApi.upload(file) 传的是原始 File 对象。</w:t>
+      </w:r>
+    </w:p>
+    <w:p>
+      <w:r>
+        <w:t>修复:改为 :http-request="onUpload",参数从 file 改为 options.file。</w:t>
+      </w:r>
+    </w:p>
+    <w:p>
+      <w:r>
+        <w:t>2. 素材照片上传后不显示</w:t>
+      </w:r>
+    </w:p>
+    <w:p>
+      <w:r>
+        <w:t>根因:onSave 发送 body 的 key 是 image_url(snake_case),但后端 ItemDTO.imageUrl 是 camelCase,无 @JsonProperty,Jackson 不映射 → DB 存 null。</w:t>
+      </w:r>
+    </w:p>
+    <w:p>
+      <w:r>
+        <w:t>修复:image_url → imageUrl。</w:t>
+      </w:r>
+    </w:p>
+    <w:p>
+      <w:r>
+        <w:t>3. 存放位置级联列表不展开</w:t>
+      </w:r>
+    </w:p>
+    <w:p>
+      <w:r>
+        <w:t>根因:locationTree computed 用 r.house_id / f.room_id(snake_case)过滤,但实体接口返回 Jackson 默认 camelCase(houseId / roomId) → undefined === h.id 永远 false → 子节点全被过滤。</w:t>
+      </w:r>
+    </w:p>
+    <w:p>
+      <w:r>
+        <w:t>修复:r.house_id → r.houseId,f.room_id → f.roomId(locationTree + defaultLocation 共 4 处)。</w:t>
+      </w:r>
+    </w:p>
+    <w:p>
+      <w:r>
+        <w:t>4. 存放位置改为可选任意层级:checkStrictly: true(原 false 只能选最末级)。</w:t>
+      </w:r>
+    </w:p>
+    <w:p>
+      <w:pPr>
+        <w:pStyle w:val="Heading3"/>
+      </w:pPr>
+      <w:r>
+        <w:t>4.53.4 字典映射修复</w:t>
+      </w:r>
+    </w:p>
+    <w:p>
+      <w:r>
+        <w:t>问题:厨房菜系/类别/风味、物品类型显示原始英文枚举值而非中文。</w:t>
+      </w:r>
+    </w:p>
+    <w:p>
+      <w:r>
+        <w:t>根因:zh-CN.js 和 en.js 各有两个 dict 顶层 key(JS 对象字面量重复 key 时后者覆盖前者),第一个 dict(含 recipe_cuisine/recipe_category/recipe_flavor)被第二个 dict 静默覆盖。</w:t>
+      </w:r>
+    </w:p>
+    <w:p>
+      <w:r>
+        <w:t>修复:合并两个 dict 块为一个;新增 item_type 字典(KITCHENWARE/INGREDIENT/DAILY/CLOTHES/TOOL/OTHER 中英双语)。Item.vue 列表新增 el-tag 显示类型中文标签。</w:t>
+      </w:r>
+    </w:p>
+    <w:p>
+      <w:pPr>
+        <w:pStyle w:val="Heading3"/>
+      </w:pPr>
+      <w:r>
+        <w:t>4.53.5 深色模式配色体系重构</w:t>
+      </w:r>
+    </w:p>
+    <w:p>
+      <w:r>
+        <w:t>设计约束:整体设计语言为柔和低饱和暖棕主题,磨砂毛玻璃质感。深色模式与浅色模式使用完全不同的色值,禁止直接复用。</w:t>
+      </w:r>
+    </w:p>
+    <w:p>
+      <w:r>
+        <w:t>按钮:主按钮 #d4b298 深色文字;次级按钮 rgba(255,255,255,0.12) 浅米白文字;危险按钮 rgba(201,116,116,0.15) #c97474 文字;幽灵按钮透明底 + rgba(255,255,255,0.15) 边框。</w:t>
+      </w:r>
+    </w:p>
+    <w:p>
+      <w:r>
+        <w:t>Tab active-bar:#d4b298 opacity 0.5。</w:t>
+      </w:r>
+    </w:p>
+    <w:p>
+      <w:r>
+        <w:t>状态标签(el-tag):半透明磨砂背景,禁止高饱和实色块。默认 rgba(212,178,152,0.25) 浅暖棕字;success rgba(125,186,125,0.15) 绿字;danger rgba(201,116,116,0.15) 暗红字。</w:t>
+      </w:r>
+    </w:p>
+    <w:p>
+      <w:r>
+        <w:t>数量角标:rgba(0,0,0,0.5) 半透明黑色磨砂背景,浅米白文字。</w:t>
+      </w:r>
+    </w:p>
+    <w:p>
+      <w:r>
+        <w:t>图标:所有 el-icon SVG stroke-width: 2px;颜色跟随文字层级。</w:t>
+      </w:r>
+    </w:p>
+    <w:p>
+      <w:r>
+        <w:t>圆角:全局统一(button 12px / input 10px / card 14px / dialog 14px)。</w:t>
+      </w:r>
+    </w:p>
+    <w:p>
+      <w:pPr>
+        <w:pStyle w:val="Heading3"/>
+      </w:pPr>
+      <w:r>
+        <w:t>4.53.6 z-index 层级修复</w:t>
+      </w:r>
+    </w:p>
+    <w:p>
+      <w:r>
+        <w:t>问题:点击头像时的弹出框被导航栏遮挡。</w:t>
+      </w:r>
+    </w:p>
+    <w:p>
+      <w:r>
+        <w:t>根因:popper z-index: 54 &lt; sidebar z-index: 60。</w:t>
+      </w:r>
+    </w:p>
+    <w:p>
+      <w:r>
+        <w:t>修复:popper 54→61(高于 sidebar 60,低于 bright-spot 65);MusicPlayer 55→62。</w:t>
+      </w:r>
+    </w:p>
+    <w:p>
+      <w:r>
+        <w:t>完整层级(从高到低):ElMessage(3000) &gt; BackToTop/InstallPrompt(200) &gt; lamp-light(100) &gt; LightTestConsole(80) &gt; lightning(79) &gt; light-layer(78) &gt; snow/rain(77) &gt; dust(76) &gt; vignette(74) &gt; reflection(72) &gt; SiteFooter(70) &gt; window-shadow(68) &gt; bright-spot(65) &gt; MusicPlayer(62) &gt; Popper(61) &gt; AppSidebar(60) &gt; draggable-panel(20-60) &gt; main-content(10)。</w:t>
+      </w:r>
+    </w:p>
+    <w:p>
+      <w:r>
+        <w:t>光影层(65-100)为除 Toast 外的最高层,任何新增组件 z-index 不得超 100(台灯 100 除外)。</w:t>
+      </w:r>
+    </w:p>
+    <w:p>
+      <w:pPr>
+        <w:pStyle w:val="Heading3"/>
+      </w:pPr>
+      <w:r>
+        <w:t>4.53.7 页面统一规范</w:t>
+      </w:r>
+    </w:p>
+    <w:p>
+      <w:r>
+        <w:t>1. 所有功能页根容器统一 class="page"(全局 .page: max-width:1100px; margin:0 auto; padding:16px),禁止 scoped 覆写。</w:t>
+      </w:r>
+    </w:p>
+    <w:p>
+      <w:r>
+        <w:t>2. 页面级 H2/H1 标题全部移除(面包屑已体现页面标题);内容分区标题用 .section-label(16px/600/左 3px 暖棕竖线)。</w:t>
+      </w:r>
+    </w:p>
+    <w:p>
+      <w:r>
+        <w:t>3. .page-header / .page-title / .list-header 全局统一定义在 main.css,禁止 scoped 重复。</w:t>
+      </w:r>
+    </w:p>
+    <w:p>
+      <w:r>
+        <w:t>4. Breadcrumb #right slot 放置页面操作按钮(添加/加入等)。</w:t>
+      </w:r>
+    </w:p>
+    <w:p>
+      <w:r>
+        <w:t>已对齐页面:Ingredient.vue / RecipeDetail.vue / RecipeEdit.vue(改为 class="page");Item.vue(删除 scoped .page 覆写);BlogEdit/BlogDetail/AlbumDetail/Member/Settings(移除 H2/H1 标题)。</w:t>
+      </w:r>
+    </w:p>
+    <w:p>
+      <w:pPr>
+        <w:pStyle w:val="Heading3"/>
+      </w:pPr>
+      <w:r>
+        <w:t>4.53.8 素材条目组件(ingredient-bar)样式调整</w:t>
+      </w:r>
+    </w:p>
+    <w:p>
+      <w:r>
+        <w:t>条目高度:height: 84px(保证名称+数量+位置完整展示不被截断)。</w:t>
+      </w:r>
+    </w:p>
+    <w:p>
+      <w:r>
+        <w:t>图片:宽度占条目宽度的 1/3(flex: 1 0 33.33%);object-fit: cover; object-position: center(居中裁切,只展示中间区域);图片容器固定宽度,不强行完整显示全部图像。</w:t>
+      </w:r>
+    </w:p>
+    <w:p>
+      <w:r>
+        <w:t>右半内容:padding 8px 16px,gap 4px,名称 14px/数量 16px/位置 11px。</w:t>
+      </w:r>
+    </w:p>
+    <w:p>
+      <w:r>
+        <w:t>保持磨砂 glass 样式、圆角、配色不变。</w:t>
+      </w:r>
+    </w:p>
+    <w:p>
+      <w:pPr>
+        <w:pStyle w:val="Heading3"/>
+      </w:pPr>
+      <w:r>
+        <w:t>4.53.9 新增接口清单</w:t>
+      </w:r>
+    </w:p>
+    <w:p>
+      <w:r>
+        <w:t>1. GET /api/book/summary — 本月收支摘要(收入/支出/结余/记录数),供首页卡片。</w:t>
+      </w:r>
+    </w:p>
+    <w:p>
+      <w:r>
+        <w:t>2. GET /api/ops/weather/finance — 和风天气财务汇总(余额/本月消费/昨日消费)。</w:t>
+      </w:r>
+    </w:p>
+    <w:p>
+      <w:r>
+        <w:t>3. GET /api/ops/weather/stats — 和风天气 24h 请求量统计(按 API 分,成功/错误)。</w:t>
+      </w:r>
+    </w:p>
+    <w:p>
+      <w:r>
+        <w:t>以上接口均无 schema 变更(纯代码层),live DB 无需同步。</w:t>
+      </w:r>
+    </w:p>
+    <w:p>
+      <w:pPr>
+        <w:pStyle w:val="Heading3"/>
+      </w:pPr>
+      <w:r>
+        <w:t>4.53.10 规划项补充</w:t>
+      </w:r>
+    </w:p>
+    <w:p>
+      <w:r>
+        <w:t>P3 播放器解码器评估:当前用浏览器原生 &lt;audio&gt;/&lt;video&gt; 标签(硬件解码,性能最优)。分析结论:不建议引入 ffmpeg.wasm/howler.js/video.js — 原生方案已覆盖 MP3/AAC/MP4/WebM 主流格式,JS 解码库增加 200KB+ 包体且 CPU 解码远慢于硬件。仅在需要播放原生不支持的格式(如 FLAC/OGG/APE)或需要逐帧分析时才考虑。未来如需引入,优先 video.js(UI 统一)+ hls.js(HLS 流),不引 ffmpeg.wasm。</w:t>
+      </w:r>
+    </w:p>
+    <w:p>
+      <w:r>
+        <w:t>P3 Apple Live Photos 支持:上传时读取 EXIF/ContentIdentifier 元数据标记实况照片,数据层关联 JPEG 封面+MOV 短视频(content_photo 加 live_video_url 字段)。照片展示左上角加实况图标,点击查看时播放关联视频(非实况仅展示照片)。需前端上传处理+后端元数据解析+展示组件三方协同。</w:t>
       </w:r>
     </w:p>
     <w:sectPr>

--- a/docs/需求规格说明书.docx
+++ b/docs/需求规格说明书.docx
@@ -19916,6 +19916,561 @@
     <w:p>
       <w:r>
         <w:t>P3 Apple Live Photos 支持:上传时读取 EXIF/ContentIdentifier 元数据标记实况照片,数据层关联 JPEG 封面+MOV 短视频(content_photo 加 live_video_url 字段)。照片展示左上角加实况图标,点击查看时播放关联视频(非实况仅展示照片)。需前端上传处理+后端元数据解析+展示组件三方协同。</w:t>
+      </w:r>
+    </w:p>
+    <w:p>
+      <w:pPr>
+        <w:pStyle w:val="Heading2"/>
+      </w:pPr>
+      <w:r>
+        <w:t>4.54 电子图书(家庭书架)(V7.1 | 2026-08-25)</w:t>
+      </w:r>
+    </w:p>
+    <w:p>
+      <w:pPr>
+        <w:pStyle w:val="Heading3"/>
+      </w:pPr>
+      <w:r>
+        <w:t>4.54.1 功能概述</w:t>
+      </w:r>
+    </w:p>
+    <w:p>
+      <w:r>
+        <w:t>家庭书架:家庭成员可上传电子书(EPUB/PDF/TXT/MOBI),按分类管理,支持在线阅读(PDF 原生 iframe / EPUB epub.js / TXT 分页),跟踪阅读状态(想读/在读/已读完)。</w:t>
+      </w:r>
+    </w:p>
+    <w:p>
+      <w:pPr>
+        <w:pStyle w:val="Heading3"/>
+      </w:pPr>
+      <w:r>
+        <w:t>4.54.2 用户故事</w:t>
+      </w:r>
+    </w:p>
+    <w:p>
+      <w:pPr>
+        <w:pStyle w:val="ListBullet"/>
+      </w:pPr>
+      <w:r>
+        <w:t>家庭成员上传电子书文件,填写书名、作者、简介、封面、分类、标签。</w:t>
+      </w:r>
+    </w:p>
+    <w:p>
+      <w:pPr>
+        <w:pStyle w:val="ListBullet"/>
+      </w:pPr>
+      <w:r>
+        <w:t>书架页以网格卡片形式展示图书(封面+格式角标+标题+作者+分类),左侧分类栏筛选。</w:t>
+      </w:r>
+    </w:p>
+    <w:p>
+      <w:pPr>
+        <w:pStyle w:val="ListBullet"/>
+      </w:pPr>
+      <w:r>
+        <w:t>点击图书进入详情页,可在线阅读或下载。</w:t>
+      </w:r>
+    </w:p>
+    <w:p>
+      <w:pPr>
+        <w:pStyle w:val="ListBullet"/>
+      </w:pPr>
+      <w:r>
+        <w:t>在线阅读:PDF 用浏览器原生 iframe;EPUB 用 epub.js(异步加载,不阻塞首屏);TXT 按每页 2000 字分页;MOBI 仅下载。</w:t>
+      </w:r>
+    </w:p>
+    <w:p>
+      <w:pPr>
+        <w:pStyle w:val="ListBullet"/>
+      </w:pPr>
+      <w:r>
+        <w:t>阅读状态跟踪:想读 → 在读 → 已读完,阅读器全屏覆盖(z-index:200)。</w:t>
+      </w:r>
+    </w:p>
+    <w:p>
+      <w:pPr>
+        <w:pStyle w:val="ListBullet"/>
+      </w:pPr>
+      <w:r>
+        <w:t>分类管理与博客一致(家庭级分类,DISTINCT 查询,重命名/删除)。</w:t>
+      </w:r>
+    </w:p>
+    <w:p>
+      <w:pPr>
+        <w:pStyle w:val="ListBullet"/>
+      </w:pPr>
+      <w:r>
+        <w:t>可见性与博客一致:OWNER 见全家,成员见自己+家庭可见+公开,游客仅公开。</w:t>
+      </w:r>
+    </w:p>
+    <w:p>
+      <w:pPr>
+        <w:pStyle w:val="ListBullet"/>
+      </w:pPr>
+      <w:r>
+        <w:t>删除图书时硬删 DB 记录 + 删除电子书文件和封面文件(FileService.deleteByUrl)。</w:t>
+      </w:r>
+    </w:p>
+    <w:p>
+      <w:pPr>
+        <w:pStyle w:val="Heading3"/>
+      </w:pPr>
+      <w:r>
+        <w:t>4.54.3 数据库设计</w:t>
+      </w:r>
+    </w:p>
+    <w:p>
+      <w:r>
+        <w:t>表1: content_book(电子图书表)</w:t>
+      </w:r>
+    </w:p>
+    <w:p>
+      <w:pPr>
+        <w:pStyle w:val="ListBullet"/>
+      </w:pPr>
+      <w:r>
+        <w:t>id BIGINT PK AUTO_INCREMENT — 主键</w:t>
+      </w:r>
+    </w:p>
+    <w:p>
+      <w:pPr>
+        <w:pStyle w:val="ListBullet"/>
+      </w:pPr>
+      <w:r>
+        <w:t>title VARCHAR(200) NOT NULL — 书名</w:t>
+      </w:r>
+    </w:p>
+    <w:p>
+      <w:pPr>
+        <w:pStyle w:val="ListBullet"/>
+      </w:pPr>
+      <w:r>
+        <w:t>author VARCHAR(100) — 作者</w:t>
+      </w:r>
+    </w:p>
+    <w:p>
+      <w:pPr>
+        <w:pStyle w:val="ListBullet"/>
+      </w:pPr>
+      <w:r>
+        <w:t>description TEXT — 简介</w:t>
+      </w:r>
+    </w:p>
+    <w:p>
+      <w:pPr>
+        <w:pStyle w:val="ListBullet"/>
+      </w:pPr>
+      <w:r>
+        <w:t>cover_url VARCHAR(500) — 封面图URL</w:t>
+      </w:r>
+    </w:p>
+    <w:p>
+      <w:pPr>
+        <w:pStyle w:val="ListBullet"/>
+      </w:pPr>
+      <w:r>
+        <w:t>file_url VARCHAR(500) NOT NULL — 电子书文件URL</w:t>
+      </w:r>
+    </w:p>
+    <w:p>
+      <w:pPr>
+        <w:pStyle w:val="ListBullet"/>
+      </w:pPr>
+      <w:r>
+        <w:t>file_format VARCHAR(10) NOT NULL — 格式:EPUB/PDF/TXT/MOBI</w:t>
+      </w:r>
+    </w:p>
+    <w:p>
+      <w:pPr>
+        <w:pStyle w:val="ListBullet"/>
+      </w:pPr>
+      <w:r>
+        <w:t>file_size BIGINT — 文件大小(字节)</w:t>
+      </w:r>
+    </w:p>
+    <w:p>
+      <w:pPr>
+        <w:pStyle w:val="ListBullet"/>
+      </w:pPr>
+      <w:r>
+        <w:t>category VARCHAR(50) — 分类(家庭级)</w:t>
+      </w:r>
+    </w:p>
+    <w:p>
+      <w:pPr>
+        <w:pStyle w:val="ListBullet"/>
+      </w:pPr>
+      <w:r>
+        <w:t>tags VARCHAR(255) — 标签(逗号分隔)</w:t>
+      </w:r>
+    </w:p>
+    <w:p>
+      <w:pPr>
+        <w:pStyle w:val="ListBullet"/>
+      </w:pPr>
+      <w:r>
+        <w:t>status VARCHAR(20) DEFAULT 'PUBLISHED' — DRAFT/PUBLISHED</w:t>
+      </w:r>
+    </w:p>
+    <w:p>
+      <w:pPr>
+        <w:pStyle w:val="ListBullet"/>
+      </w:pPr>
+      <w:r>
+        <w:t>visibility VARCHAR(20) DEFAULT 'FAMILY' — PRIVATE/FAMILY/PUBLIC</w:t>
+      </w:r>
+    </w:p>
+    <w:p>
+      <w:pPr>
+        <w:pStyle w:val="ListBullet"/>
+      </w:pPr>
+      <w:r>
+        <w:t>uploader_id BIGINT NOT NULL — 上传者ID</w:t>
+      </w:r>
+    </w:p>
+    <w:p>
+      <w:pPr>
+        <w:pStyle w:val="ListBullet"/>
+      </w:pPr>
+      <w:r>
+        <w:t>family_id BIGINT — 所属家庭ID</w:t>
+      </w:r>
+    </w:p>
+    <w:p>
+      <w:pPr>
+        <w:pStyle w:val="ListBullet"/>
+      </w:pPr>
+      <w:r>
+        <w:t>view_count INT DEFAULT 0 — 浏览数</w:t>
+      </w:r>
+    </w:p>
+    <w:p>
+      <w:pPr>
+        <w:pStyle w:val="ListBullet"/>
+      </w:pPr>
+      <w:r>
+        <w:t>like_count INT DEFAULT 0 — 点赞数</w:t>
+      </w:r>
+    </w:p>
+    <w:p>
+      <w:pPr>
+        <w:pStyle w:val="ListBullet"/>
+      </w:pPr>
+      <w:r>
+        <w:t>created_at/updated_at DATETIME — 时间戳</w:t>
+      </w:r>
+    </w:p>
+    <w:p>
+      <w:pPr>
+        <w:pStyle w:val="ListBullet"/>
+      </w:pPr>
+      <w:r>
+        <w:t>deleted TINYINT DEFAULT 0 — 逻辑删除</w:t>
+      </w:r>
+    </w:p>
+    <w:p>
+      <w:pPr>
+        <w:pStyle w:val="ListBullet"/>
+      </w:pPr>
+      <w:r>
+        <w:t>索引: idx_family_created(family_id, deleted, created_at)</w:t>
+      </w:r>
+    </w:p>
+    <w:p>
+      <w:r>
+        <w:t>表2: content_book_borrow(阅读状态表)</w:t>
+      </w:r>
+    </w:p>
+    <w:p>
+      <w:pPr>
+        <w:pStyle w:val="ListBullet"/>
+      </w:pPr>
+      <w:r>
+        <w:t>id BIGINT PK AUTO_INCREMENT — 主键</w:t>
+      </w:r>
+    </w:p>
+    <w:p>
+      <w:pPr>
+        <w:pStyle w:val="ListBullet"/>
+      </w:pPr>
+      <w:r>
+        <w:t>book_id BIGINT NOT NULL — 图书ID</w:t>
+      </w:r>
+    </w:p>
+    <w:p>
+      <w:pPr>
+        <w:pStyle w:val="ListBullet"/>
+      </w:pPr>
+      <w:r>
+        <w:t>user_id BIGINT NOT NULL — 读者ID</w:t>
+      </w:r>
+    </w:p>
+    <w:p>
+      <w:pPr>
+        <w:pStyle w:val="ListBullet"/>
+      </w:pPr>
+      <w:r>
+        <w:t>family_id BIGINT NOT NULL — 家庭ID</w:t>
+      </w:r>
+    </w:p>
+    <w:p>
+      <w:pPr>
+        <w:pStyle w:val="ListBullet"/>
+      </w:pPr>
+      <w:r>
+        <w:t>status VARCHAR(20) DEFAULT 'WANT_READ' — WANT_READ/READING/FINISHED</w:t>
+      </w:r>
+    </w:p>
+    <w:p>
+      <w:pPr>
+        <w:pStyle w:val="ListBullet"/>
+      </w:pPr>
+      <w:r>
+        <w:t>progress INT DEFAULT 0 — 阅读进度(0-100)</w:t>
+      </w:r>
+    </w:p>
+    <w:p>
+      <w:pPr>
+        <w:pStyle w:val="ListBullet"/>
+      </w:pPr>
+      <w:r>
+        <w:t>created_at/updated_at DATETIME — 时间戳</w:t>
+      </w:r>
+    </w:p>
+    <w:p>
+      <w:pPr>
+        <w:pStyle w:val="ListBullet"/>
+      </w:pPr>
+      <w:r>
+        <w:t>deleted TINYINT DEFAULT 0 — 逻辑删除</w:t>
+      </w:r>
+    </w:p>
+    <w:p>
+      <w:pPr>
+        <w:pStyle w:val="ListBullet"/>
+      </w:pPr>
+      <w:r>
+        <w:t>唯一键: uk_book_user(book_id, user_id, deleted)</w:t>
+      </w:r>
+    </w:p>
+    <w:p>
+      <w:pPr>
+        <w:pStyle w:val="ListBullet"/>
+      </w:pPr>
+      <w:r>
+        <w:t>索引: idx_family_status(family_id, status, deleted)</w:t>
+      </w:r>
+    </w:p>
+    <w:p>
+      <w:pPr>
+        <w:pStyle w:val="Heading3"/>
+      </w:pPr>
+      <w:r>
+        <w:t>4.54.4 权限设计</w:t>
+      </w:r>
+    </w:p>
+    <w:p>
+      <w:pPr>
+        <w:pStyle w:val="ListBullet"/>
+      </w:pPr>
+      <w:r>
+        <w:t>library:manage — 图书管理(上传/修改/删除电子书),OWNER 恒有,MEMBER/CHILD 显式授权</w:t>
+      </w:r>
+    </w:p>
+    <w:p>
+      <w:pPr>
+        <w:pStyle w:val="ListBullet"/>
+      </w:pPr>
+      <w:r>
+        <w:t>游客可浏览公开图书,不可上传/编辑</w:t>
+      </w:r>
+    </w:p>
+    <w:p>
+      <w:pPr>
+        <w:pStyle w:val="Heading3"/>
+      </w:pPr>
+      <w:r>
+        <w:t>4.54.5 接口清单</w:t>
+      </w:r>
+    </w:p>
+    <w:p>
+      <w:r>
+        <w:t>GET /api/library/list — 图书分页列表(keyword+category 过滤,可见性过滤)</w:t>
+      </w:r>
+    </w:p>
+    <w:p>
+      <w:r>
+        <w:t>GET /api/library/{id} — 图书详情(校验可见性,累加浏览量)</w:t>
+      </w:r>
+    </w:p>
+    <w:p>
+      <w:r>
+        <w:t>POST /api/library/upload — 上传电子书文件(流式 MultipartFile,存 books/{yyyyMM}/)</w:t>
+      </w:r>
+    </w:p>
+    <w:p>
+      <w:r>
+        <w:t>POST /api/library — 新增图书(@Valid LibraryDTO)</w:t>
+      </w:r>
+    </w:p>
+    <w:p>
+      <w:r>
+        <w:t>PUT /api/library/{id} — 更新图书(上传者或OWNER)</w:t>
+      </w:r>
+    </w:p>
+    <w:p>
+      <w:r>
+        <w:t>DELETE /api/library/{id} — 删除图书(硬删DB+文件,上传者或OWNER)</w:t>
+      </w:r>
+    </w:p>
+    <w:p>
+      <w:r>
+        <w:t>GET /api/library/categories — 分类列表(DISTINCT)</w:t>
+      </w:r>
+    </w:p>
+    <w:p>
+      <w:r>
+        <w:t>POST /api/library/categories — 新增分类</w:t>
+      </w:r>
+    </w:p>
+    <w:p>
+      <w:r>
+        <w:t>PUT /api/library/categories — 重命名分类</w:t>
+      </w:r>
+    </w:p>
+    <w:p>
+      <w:r>
+        <w:t>DELETE /api/library/categories — 删除分类(mode=move|delete)</w:t>
+      </w:r>
+    </w:p>
+    <w:p>
+      <w:r>
+        <w:t>GET /api/library/{id}/borrow — 获取当前用户阅读状态</w:t>
+      </w:r>
+    </w:p>
+    <w:p>
+      <w:r>
+        <w:t>PUT /api/library/{id}/borrow — 更新阅读状态(status+progress)</w:t>
+      </w:r>
+    </w:p>
+    <w:p>
+      <w:pPr>
+        <w:pStyle w:val="Heading3"/>
+      </w:pPr>
+      <w:r>
+        <w:t>4.54.6 前端页面</w:t>
+      </w:r>
+    </w:p>
+    <w:p>
+      <w:pPr>
+        <w:pStyle w:val="ListBullet"/>
+      </w:pPr>
+      <w:r>
+        <w:t>LibraryList.vue(/library): 书架网格(auto-fill 160px),左侧分类栏,格式角标,卡片 hover 上浮,下拉菜单(编辑/复制链接/删除),分类管理弹窗</w:t>
+      </w:r>
+    </w:p>
+    <w:p>
+      <w:pPr>
+        <w:pStyle w:val="ListBullet"/>
+      </w:pPr>
+      <w:r>
+        <w:t>LibraryDetail.vue(/library/:id): 详情卡片(封面+元信息+操作按钮)+ 在线阅读器全屏覆盖(PDF iframe/EPUB epub.js/TXT 分页/MOBI 仅下载)+ 阅读状态按钮</w:t>
+      </w:r>
+    </w:p>
+    <w:p>
+      <w:pPr>
+        <w:pStyle w:val="ListBullet"/>
+      </w:pPr>
+      <w:r>
+        <w:t>LibraryEdit.vue(/library/edit/:id?): 表单(书名/作者/文件上传/封面上传/简介/分类/标签/可见范围),编辑/新增共用</w:t>
+      </w:r>
+    </w:p>
+    <w:p>
+      <w:pPr>
+        <w:pStyle w:val="Heading3"/>
+      </w:pPr>
+      <w:r>
+        <w:t>4.54.7 技术要点</w:t>
+      </w:r>
+    </w:p>
+    <w:p>
+      <w:pPr>
+        <w:pStyle w:val="ListBullet"/>
+      </w:pPr>
+      <w:r>
+        <w:t>文件存储:FileService.uploadBook(MultipartFile,存 books/{yyyyMM}/),复用流式 transferTo + Files.copy 兜底</w:t>
+      </w:r>
+    </w:p>
+    <w:p>
+      <w:pPr>
+        <w:pStyle w:val="ListBullet"/>
+      </w:pPr>
+      <w:r>
+        <w:t>硬删除:ContentBookMapper.deletePhysicalById(XML DELETE 绕过 MP 全局 logic-delete)+ FileService.deleteByUrl 删文件和封面</w:t>
+      </w:r>
+    </w:p>
+    <w:p>
+      <w:pPr>
+        <w:pStyle w:val="ListBullet"/>
+      </w:pPr>
+      <w:r>
+        <w:t>在线阅读:EPUB 用 epub.js(动态 import 异步加载,不阻塞首屏);PDF 用 iframe;TXT fetch 后按 2000 字/页分页;vite manualChunks 拆分 epubjs</w:t>
+      </w:r>
+    </w:p>
+    <w:p>
+      <w:pPr>
+        <w:pStyle w:val="ListBullet"/>
+      </w:pPr>
+      <w:r>
+        <w:t>可见性过滤:与博客一致(OWNER 全家/成员自己+FAMILY+PUBLIC/游客 PUBLIC)</w:t>
+      </w:r>
+    </w:p>
+    <w:p>
+      <w:pPr>
+        <w:pStyle w:val="ListBullet"/>
+      </w:pPr>
+      <w:r>
+        <w:t>首页模块:sys_home_module 插入 library(code=library, position=19, category=content)</w:t>
+      </w:r>
+    </w:p>
+    <w:p>
+      <w:pPr>
+        <w:pStyle w:val="ListBullet"/>
+      </w:pPr>
+      <w:r>
+        <w:t>i18n: 中英双语(library.* 键约 55 条)</w:t>
+      </w:r>
+    </w:p>
+    <w:p>
+      <w:pPr>
+        <w:pStyle w:val="ListBullet"/>
+      </w:pPr>
+      <w:r>
+        <w:t>导航图标:Element Plus Reading 图标</w:t>
+      </w:r>
+    </w:p>
+    <w:p>
+      <w:pPr>
+        <w:pStyle w:val="Heading3"/>
+      </w:pPr>
+      <w:r>
+        <w:t>4.54.8 字典数据</w:t>
+      </w:r>
+    </w:p>
+    <w:p>
+      <w:pPr>
+        <w:pStyle w:val="ListBullet"/>
+      </w:pPr>
+      <w:r>
+        <w:t>book_format: EPUB/PDF/TXT/MOBI</w:t>
+      </w:r>
+    </w:p>
+    <w:p>
+      <w:pPr>
+        <w:pStyle w:val="ListBullet"/>
+      </w:pPr>
+      <w:r>
+        <w:t>borrow_status: WANT_READ(想读)/READING(在读)/FINISHED(已读完)</w:t>
       </w:r>
     </w:p>
     <w:sectPr>

--- a/docs/需求规格说明书.docx
+++ b/docs/需求规格说明书.docx
@@ -43,6 +43,16 @@
       </w:pPr>
       <w:r>
         <w:t>修订记录</w:t>
+      </w:r>
+    </w:p>
+    <w:p>
+      <w:r>
+        <w:t>V9.1 | 2026-08 | 信纸涂鸦：doodle.js 矢量笔画引擎（5 笔型+2 橡皮，每笔独立质感）；笔盘 DoodleTray（粗细/透明度/28 色调色盘/自定义取色/撤销重做，Ctrl+Z/Y 仅涂鸦生效）；荧光笔 multiply 专用画布（深色模式 screen）；笔画 JSON 存 content_diary.doodle 新列（live DB 迁移 diary_doodle_migration.sql），翻书查看随信纸分页显示；编辑/查看页坐标系 2px 对齐修复</w:t>
+      </w:r>
+    </w:p>
+    <w:p>
+      <w:r>
+        <w:t>V9.0 | 2026-08 | 日记本书架+翻书视图：/diary 书架（每人一本木纹封面网格，起迄日期分行）；/diary/book/:authorId 翻书（桌面双页信纸/移动单页，紧凑连续排页，←/→ 方向键+目录跳篇，页眉 hover 编辑/删除）；measureDiaryLines 离屏测行分页，与编辑页 18行×28px 度量一致；后端日期解析修复（yyyy-MM-dd HH:mm，旧代码创建日记 500）+update 持久化日期修改</w:t>
       </w:r>
     </w:p>
     <w:p>
@@ -3847,7 +3857,15 @@
         <w:pStyle w:val="ListBullet"/>
       </w:pPr>
       <w:r>
-        <w:t>**要点**:多图(JSON images 最多 9 张)+mood+weather;默认 visibility=FAMILY</w:t>
+        <w:t>**要点**：书架+翻书视图（V9.0）：`/diary` 书架（每人一本封面网格，显示作者/篇数/起迄日期分行）；`/diary/book/:authorId` 翻书——桌面双页信纸/移动单页，左右方向键+底部按钮翻页，目录跳篇，紧凑连续排页（上一篇写完下一篇紧接），页眉 hover 编辑/删除；每页=页眉（首页）+18行×28px 正文裁剪窗口+页码脚；date 兼容 yyyy-MM-dd HH:mm（旧代码会 500）；默认 visibility=FAMILY</w:t>
+      </w:r>
+    </w:p>
+    <w:p>
+      <w:pPr>
+        <w:pStyle w:val="ListBullet"/>
+      </w:pPr>
+      <w:r>
+        <w:t>**涂鸦（V9.1）**：utils/doodle.js 矢量笔画引擎（签字笔/铅笔/蜡笔/荧光笔/画笔+像素橡皮/对象橡皮，每笔独立质感，种子确定性抖动防重绘闪变）；DoodleTray 笔盘（粗细/透明度滑杆+28 色调色盘+自定义取色+撤销/重做）；选中画笔直接画在信纸上（Esc 退笔），随日记存 content_diary.doodle JSON 列，翻书查看随信纸分页显示</w:t>
       </w:r>
     </w:p>
     <w:p>

--- a/docs/需求规格说明书.docx
+++ b/docs/需求规格说明书.docx
@@ -43,6 +43,31 @@
       </w:pPr>
       <w:r>
         <w:t>修订记录</w:t>
+      </w:r>
+    </w:p>
+    <w:p>
+      <w:r>
+        <w:t>V9.5 | 2026-08-31 | 相册工具栏与多选迭代+博客白屏修复：相册列表/详情页统一 .page-toolbar 规范(搜索/来源筛选/类型筛选+选择→同步→新建)；多选控件并入工具栏/页头操作区(选中计数+取消+删除,与常规按钮同规格)；子相册列表视图单列+纯子相册不显示照片空态；子相册+照片混合多选删除(先删子相册再删照片)；照片上传 timeout=0(15s 默认超时曾致并发上传全部取消)；&amp;thumb=1 仅拼签名 URL(本地 /files/ 直链无 query 拼参数 404)；博客分类计数旧分类行补全字段(id/parentId/path)修复前端无限递归白屏；聊天重连错误标志复位；补录 content_blog_category 建表迁移</w:t>
+      </w:r>
+    </w:p>
+    <w:p>
+      <w:r>
+        <w:t>V9.4 | 2026-08-30 | 相册体验迭代：cover_url 自定义封面(优先级 cover_url&gt;cover_photo_url&gt;最新照片&gt;前端默认 SVG,POST/DELETE /album/{id}/cover)；子相册方块/列表双视图(localStorage 记忆)；相册列表与照片网格多选批量删除；删除映射相册/照片清缩略图缓存；同步前台完成 800ms 自动关窗、关窗转后台继续轮询；后台同步全局通知(stores/sync.js,sessionStorage 持久 taskId+3s 轮询+完成 ElNotification)；缩略图缓存清理按钮(DELETE /storage/thumbs)</w:t>
+      </w:r>
+    </w:p>
+    <w:p>
+      <w:r>
+        <w:t>V9.3 | 2026-08-30 | 缩略图缓存+百度并发限流：&amp;thumb=1 参数(不参与签名)走 ThumbnailService,480px JPEG 落盘 device-thumbs/{md5(deviceId:fsId或path)}.jpg,首次生成后秒回；HEIC 等不可读格式回退原图流；百度 API 建连 Semaphore(4)+缩略图生成 Semaphore(2) 防 OOM；相册详情层级面包屑(parents 父级链)；映射刷新清理设备侧改名/删除/移动目录(prune)</w:t>
+      </w:r>
+    </w:p>
+    <w:p>
+      <w:r>
+        <w:t>V9.2 | 2026-08-30 | 博客分类树：content_blog_category 表 parent_id 自引用(NULL=顶级),name 只存本级名称,content_blog.category 列存全路径；GET /blog/categories/counts 按权限全量统计(表分类树+旧分类字符串行合并,旧行 id=null 仅展示)；renameCategory 改名+移父级(防环)+级联更新子分类博客路径；deleteCategory(id, mode) 递归删除；前端分类选择/筛选统一 el-cascader(checkStrictly+emitPath:false)</w:t>
+      </w:r>
+    </w:p>
+    <w:p>
+      <w:r>
+        <w:t>V9.2 | 2026-08-30 | 设备目录映射相册(不拷贝文件)：POST /storage/map 勾选目录异步建层级相册+影子照片(url 存 storage:// 逻辑地址,浏览/预览/下载走 /api/storage/file-signed HMAC 签名 10 分钟,img 免 JWT)；source_path 去重；打开详情自动刷新当前层(2 分钟节流)+手动刷子树+prune 消失记录；失败分类 MISSING/OFFLINE；相册分享链接 /album/shared/{token}(公开相册+家庭 is_public=1,照片 ?p= Knuth 混淆 ID)；content_album 改名 content_photo_album；百度网盘接入(sys_baidu_credential 凭证四件套 ENC 加密+OAuth 授权码模式+xpan 浏览+dlink 中转流式+token 自动续期)</w:t>
       </w:r>
     </w:p>
     <w:p>
@@ -3761,7 +3786,7 @@
         <w:pStyle w:val="ListBullet"/>
       </w:pPr>
       <w:r>
-        <w:t>**关键表**: content_blog</w:t>
+        <w:t>**关键表**: content_blog / content_blog_category</w:t>
       </w:r>
     </w:p>
     <w:p>
@@ -3777,15 +3802,15 @@
         <w:pStyle w:val="ListBullet"/>
       </w:pPr>
       <w:r>
-        <w:t>标签(逗号分隔)+ `category VARCHAR(50)` 自定义分类</w:t>
-      </w:r>
-    </w:p>
-    <w:p>
-      <w:pPr>
-        <w:pStyle w:val="ListBullet"/>
-      </w:pPr>
-      <w:r>
-        <w:t>`GET /blog/categories` DISTINCT 返回分类列表</w:t>
+        <w:t>标签(逗号分隔)+ 分类树 `content_blog_category`(`parent_id` 自引用 NULL=顶级,`content_blog.category` 列存全路径如 `技术/前端`)</w:t>
+      </w:r>
+    </w:p>
+    <w:p>
+      <w:pPr>
+        <w:pStyle w:val="ListBullet"/>
+      </w:pPr>
+      <w:r>
+        <w:t>`GET /blog/categories/counts` 按权限全量统计(表分类树+旧分类字符串行合并,旧行 id=null 仅展示计数);`renameCategory` 改名+移父级(防环)+级联更新子分类博客路径;`deleteCategory(id, mode)` 递归删除</w:t>
       </w:r>
     </w:p>
     <w:p>
@@ -3817,7 +3842,7 @@
         <w:pStyle w:val="ListBullet"/>
       </w:pPr>
       <w:r>
-        <w:t>前端水平分类筛选条 + 编辑器 el-select filterable allow-create</w:t>
+        <w:t>前端分类选择/筛选统一 el-cascader(checkStrictly+emitPath:false,filterable);≥1400px 左侧常驻分类面板(计数不随筛选变),&lt;1400px 顶部级联;分类弹窗选父级(编辑时排除当前及后代防环)</w:t>
       </w:r>
     </w:p>
     <w:p>
@@ -3897,7 +3922,7 @@
         <w:pStyle w:val="ListBullet"/>
       </w:pPr>
       <w:r>
-        <w:t>**关键表**: content_album / content_photo</w:t>
+        <w:t>**关键表**: content_photo_album / content_photo</w:t>
       </w:r>
     </w:p>
     <w:p>
@@ -3958,6 +3983,62 @@
     </w:p>
     <w:p>
       <w:pPr>
+        <w:pStyle w:val="ListBullet"/>
+      </w:pPr>
+      <w:r>
+        <w:t>**层级相册与目录映射(V9.2)**:`parent_id` 自引用层级;`POST /storage/map` 勾选设备目录异步建层级相册+影子照片(不拷贝文件);`POST /album/{id}/refresh` 刷子树;打开详情自动刷当前层(2 分钟节流);映射相册只读(隐藏上传/编辑),删除=解除映射(设备文件永不动)</w:t>
+      </w:r>
+    </w:p>
+    <w:p>
+      <w:pPr>
+        <w:pStyle w:val="ListBullet"/>
+      </w:pPr>
+      <w:r>
+        <w:t>**签名 URL(V9.2)**:影子照片 url 存 `storage://{deviceId}/{path}?fsid={fsId}` 逻辑地址,出口统一换 `/api/storage/file-signed`(HMAC-SHA256 签名 10 分钟,签名即凭证,img 免 JWT);`&amp;thumb=1` 走缩略图缓存</w:t>
+      </w:r>
+    </w:p>
+    <w:p>
+      <w:pPr>
+        <w:pStyle w:val="ListBullet"/>
+      </w:pPr>
+      <w:r>
+        <w:t>**缩略图缓存(V9.3)**:`&amp;thumb=1`(不参与签名)→ 480px JPEG 落盘 `device-thumbs/{md5(deviceId:fsId或path)}.jpg`,首次生成后秒回;HEIC 等不可读格式回退原图;`DELETE /storage/thumbs` 清空</w:t>
+      </w:r>
+    </w:p>
+    <w:p>
+      <w:pPr>
+        <w:pStyle w:val="ListBullet"/>
+      </w:pPr>
+      <w:r>
+        <w:t>**封面优先级(V9.4)**:`cover_url` 自定义封面 &gt; `cover_photo_url` 首图 &gt; 最新照片 &gt; 前端默认 SVG;`POST/DELETE /album/{id}/cover`(换/清封面自动删旧文件)</w:t>
+      </w:r>
+    </w:p>
+    <w:p>
+      <w:pPr>
+        <w:pStyle w:val="ListBullet"/>
+      </w:pPr>
+      <w:r>
+        <w:t>**多选批量删除(V9.4/V9.5)**:相册列表页(相册)与详情页(子相册+照片混合,先删子相册再删照片);前端循环单删接口,权限天然继承;选择模式一次性不记忆</w:t>
+      </w:r>
+    </w:p>
+    <w:p>
+      <w:pPr>
+        <w:pStyle w:val="ListBullet"/>
+      </w:pPr>
+      <w:r>
+        <w:t>**分享链接**:`GET /album/shared/{token}`(相册 type=public 且家庭 is_public=1 游客可看,否则 404 不泄露存在性);照片分享 URL 追加 `?p={Knuth 混淆 ID}`</w:t>
+      </w:r>
+    </w:p>
+    <w:p>
+      <w:pPr>
+        <w:pStyle w:val="ListBullet"/>
+      </w:pPr>
+      <w:r>
+        <w:t>**后台同步通知(V9.4)**:stores/sync.js 全局轮询(sessionStorage 持久 taskId),完成/失败 ElNotification,相册页 watch 自动刷新</w:t>
+      </w:r>
+    </w:p>
+    <w:p>
+      <w:pPr>
         <w:pStyle w:val="Heading4"/>
       </w:pPr>
       <w:r>
@@ -5089,15 +5170,15 @@
         <w:pStyle w:val="ListBullet"/>
       </w:pPr>
       <w:r>
-        <w:t>**Service**: StorageService / StorageSyncRunner</w:t>
-      </w:r>
-    </w:p>
-    <w:p>
-      <w:pPr>
-        <w:pStyle w:val="ListBullet"/>
-      </w:pPr>
-      <w:r>
-        <w:t>**关键表**: sys_storage_device</w:t>
+        <w:t>**Service**: StorageService / AlbumMapService / ThumbnailService / SignedUrlService</w:t>
+      </w:r>
+    </w:p>
+    <w:p>
+      <w:pPr>
+        <w:pStyle w:val="ListBullet"/>
+      </w:pPr>
+      <w:r>
+        <w:t>**关键表**: sys_storage_device / sys_baidu_credential</w:t>
       </w:r>
     </w:p>
     <w:p>
@@ -5113,7 +5194,7 @@
         <w:pStyle w:val="ListBullet"/>
       </w:pPr>
       <w:r>
-        <w:t>家庭级设备(SYSTEM/NAS/REMOTE/MOUNT)</w:t>
+        <w:t>家庭级设备(SYSTEM/NAS/REMOTE/MOUNT/BAIDU;BAIDU 走 API,rootPath 恒为 /)</w:t>
       </w:r>
     </w:p>
     <w:p>
@@ -5129,7 +5210,7 @@
         <w:pStyle w:val="ListBullet"/>
       </w:pPr>
       <w:r>
-        <w:t>一键同步 `POST /storage/sync`(@Async 独立 bean,按顶层目录建相册,content_photo.source_path 去重)</w:t>
+        <w:t>目录映射 `POST /storage/map`(勾选设备目录异步建层级相册+影子照片,不拷贝文件;详见 4.3.3)</w:t>
       </w:r>
     </w:p>
     <w:p>
@@ -5146,6 +5227,30 @@
       </w:pPr>
       <w:r>
         <w:t>设备归属=家庭级独立配置,互不可见</w:t>
+      </w:r>
+    </w:p>
+    <w:p>
+      <w:pPr>
+        <w:pStyle w:val="ListBullet"/>
+      </w:pPr>
+      <w:r>
+        <w:t>**签名 URL**:`GET /storage/file-signed`(permitAll,HMAC-SHA256 10 分钟,与 /file 共用流式中转,百度走 InputStreamResource)</w:t>
+      </w:r>
+    </w:p>
+    <w:p>
+      <w:pPr>
+        <w:pStyle w:val="ListBullet"/>
+      </w:pPr>
+      <w:r>
+        <w:t>**百度网盘(BAIDU,V9.2)**:凭证四件套 `sys_baidu_credential`(SecretKey/SignKey/access_token/refresh_token ENC 加密,GET 只回是否已设置);OAuth 授权码模式(`GET /storage/baidu/auth/url` state Redis 10 分钟防伪 + `POST /storage/baidu/auth/callback` 换 token);文件浏览 xpan `file?method=list`,预览/下载 filemetas→dlink 服务器中转流式,token 过期自动 refresh_token 续期;API 并发限流 Semaphore(4)</w:t>
+      </w:r>
+    </w:p>
+    <w:p>
+      <w:pPr>
+        <w:pStyle w:val="ListBullet"/>
+      </w:pPr>
+      <w:r>
+        <w:t>**缩略图缓存(V9.3)**:`DELETE /storage/thumbs` 清空;生成限并发 Semaphore(2) 防 OOM(catch Throwable 回退原图)</w:t>
       </w:r>
     </w:p>
     <w:p>

--- a/docs/需求规格说明书.docx
+++ b/docs/需求规格说明书.docx
@@ -43,6 +43,12 @@
       </w:pPr>
       <w:r>
         <w:t>修订记录</w:t>
+      </w:r>
+    </w:p>
+    <w:p>
+      <w:pPr/>
+      <w:r>
+        <w:t>V9.6 | 2026-08-31 | 放映厅设备目录映射(video 分支):勾选设备目录→影子视频入库(video_url 存 storage:// 逻辑地址,不拷贝文件),平铺+来源筛选+题材/类型筛选,多选批量删除,刷新重扫+prune 消失记录,播放地址点击现签(GET /video/{id}/play-url),本地设备文件流式 PathResource 输出(支持 HTTP Range 拖进度条,防大文件 OOM),工具栏对齐相册 .page-toolbar 规范;进度注册表 MapTaskRegistry 相册/视频共用</w:t>
       </w:r>
     </w:p>
     <w:p>
@@ -4106,7 +4112,7 @@
         <w:pStyle w:val="ListBullet"/>
       </w:pPr>
       <w:r>
-        <w:t>想看列表 CRUD(标题/题材/理由/标记入库)</w:t>
+        <w:t>想看列表 CRUD(标题/题材/理由/标记入库);设备目录映射(video 分支):勾选设备目录→影子视频入库(storage:// 逻辑地址,不拷贝文件),平铺+来源筛选+多选批量删除,刷新重扫+prune,播放地址现签,本地设备流式支持 Range</w:t>
       </w:r>
     </w:p>
     <w:p>

--- a/docs/需求规格说明书.docx
+++ b/docs/需求规格说明书.docx
@@ -43,6 +43,12 @@
       </w:pPr>
       <w:r>
         <w:t>修订记录</w:t>
+      </w:r>
+    </w:p>
+    <w:p>
+      <w:pPr/>
+      <w:r>
+        <w:t>V9.7 | 2026-08-31 | 放映厅方向定稿:多端看片采用 Jellyfin 集成方案(ihomy 做界面与家庭层,Jellyfin 做刮削/转码/TV 客户端引擎,Infuse 模式),方案归档于 AGENTS.md;NAS 部署后按 S1 spike→S2 后端→S3 前端→S4 打磨 分期启动;TMDB 连通性已实测(api.tmdb.org 可用)</w:t>
       </w:r>
     </w:p>
     <w:p>

--- a/docs/需求规格说明书.docx
+++ b/docs/需求规格说明书.docx
@@ -43,6 +43,12 @@
       </w:pPr>
       <w:r>
         <w:t>修订记录</w:t>
+      </w:r>
+    </w:p>
+    <w:p>
+      <w:r>
+        <w:rPr/>
+        <w:t>V9.8 | 2026-08-31 | 音乐设备映射(music 分支):勾选设备目录→影子曲目入库(url 存 storage:// 逻辑地址,不拷贝文件),平铺仅文件名元数据;来源筛选(本地上传/外链/设备)+搜索+多选批量删除;刷新重扫+prune;播放地址现签 GET /music/{id}/play-url(BGM 长播放切歌不失效);映射曲目删除=物理删记录,设备文件不动;Music.vue 工具栏对齐相册规范+全页 i18n;上传流式化(transferTo 临时文件→mp3agic→Files.copy,不再 getBytes 全量入堆)</w:t>
       </w:r>
     </w:p>
     <w:p>
@@ -5055,6 +5061,22 @@
       </w:pPr>
       <w:r>
         <w:t>首页音乐组件常驻,无歌单显示空状态</w:t>
+      </w:r>
+    </w:p>
+    <w:p>
+      <w:pPr>
+        <w:pStyle w:val="ListBullet"/>
+      </w:pPr>
+      <w:r>
+        <w:t>设备目录映射(music 分支,V9.8):POST /music/map 勾选设备目录递归扫描音频(mp3/flac/wav/ogg/m4a/aac/wma/opus)入库为影子曲目(url 存 storage:// 逻辑地址,不拷贝文件),元数据仅文件名(设备文件不做 ID3 下载解析);POST /music/refresh 重扫+prune 消失记录;映射曲目删除=物理删记录,设备文件永不动;歌单关联行同步清理</w:t>
+      </w:r>
+    </w:p>
+    <w:p>
+      <w:pPr>
+        <w:pStyle w:val="ListBullet"/>
+      </w:pPr>
+      <w:r>
+        <w:t>播放地址现签:GET /music/{id}/play-url(storage:// 逻辑地址 HMAC 签名 10 分钟,MusicPlayer/Music 页切歌现取,BGM 长时间挂机切歌不失效);上传流式化(transferTo 临时文件→mp3agic 解析→Files.copy 落盘);Music.vue 工具栏对齐相册规范(搜索/来源筛选/多选/从设备同步/上传)+全页 i18n 化</w:t>
       </w:r>
     </w:p>
     <w:p>

--- a/docs/需求规格说明书.docx
+++ b/docs/需求规格说明书.docx
@@ -43,12 +43,6 @@
       </w:pPr>
       <w:r>
         <w:t>修订记录</w:t>
-      </w:r>
-    </w:p>
-    <w:p>
-      <w:r>
-        <w:rPr/>
-        <w:t>V9.8 | 2026-08-31 | 音乐设备映射(music 分支):勾选设备目录→影子曲目入库(url 存 storage:// 逻辑地址,不拷贝文件),平铺仅文件名元数据;来源筛选(本地上传/外链/设备)+搜索+多选批量删除;刷新重扫+prune;播放地址现签 GET /music/{id}/play-url(BGM 长播放切歌不失效);映射曲目删除=物理删记录,设备文件不动;Music.vue 工具栏对齐相册规范+全页 i18n;上传流式化(transferTo 临时文件→mp3agic→Files.copy,不再 getBytes 全量入堆)</w:t>
       </w:r>
     </w:p>
     <w:p>
@@ -5077,6 +5071,14 @@
       </w:pPr>
       <w:r>
         <w:t>播放地址现签:GET /music/{id}/play-url(storage:// 逻辑地址 HMAC 签名 10 分钟,MusicPlayer/Music 页切歌现取,BGM 长时间挂机切歌不失效);上传流式化(transferTo 临时文件→mp3agic 解析→Files.copy 落盘);Music.vue 工具栏对齐相册规范(搜索/来源筛选/多选/从设备同步/上传)+全页 i18n 化</w:t>
+      </w:r>
+    </w:p>
+    <w:p>
+      <w:pPr>
+        <w:pStyle w:val="ListBullet"/>
+      </w:pPr>
+      <w:r>
+        <w:t>UI 统一规范(与相册/放映厅对齐):Music 页工具栏采用标准 .page-toolbar(tb-left 搜索+来源筛选 size=small,tb-right 多选/新建歌单/刷新映射/从设备同步/上传音乐下拉;el-dropdown 包裹的按钮 scoped 补 margin-left:12px 保持间距一致);多选=右上对勾圆标 pick-badge+卡片描边(禁叠加 checkbox 角标);设备映射曲目显示来源角标(设备名+状态点 VALID/OFFLINE/MISSING);放映厅 tb-left 筛选组件同步对齐 small 尺寸;全页文案走 music.* 中英词条</w:t>
       </w:r>
     </w:p>
     <w:p>

--- a/docs/需求规格说明书.docx
+++ b/docs/需求规格说明书.docx
@@ -43,6 +43,12 @@
       </w:pPr>
       <w:r>
         <w:t>修订记录</w:t>
+      </w:r>
+    </w:p>
+    <w:p>
+      <w:pPr/>
+      <w:r>
+        <w:t>V9.8 | 2026-09-01 | 日志追溯体系(backend_logs 分支):三类日志文件分流(access 客户端调接口/server 内部流程+SQL+ERROR 堆栈/thirdparty 三方出站),按天滚动保留 7 天(可配);tid 16 位全链路串联(HTTP 自动/@Async MDC TaskDecorator 传播/WS 每消息独立);SQL 语句及入参恒开只进 server 文件;三方调用统一 ThirdPartyHttp 封装(&gt;&gt;&gt;/&lt;&lt;&lt;/!!! 三行式+脱敏);OperationLogAspect 业务操作日志双写(落库+server 日志行,@OperationLog 覆盖全功能写接口 130 处);运维「详细日志」页 GET /ops/logs/trace?tid= 按tid扫三类文件(堆栈续行归并),操作日志 TID 列点击跳转,前端 5xx 报错 toast 自带 [tid:xxx];新增 docs/日志规范.md(开发规范)与 docs/日志问题分析方法.md(排查方法论)</w:t>
       </w:r>
     </w:p>
     <w:p>
@@ -5555,6 +5561,94 @@
     </w:p>
     <w:p>
       <w:pPr>
+        <w:pStyle w:val="ListBullet"/>
+      </w:pPr>
+      <w:r>
+        <w:t>**核心文件**: logback-spring.xml / AccessLogFilter / ThirdPartyHttp / AsyncConfig / OperationLogAspect(bizLog 双写)</w:t>
+      </w:r>
+    </w:p>
+    <w:p>
+      <w:pPr>
+        <w:pStyle w:val="ListBullet"/>
+      </w:pPr>
+      <w:r>
+        <w:t>**关键表**: sys_operation_log(含 trace_id 列,做索引入口)</w:t>
+      </w:r>
+    </w:p>
+    <w:p>
+      <w:pPr>
+        <w:pStyle w:val="ListBullet"/>
+      </w:pPr>
+      <w:r>
+        <w:t>**三类日志文件**: logs/access(客户端调接口,每请求一条:method/URI/入参/操作人/IP/状态/业务code/耗时/响应摘要,敏感字段打码,失败/慢自动升 WARN)+ logs/server(应用日志+SQL 语句及入参+ERROR 完整堆栈)+ logs/thirdparty(三方出站 &gt;&gt;&gt;/&lt;&lt;&lt;/!!! 三行式);按天滚动,保留 app.log-retention-days(默认 7)天,各类总量上限 1/2/1GB,AsyncAppender neverBlock 不阻塞业务</w:t>
+      </w:r>
+    </w:p>
+    <w:p>
+      <w:pPr>
+        <w:pStyle w:val="ListBullet"/>
+      </w:pPr>
+      <w:r>
+        <w:t>**六要素**: 时间/级别/线程/[tid]/位置(logger)/内容(谁/做什么/入参/结果/耗时)</w:t>
+      </w:r>
+    </w:p>
+    <w:p>
+      <w:pPr>
+        <w:pStyle w:val="ListBullet"/>
+      </w:pPr>
+      <w:r>
+        <w:t>**tid 贯穿**: TraceIdFilter 生成 16 位写 MDC+响应头 X-Trace-Id;@Async 经 MDC TaskDecorator 传播;WS 每消息独立 tid;三类文件天然关联</w:t>
+      </w:r>
+    </w:p>
+    <w:p>
+      <w:pPr>
+        <w:pStyle w:val="ListBullet"/>
+      </w:pPr>
+      <w:r>
+        <w:t>**SQL 日志**: mybatis.sql 恒 DEBUG 只进 server 文件(不进控制台);MyBatis 框架内部类分流 mybatis.sql.internal 压 INFO</w:t>
+      </w:r>
+    </w:p>
+    <w:p>
+      <w:pPr>
+        <w:pStyle w:val="ListBullet"/>
+      </w:pPr>
+      <w:r>
+        <w:t>**三方统一封装**: ThirdPartyHttp.get(service,url,headers,timeout),自动 thirdparty 日志+URL/头脱敏+gzip+异常堆栈;weather/ipapi/bing/baidu 已接入;大文件流式(百度 dlink)手动打日志</w:t>
+      </w:r>
+    </w:p>
+    <w:p>
+      <w:pPr>
+        <w:pStyle w:val="ListBullet"/>
+      </w:pPr>
+      <w:r>
+        <w:t>**业务操作日志双写**: @OperationLog 切面落库同时输出 server 日志一行([操作] MODULE.TYPE 描述 用户=xx#N 结果=SUCCESS/FAILED 耗时=Nms),全功能写接口约 130 处注解覆盖;新写接口必须加 @OperationLog</w:t>
+      </w:r>
+    </w:p>
+    <w:p>
+      <w:pPr>
+        <w:pStyle w:val="ListBullet"/>
+      </w:pPr>
+      <w:r>
+        <w:t>**运维详细日志**: GET /ops/logs/trace?tid=&amp;date= 扫三类文件按 tid 精确匹配,行头正则解析+堆栈续行归并,时间线合并(上限 3000 条);前端详细日志 tab+操作日志 TID 列点击跳转+ /ops?tab=trace&amp;tid= 直达;5xx 报错 toast 自带 [tid:xxx]</w:t>
+      </w:r>
+    </w:p>
+    <w:p>
+      <w:pPr>
+        <w:pStyle w:val="ListBullet"/>
+      </w:pPr>
+      <w:r>
+        <w:t>**文档**: docs/日志规范.md(开发规范:级别标准/三方调用/脱敏清单/保留策略)、docs/日志问题分析方法.md(排查方法论:拿 tid 四途径→四步分析+案例+终端 grep)</w:t>
+      </w:r>
+    </w:p>
+    <w:p>
+      <w:pPr>
+        <w:pStyle w:val="Heading4"/>
+      </w:pPr>
+      <w:r>
+        <w:t>4.6.8 日志追溯体系(V9.8)</w:t>
+      </w:r>
+    </w:p>
+    <w:p>
+      <w:pPr>
         <w:pStyle w:val="Heading3"/>
       </w:pPr>
       <w:r>
@@ -11183,6 +11277,38 @@
                 <w:sz w:val="20"/>
               </w:rPr>
               <w:t>AES 解密</w:t>
+            </w:r>
+          </w:p>
+        </w:tc>
+      </w:tr>
+      <w:tr>
+        <w:tc>
+          <w:tcPr>
+            <w:tcW w:type="dxa" w:w="2880"/>
+          </w:tcPr>
+          <w:p>
+            <w:r>
+              <w:t>GET</w:t>
+            </w:r>
+          </w:p>
+        </w:tc>
+        <w:tc>
+          <w:tcPr>
+            <w:tcW w:type="dxa" w:w="2880"/>
+          </w:tcPr>
+          <w:p>
+            <w:r>
+              <w:t>/ops/logs/trace?tid=&amp;date=</w:t>
+            </w:r>
+          </w:p>
+        </w:tc>
+        <w:tc>
+          <w:tcPr>
+            <w:tcW w:type="dxa" w:w="2880"/>
+          </w:tcPr>
+          <w:p>
+            <w:r>
+              <w:t>详细日志(按 tid 检索三类日志文件)</w:t>
             </w:r>
           </w:p>
         </w:tc>

--- a/docs/需求规格说明书.docx
+++ b/docs/需求规格说明书.docx
@@ -43,6 +43,12 @@
       </w:pPr>
       <w:r>
         <w:t>修订记录</w:t>
+      </w:r>
+    </w:p>
+    <w:p>
+      <w:pPr/>
+      <w:r>
+        <w:t>V9.9 | 2026-09-01 | 运维页迭代(backend_logs 分支):新增「访问统计」tab(GET /ops/traffic/stats 扫 access 日志文件聚合:总请求/失败/慢/独立用户/独立IP/平均耗时+24小时分布+接口Top15,6 指标卡片+24h 柱状图 SVG 暖棕总/红失败叠层+Top15 表,范围上限 14 天);操作日志筛选(模块/操作类型/结果)与详细日志筛选(日志类型/级别)全部改多选可搜索(el-select multiple filterable,/ops/logs 三参数改 List 多选 IN,新增 GET /ops/logs/options 动态选项);天气 API 页按关注优先级重排:调用趋势置顶(时间段单选+API 类型多选可搜索过滤+总量/失败/失败率摘要)→本月配额 4 卡片(本地统计)→24h 按 API 成功/错误/失败率合一表→财务沉底;修 3 个 bug:timeline 零填充修 x 轴覆盖不全(24h 桶改 %m-%d %H:00 防跨零点同小时合并)、x 标签按真实数据下标定位(修全挤左侧)、/console/v1/usage 恒 404 死接口改本地统计(Redis 计数器/DB fallback,只计数据 API);selectTimeline SQL 移 XML;图表改等比缩放;天气 tab i18n 化</w:t>
       </w:r>
     </w:p>
     <w:p>
@@ -5636,6 +5642,22 @@
         <w:pStyle w:val="ListBullet"/>
       </w:pPr>
       <w:r>
+        <w:t>**访问量统计(V9.9)**: GET /ops/traffic/stats 扫 access 日志文件(上限 14 天)聚合总请求/失败(HTTP≥400 或业务code≠0)/慢请求(&gt;3s)/独立用户/独立 IP/平均耗时+24 小时分布+接口 Top15;WS 消息行无 status 不计入;前端「访问统计」tab 懒加载+?tab=traffic 直达</w:t>
+      </w:r>
+    </w:p>
+    <w:p>
+      <w:pPr>
+        <w:pStyle w:val="ListBullet"/>
+      </w:pPr>
+      <w:r>
+        <w:t>**筛选多选(V9.9)**: 操作日志模块/操作类型(distinct 动态选项)/结果 + 详细日志日志类型/级别,全部 el-select multiple filterable;/ops/logs 三参数改 List 多选 IN;/ops/logs/trace 加 sources/levels 过滤</w:t>
+      </w:r>
+    </w:p>
+    <w:p>
+      <w:pPr>
+        <w:pStyle w:val="ListBullet"/>
+      </w:pPr>
+      <w:r>
         <w:t>**文档**: docs/日志规范.md(开发规范:级别标准/三方调用/脱敏清单/保留策略)、docs/日志问题分析方法.md(排查方法论:拿 tid 四途径→四步分析+案例+终端 grep)</w:t>
       </w:r>
     </w:p>
@@ -11309,6 +11331,70 @@
           <w:p>
             <w:r>
               <w:t>详细日志(按 tid 检索三类日志文件)</w:t>
+            </w:r>
+          </w:p>
+        </w:tc>
+      </w:tr>
+      <w:tr>
+        <w:tc>
+          <w:tcPr>
+            <w:tcW w:type="dxa" w:w="2880"/>
+          </w:tcPr>
+          <w:p>
+            <w:r>
+              <w:t>GET</w:t>
+            </w:r>
+          </w:p>
+        </w:tc>
+        <w:tc>
+          <w:tcPr>
+            <w:tcW w:type="dxa" w:w="2880"/>
+          </w:tcPr>
+          <w:p>
+            <w:r>
+              <w:t>/ops/logs/options</w:t>
+            </w:r>
+          </w:p>
+        </w:tc>
+        <w:tc>
+          <w:tcPr>
+            <w:tcW w:type="dxa" w:w="2880"/>
+          </w:tcPr>
+          <w:p>
+            <w:r>
+              <w:t>操作日志筛选项(distinct 模块/操作类型)</w:t>
+            </w:r>
+          </w:p>
+        </w:tc>
+      </w:tr>
+      <w:tr>
+        <w:tc>
+          <w:tcPr>
+            <w:tcW w:type="dxa" w:w="2880"/>
+          </w:tcPr>
+          <w:p>
+            <w:r>
+              <w:t>GET</w:t>
+            </w:r>
+          </w:p>
+        </w:tc>
+        <w:tc>
+          <w:tcPr>
+            <w:tcW w:type="dxa" w:w="2880"/>
+          </w:tcPr>
+          <w:p>
+            <w:r>
+              <w:t>/ops/traffic/stats?startDate=&amp;endDate=</w:t>
+            </w:r>
+          </w:p>
+        </w:tc>
+        <w:tc>
+          <w:tcPr>
+            <w:tcW w:type="dxa" w:w="2880"/>
+          </w:tcPr>
+          <w:p>
+            <w:r>
+              <w:t>访问量统计(扫 access 日志聚合,上限 14 天)</w:t>
             </w:r>
           </w:p>
         </w:tc>

--- a/docs/需求规格说明书.docx
+++ b/docs/需求规格说明书.docx
@@ -46,6 +46,11 @@
       </w:r>
     </w:p>
     <w:p>
+      <w:r>
+        <w:t>V9.10~V9.12 | 2026-09-01 | 天气系统全量迭代(weather 分支):和风 API v7→v1 迁移(实况/每日/小时/预警/空气切 v1 坐标路径,适配层映射回 v7 字段形状前端零改动,生活指数/分钟降水仍 v7)+天气详情页 /weather(顶部实况 9 指标+气象预警含防御指南+24h 折线图与卡片切换+10 天温度渐变横条+空气健康建议+生活指数+分钟降水摘要)+气象预警推送(30min 定时任务扫全家庭写站内通知,家庭级开关 sys_parameter 缺省开,Redis Set 去重)+迷你天气(侧边栏)/首页天气组件精简+运维天气监控(调用趋势悬浮提示/类型占比饼图/配额进度条/v7-v1 并行验证 GET /ops/weather/compare)</w:t>
+      </w:r>
+    </w:p>
+    <w:p>
       <w:pPr/>
       <w:r>
         <w:t>V9.9 | 2026-09-01 | 运维页迭代(backend_logs 分支):新增「访问统计」tab(GET /ops/traffic/stats 扫 access 日志文件聚合:总请求/失败/慢/独立用户/独立IP/平均耗时+24小时分布+接口Top15,6 指标卡片+24h 柱状图 SVG 暖棕总/红失败叠层+Top15 表,范围上限 14 天);操作日志筛选(模块/操作类型/结果)与详细日志筛选(日志类型/级别)全部改多选可搜索(el-select multiple filterable,/ops/logs 三参数改 List 多选 IN,新增 GET /ops/logs/options 动态选项);天气 API 页按关注优先级重排:调用趋势置顶(时间段单选+API 类型多选可搜索过滤+总量/失败/失败率摘要)→本月配额 4 卡片(本地统计)→24h 按 API 成功/错误/失败率合一表→财务沉底;修 3 个 bug:timeline 零填充修 x 轴覆盖不全(24h 桶改 %m-%d %H:00 防跨零点同小时合并)、x 标签按真实数据下标定位(修全挤左侧)、/console/v1/usage 恒 404 死接口改本地统计(Redis 计数器/DB fallback,只计数据 API);selectTimeline SQL 移 XML;图表改等比缩放;天气 tab i18n 化</w:t>
@@ -230,10 +235,7 @@
         <w:spacing w:after="40"/>
       </w:pPr>
       <w:r>
-        <w:rPr>
-          <w:sz w:val="18"/>
-        </w:rPr>
-        <w:t>V5.6 | 2026-08 | 站点底部备案号(SiteFooter.vue ICP+公安占位);天气代理重构为JWT(Ed25519)身份认证;凭证DB表(sys_weather_credential);天气调用日志(sys_weather_log);月度配额49999;前端天气面板点击展开+3天预报+空气+预警+指数</w:t>
+        <w:t>V5.6 | 2026-08 | 站点底部备案号(SiteFooter.vue ICP+公安占位);天气代理重构为JWT(Ed25519)身份认证;凭证DB表(sys_weather_credential);天气调用日志(sys_weather_log);月度配额50000;前端天气面板点击展开+3天预报+空气+预警+指数</w:t>
       </w:r>
     </w:p>
     <w:p>
@@ -5447,6 +5449,14 @@
     </w:p>
     <w:p>
       <w:pPr>
+        <w:pStyle w:val="ListBullet"/>
+      </w:pPr>
+      <w:r>
+        <w:t>天气监控:调用趋势折线图(悬浮提示)/类型占比饼图/配额进度条/GET /ops/weather/compare(v7/v1 并行验证)</w:t>
+      </w:r>
+    </w:p>
+    <w:p>
+      <w:pPr>
         <w:pStyle w:val="Heading4"/>
       </w:pPr>
       <w:r>
@@ -6010,7 +6020,7 @@
         <w:pStyle w:val="ListBullet"/>
       </w:pPr>
       <w:r>
-        <w:t>月度配额 49999(Redis 计数器)</w:t>
+        <w:t>月度配额 50000(Redis 计数器)</w:t>
       </w:r>
     </w:p>
     <w:p>
@@ -6047,6 +6057,38 @@
     </w:p>
     <w:p>
       <w:pPr>
+        <w:pStyle w:val="ListBullet"/>
+      </w:pPr>
+      <w:r>
+        <w:t>**v1 全量迁移**:实况/每日/小时/预警/空气五类主力接口切 v1 坐标路径(lat/lon 各两位小数,localTime=true);生活指数/分钟降水仍 v7;适配层 v1→v7 字段形状映射(湿度/云量 0-1→%、能见度 m→km、风速 m/s→km/h、温度取整、预警颜色代码→中文级别)</w:t>
+      </w:r>
+    </w:p>
+    <w:p>
+      <w:pPr>
+        <w:pStyle w:val="ListBullet"/>
+      </w:pPr>
+      <w:r>
+        <w:t>**详情聚合增强**:10 天预报(days=10)、分钟降水 summary 摘要句、预警 senderName+instruction 防御指南、空气健康建议(一般/敏感人群)、nowFull 原始实况</w:t>
+      </w:r>
+    </w:p>
+    <w:p>
+      <w:pPr>
+        <w:pStyle w:val="ListBullet"/>
+      </w:pPr>
+      <w:r>
+        <w:t>**气象预警推送**:@Scheduled 30min 扫全家庭→按坐标共享缓存→Redis Set 去重→站内通知;家庭级开关 sys_parameter(weather:alert-push:{familyId},缺省开);GET/PUT /family/weather-alert-push</w:t>
+      </w:r>
+    </w:p>
+    <w:p>
+      <w:pPr>
+        <w:pStyle w:val="ListBullet"/>
+      </w:pPr>
+      <w:r>
+        <w:t>**并行验证**:GET /ops/weather/compare 同位置 v7/v1 对照(now/7d/24h),实测数值吻合</w:t>
+      </w:r>
+    </w:p>
+    <w:p>
+      <w:pPr>
         <w:pStyle w:val="Heading4"/>
       </w:pPr>
       <w:r>
@@ -6291,6 +6333,86 @@
       </w:pPr>
       <w:r>
         <w:t>**要点**:npm 包 qweather-icons;`&lt;i class="qi-{iconCode}"&gt;`;iconCode 来自和风 API now.icon</w:t>
+      </w:r>
+    </w:p>
+    <w:p>
+      <w:pPr>
+        <w:pStyle w:val="Heading4"/>
+      </w:pPr>
+      <w:r>
+        <w:t>4.7.9 天气详情页(/weather,public)</w:t>
+      </w:r>
+    </w:p>
+    <w:p>
+      <w:pPr>
+        <w:pStyle w:val="ListBullet"/>
+      </w:pPr>
+      <w:r>
+        <w:t>**文件**: views/weather/Weather.vue + router + i18n + utils/dict.js</w:t>
+      </w:r>
+    </w:p>
+    <w:p>
+      <w:pPr>
+        <w:pStyle w:val="ListBullet"/>
+      </w:pPr>
+      <w:r>
+        <w:t>**要点**:</w:t>
+      </w:r>
+    </w:p>
+    <w:p>
+      <w:pPr>
+        <w:pStyle w:val="ListBullet"/>
+      </w:pPr>
+      <w:r>
+        <w:t>顶部实况:大图标+温度+今日高低温(暖橙/冷蓝)+9 项指标网格(体感/湿度/风向/风速/降水/气压/能见度/云量/露点)</w:t>
+      </w:r>
+    </w:p>
+    <w:p>
+      <w:pPr>
+        <w:pStyle w:val="ListBullet"/>
+      </w:pPr>
+      <w:r>
+        <w:t>气象预警:级别色左边条(白&lt;蓝&lt;黄&lt;橙&lt;红)+发送单位(senderName)+防御指南(instruction)</w:t>
+      </w:r>
+    </w:p>
+    <w:p>
+      <w:pPr>
+        <w:pStyle w:val="ListBullet"/>
+      </w:pPr>
+      <w:r>
+        <w:t>24 小时预报:卡片↔折线图双模式切换(localStorage 记忆,默认折线);折线图 Catmull-Rom 平滑贝塞尔曲线 SVG 720×230,温度渐变描边+半透明填充,最高/最低点标注,底部每 3h 时间标签,hover 竖线+圆点+tooltip(时间/天气/降水/风力)</w:t>
+      </w:r>
+    </w:p>
+    <w:p>
+      <w:pPr>
+        <w:pStyle w:val="ListBullet"/>
+      </w:pPr>
+      <w:r>
+        <w:t>10 天预报表格:温度区间渐变横条(tempColor 7 段色阶 -20°冷蓝→42°暖红,整体 min-max 轨道,每天渐变段+均值指示点)</w:t>
+      </w:r>
+    </w:p>
+    <w:p>
+      <w:pPr>
+        <w:pStyle w:val="ListBullet"/>
+      </w:pPr>
+      <w:r>
+        <w:t>空气:AQI+6 污染物+健康建议(一般/敏感人群)</w:t>
+      </w:r>
+    </w:p>
+    <w:p>
+      <w:pPr>
+        <w:pStyle w:val="ListBullet"/>
+      </w:pPr>
+      <w:r>
+        <w:t>生活指数、分钟降水摘要句</w:t>
+      </w:r>
+    </w:p>
+    <w:p>
+      <w:pPr>
+        <w:pStyle w:val="ListBullet"/>
+      </w:pPr>
+      <w:r>
+        <w:t>复用光影层 detail 缓存;从侧边栏迷你天气/首页天气组件点击进入</w:t>
       </w:r>
     </w:p>
     <w:p>

--- a/docs/需求规格说明书.docx
+++ b/docs/需求规格说明书.docx
@@ -43,6 +43,11 @@
       </w:pPr>
       <w:r>
         <w:t>修订记录</w:t>
+      </w:r>
+    </w:p>
+    <w:p>
+      <w:r>
+        <w:t>V9.13 | 2026-09-02 | 移动端兼容性二期(mobile 分支):首页动态流扩展 3→8 类型(博客/日记/照片/视频/愿望/任务/菜谱/图书,Task/Recipe 家庭内部游客跳过);首页筛选栏改文字式+下划线选中;移动端日记编辑器信纸 scale 缩放(ResizeObserver)+涂鸦笔盘底部抽屉;移动端光影特效首次访问默认关(用户开启后刷新保留)+开启后 lampMode=auto;设备管理/文件浏览移动端隐藏次要列消除横向溢出;照片瀑布移动端卡片尺寸响应式(90-150px)+touch 事件;设置页横向操作行换行;面包屑移动端隐藏</w:t>
       </w:r>
     </w:p>
     <w:p>
@@ -6716,7 +6721,7 @@
         <w:pStyle w:val="ListBullet"/>
       </w:pPr>
       <w:r>
-        <w:t>移动端不挂载 SunLightLayer/AppSidebar/LightTestConsole/SiteFooter</w:t>
+        <w:t>移动端不挂载 AppSidebar/LightTestConsole/SiteFooter,挂载按需 SunLightLayer(anyEffectEnabled 才渲染)</w:t>
       </w:r>
     </w:p>
     <w:p>
@@ -6788,7 +6793,7 @@
         <w:pStyle w:val="ListBullet"/>
       </w:pPr>
       <w:r>
-        <w:t>**要点**:顶部横向滚动筛选栏(全部/博客/日记/照片)+ 卡片信息流;复用 publicApi/homeApi getFeed</w:t>
+        <w:t>顶部文字式筛选 + 下划线选中(无胶囊背景);动态流 8 类型(博客/日记/照片/视频/愿望/任务/菜谱/图书,9 Tab);复用 homeApi getFeed</w:t>
       </w:r>
     </w:p>
     <w:p>
@@ -6860,7 +6865,7 @@
         <w:pStyle w:val="ListBullet"/>
       </w:pPr>
       <w:r>
-        <w:t>**要点**:`watch(isMobile)` immediate:移动端默认关闭所有光影特效(shadow/weather/blobs/lamp/glass);"我的"Tab 可手动开启</w:t>
+        <w:t>移动端首次访问默认关(仅无 localStorage['ihomy:effects'] 时强制关),用户开启后刷新保留;移动端挂载 SunLightLayer(anyEffectEnabled 才渲染);开启后 lampMode='auto'</w:t>
       </w:r>
     </w:p>
     <w:p>
@@ -6909,6 +6914,54 @@
       </w:pPr>
       <w:r>
         <w:t>**后续迭代**:Blog/Diary/Album/Chat 等页面响应式 CSS 增强</w:t>
+      </w:r>
+    </w:p>
+    <w:p>
+      <w:pPr>
+        <w:pStyle w:val="ListBullet"/>
+      </w:pPr>
+      <w:r>
+        <w:t>全局:main.css .page 移动端加 overflow-x:hidden;Breadcrumb 移动端隐藏(v-if=!isMobile)</w:t>
+      </w:r>
+    </w:p>
+    <w:p>
+      <w:pPr>
+        <w:pStyle w:val="ListBullet"/>
+      </w:pPr>
+      <w:r>
+        <w:t>设置页:Settings.vue 横向操作行 flex-wrap 换行;侧栏菜单项 flex-shrink:0;输入框全宽</w:t>
+      </w:r>
+    </w:p>
+    <w:p>
+      <w:pPr>
+        <w:pStyle w:val="ListBullet"/>
+      </w:pPr>
+      <w:r>
+        <w:t>照片瀑布:Cascade.vue 移动端卡片尺寸响应式(窄屏 90-150px/宽屏 130-220px);补 touchstart/touchend 替代 hover</w:t>
+      </w:r>
+    </w:p>
+    <w:p>
+      <w:pPr>
+        <w:pStyle w:val="ListBullet"/>
+      </w:pPr>
+      <w:r>
+        <w:t>设备管理:Storage.vue 移动端设备表/文件表隐藏次要列(deviceType/rootPath/size/modified),只留 name+actions 消除横向滚动;el-table 去 fixed-right(fixed=isMobile?false:right)</w:t>
+      </w:r>
+    </w:p>
+    <w:p>
+      <w:pPr>
+        <w:pStyle w:val="ListBullet"/>
+      </w:pPr>
+      <w:r>
+        <w:t>日记编辑器:DiaryEdit.vue 移动端信纸 transform: scale() 缩放(ResizeObserver 监听容器宽)+canvasPos 坐标映射(clientWidth/rect.width);DoodleTray 移动端底部抽屉(默认折叠,标题点击展开);utils/diary.js 加 PAPER_W=496</w:t>
+      </w:r>
+    </w:p>
+    <w:p>
+      <w:pPr>
+        <w:pStyle w:val="Heading4"/>
+      </w:pPr>
+      <w:r>
+        <w:t>4.10.11 功能页移动端增强(V9.13)</w:t>
       </w:r>
     </w:p>
     <w:p/>

--- a/docs/需求规格说明书.docx
+++ b/docs/需求规格说明书.docx
@@ -6481,7 +6481,63 @@
         <w:pStyle w:val="ListBullet"/>
       </w:pPr>
       <w:r>
-        <w:t>2 期户型图/3 期 AI 语义待做</w:t>
+        <w:t>2期户型图(设计已冻结,开发分支 item_seeker,详见 docs/户型图设计.md v4):户型图=页面主视图(非 tab),顶部搜索框+房子切换+列表/编辑,查看/找东西与编辑两模式分离,空态画布中央「+」加房子,编辑态左侧酷家乐式侧栏(房间/家具/库子 tab)</w:t>
+      </w:r>
+    </w:p>
+    <w:p>
+      <w:pPr>
+        <w:pStyle w:val="ListBullet"/>
+      </w:pPr>
+      <w:r>
+        <w:t>正交多边形房间(family_room.geometry 顶点数组,矩形=4点特例;边只横竖,缺口/L形同一份数据)</w:t>
+      </w:r>
+    </w:p>
+    <w:p>
+      <w:pPr>
+        <w:pStyle w:val="ListBullet"/>
+      </w:pPr>
+      <w:r>
+        <w:t>矩形家具(family_furniture.x/y/w/h + type 预设/自定义 + 自定义 name,room_id 可空=家具库[删房间进库、绑定不动],可跨房间边界实现嵌入式柜子)</w:t>
+      </w:r>
+    </w:p>
+    <w:p>
+      <w:pPr>
+        <w:pStyle w:val="ListBullet"/>
+      </w:pPr>
+      <w:r>
+        <w:t>物品点(锚家具或房间 + rel_x/rel_y 0~1 相对包围盒;position 文本承载精确描述如「第三层左侧抽屉」,无抽屉层级;标记不常显、搜索/点家具才浮现)</w:t>
+      </w:r>
+    </w:p>
+    <w:p>
+      <w:pPr>
+        <w:pStyle w:val="ListBullet"/>
+      </w:pPr>
+      <w:r>
+        <w:t>墙=房间空隙,无实体;不建共享墙,靠吸附对齐</w:t>
+      </w:r>
+    </w:p>
+    <w:p>
+      <w:pPr>
+        <w:pStyle w:val="ListBullet"/>
+      </w:pPr>
+      <w:r>
+        <w:t>画布为主入口(户型图=页面主视图,查看/找东西 与 编辑 两模式分离,空态画布中央「+」加房子;房/房间/家具/物品在画布内创建,「列表」=旧 CRUD 不画图也能用);SVG 渲染(手绘草图风);9 手势:主体/顶点/边/加点/删点/家具/物品/平移缩放;画房间两种方式:拖矩形 + 点击逐点描绘(双击闭合);定位模式:搜索多结果走角落结果列表(跨房子/楼层分组,当前层命中显著)+ 画布放大高亮</w:t>
+      </w:r>
+    </w:p>
+    <w:p>
+      <w:pPr>
+        <w:pStyle w:val="ListBullet"/>
+      </w:pPr>
+      <w:r>
+        <w:t>家具随房间整体平移、不随变形(靠墙柜墙动柜不动);尺寸标注米/毫米+数值输入+常显开关;楼层配置按楼层存(family_house.floor_plans JSON:底图+比例尺,不加新表,楼层=key,默认 100px/m 标定降级为可选校正);一套房多层每层一张,楼层切换器左下角(商厦模式,没图不显示默认1F);房间面积(附带);房间命名预设+自定义;徒手画一等公民(底图可选);移动端只读户型图+列表 CRUD,无画布编辑</w:t>
+      </w:r>
+    </w:p>
+    <w:p>
+      <w:pPr>
+        <w:pStyle w:val="ListBullet"/>
+      </w:pPr>
+      <w:r>
+        <w:t>分期 S1数据模型→S2页面骨架+手势→S3吸附→S4尺寸/标定/定位+手绘风→S5打磨</w:t>
       </w:r>
     </w:p>
     <w:p>

--- a/docs/需求规格说明书.docx
+++ b/docs/需求规格说明书.docx
@@ -43,6 +43,12 @@
       </w:pPr>
       <w:r>
         <w:t>修订记录</w:t>
+      </w:r>
+    </w:p>
+    <w:p>
+      <w:pPr/>
+      <w:r>
+        <w:t>V9.14 | 2026-09-03 | 物品定位户型图 2期(item_seeker 分支):S1 数据模型重构(family_house.floor_plans JSON 楼层配置/family_room.geometry 多边形替代矩形/family_furniture 加 x/y/w/h+type+room_id 可空=家具库/family_item 加 rel_x/rel_y 相对坐标,5 个户型图接口)+S2 前端户型图编辑器(户型图=页面主视图非 tab,查看/编辑两模式分离,编辑态酷家乐式侧栏+左下角楼层切换器,FloorPlanCanvas SVG 编辑器);实现变更:允许斜边(去强制直角)+顶点轴对齐吸附、hover 边圆圈加号点击插点(替代双击折边)、边自由平移;冒烟+前端 build 通过</w:t>
       </w:r>
     </w:p>
     <w:p>
@@ -6481,15 +6487,15 @@
         <w:pStyle w:val="ListBullet"/>
       </w:pPr>
       <w:r>
-        <w:t>2期户型图(设计已冻结,开发分支 item_seeker,详见 docs/户型图设计.md v4):户型图=页面主视图(非 tab),顶部搜索框+房子切换+列表/编辑,查看/找东西与编辑两模式分离,空态画布中央「+」加房子,编辑态左侧酷家乐式侧栏(房间/家具/库子 tab)</w:t>
-      </w:r>
-    </w:p>
-    <w:p>
-      <w:pPr>
-        <w:pStyle w:val="ListBullet"/>
-      </w:pPr>
-      <w:r>
-        <w:t>正交多边形房间(family_room.geometry 顶点数组,矩形=4点特例;边只横竖,缺口/L形同一份数据)</w:t>
+        <w:t>2期户型图已实现并合入 main(S1+S2,分支 item_seeker,详见 docs/户型图设计.md v4+文末实现记录):户型图=页面主视图(非 tab),顶部搜索框+房子切换+列表/编辑,查看/找东西与编辑两模式分离,空态画布中央「+」加房子,编辑态左侧酷家乐式侧栏(房间/家具/库子 tab)</w:t>
+      </w:r>
+    </w:p>
+    <w:p>
+      <w:pPr>
+        <w:pStyle w:val="ListBullet"/>
+      </w:pPr>
+      <w:r>
+        <w:t>多边形房间(允许斜边,family_room.geometry 顶点数组,矩形=4点特例,缺口/L形同一份数据)</w:t>
       </w:r>
     </w:p>
     <w:p>
@@ -6521,7 +6527,7 @@
         <w:pStyle w:val="ListBullet"/>
       </w:pPr>
       <w:r>
-        <w:t>画布为主入口(户型图=页面主视图,查看/找东西 与 编辑 两模式分离,空态画布中央「+」加房子;房/房间/家具/物品在画布内创建,「列表」=旧 CRUD 不画图也能用);SVG 渲染(手绘草图风);9 手势:主体/顶点/边/加点/删点/家具/物品/平移缩放;画房间两种方式:拖矩形 + 点击逐点描绘(双击闭合);定位模式:搜索多结果走角落结果列表(跨房子/楼层分组,当前层命中显著)+ 画布放大高亮</w:t>
+        <w:t>画布为主入口(户型图=页面主视图,查看/找东西 与 编辑 两模式分离,空态画布中央「+」加房子;房/房间/家具/物品在画布内创建,「列表」=旧 CRUD 不画图也能用);SVG 渲染(手绘草图风);编辑手势:主体/顶点(自由+轴对齐吸附)/边(自由平移)/hover边加号点击插点/双击顶点删点/家具移动缩放/物品/平移缩放;画房间两种方式:拖矩形 + 点击逐点描绘(双击闭合);定位模式:搜索多结果走角落结果列表(跨房子/楼层分组,当前层命中显著)+ 画布放大高亮</w:t>
       </w:r>
     </w:p>
     <w:p>
@@ -6537,7 +6543,7 @@
         <w:pStyle w:val="ListBullet"/>
       </w:pPr>
       <w:r>
-        <w:t>分期 S1数据模型→S2页面骨架+手势→S3吸附→S4尺寸/标定/定位+手绘风→S5打磨</w:t>
+        <w:t>已实现 S1数据模型+S2页面骨架+手势;剩余 S3吸附/S4尺寸标定定位+手绘风/S5打磨</w:t>
       </w:r>
     </w:p>
     <w:p>

--- a/docs/需求规格说明书.docx
+++ b/docs/需求规格说明书.docx
@@ -43,6 +43,12 @@
       </w:pPr>
       <w:r>
         <w:t>修订记录</w:t>
+      </w:r>
+    </w:p>
+    <w:p>
+      <w:pPr/>
+      <w:r>
+        <w:t>V9.15 | 2026-09-04 | 物品定位-户型图 2期全部完成(item_seeker 分支,S1+S2 已合 main):S3 吸附(顶点磁吸/家具贴墙/边多层对齐);S4 尺寸与底图(面积/边长标注/数值输入/两点标定/底图支持 PDF 与不透明度/手绘风仅查看态);S5 打磨(Ctrl+Z 撤销/房间复制/重叠警示/空楼层引导/移动端 pinch);编辑手势迭代(直角顶点角缩放+Ctrl 自由拖/家具 8 向缩放/家具级联平移/边拖拽拉平+单轴锁定+邻边吸直);页面迭代(画板全宽/家具预设拖入自动关联房间+序号命名/双击改名/右键删除/楼层加层修死锁);房间裁剪(剪刀+合法性虚线一拆二)与粘合(牙膏筒+共享边合并)。几何算法自检 24/24,API 冒烟 31+14+14 全过。</w:t>
       </w:r>
     </w:p>
     <w:p>
@@ -6536,6 +6542,83 @@
       </w:pPr>
       <w:r>
         <w:t>家具随房间整体平移、不随变形(靠墙柜墙动柜不动);尺寸标注米/毫米+数值输入+常显开关;楼层配置按楼层存(family_house.floor_plans JSON:底图+比例尺,不加新表,楼层=key,默认 100px/m 标定降级为可选校正);一套房多层每层一张,楼层切换器左下角(商厦模式,没图不显示默认1F);房间面积(附带);房间命名预设+自定义;徒手画一等公民(底图可选);移动端只读户型图+列表 CRUD,无画布编辑</w:t>
+      </w:r>
+    </w:p>
+    <w:p>
+      <w:pPr>
+        <w:pStyle w:val="ListBullet"/>
+      </w:pPr>
+      <w:r>
+        <w:rPr>
+          <w:sz w:val="21"/>
+        </w:rPr>
+        <w:t>**2期户型图全部能力(V9.15,2026-09-04,item_seeker 分支)**:S1 数据模型(房间多边形 geometry/家具矩形+家具库/物品锚点+相对坐标/楼层配置 floor_plans JSON)+ S2 编辑器(户型图主视图+两模式分离+酷家乐式侧栏)+ S3 吸附 + S4 尺寸标定 + S5 打磨 + 房间裁剪/粘合,完整实现。</w:t>
+      </w:r>
+    </w:p>
+    <w:p>
+      <w:pPr>
+        <w:pStyle w:val="ListBullet"/>
+      </w:pPr>
+      <w:r>
+        <w:rPr>
+          <w:sz w:val="21"/>
+        </w:rPr>
+        <w:t>**编辑手势**:拖主体平移(家具级联跟随);拖直角顶点=角缩放(邻边对端跟随,保持直角,PS 自由变换语义;Ctrl=只动该点可拉斜边;非直角=自由拖+轴对齐吸附);拖边=拉平+单轴锁定+邻边吸直+对齐其他房间边线;hover 边加号插点;双击顶点删点;家具 8 向缩放手柄;拖物品定位;空白/滚轮/双指 pinch 平移缩放。</w:t>
+      </w:r>
+    </w:p>
+    <w:p>
+      <w:pPr>
+        <w:pStyle w:val="ListBullet"/>
+      </w:pPr>
+      <w:r>
+        <w:rPr>
+          <w:sz w:val="21"/>
+        </w:rPr>
+        <w:t>**家具预设拖入**:侧栏 8 种预设(衣柜/床/书桌/餐桌/沙发/茶几/冰箱/柜子,真实比例),拖入画布自动关联所在房间、命名 类型+序号(同类型递增)、落点居中。</w:t>
+      </w:r>
+    </w:p>
+    <w:p>
+      <w:pPr>
+        <w:pStyle w:val="ListBullet"/>
+      </w:pPr>
+      <w:r>
+        <w:rPr>
+          <w:sz w:val="21"/>
+        </w:rPr>
+        <w:t>**房间裁剪**:裁剪工具在房间边显示剪刀图标,虚线随鼠标,连线合法(不穿顶点/不跨边/中点在多边形内,最多一拆二)时变绿,点击把房间拆为两个(原名+序号递进);家具按中心点分配,散放物品按绝对位置分配并重算相对坐标。</w:t>
+      </w:r>
+    </w:p>
+    <w:p>
+      <w:pPr>
+        <w:pStyle w:val="ListBullet"/>
+      </w:pPr>
+      <w:r>
+        <w:rPr>
+          <w:sz w:val="21"/>
+        </w:rPr>
+        <w:t>**房间粘合**:粘合工具在两房间贴合边显示牙膏筒图标,虚线吸附共享边变绿后点击合并为一个(命名 房间A-房间B);家具与散放物品自动迁移。</w:t>
+      </w:r>
+    </w:p>
+    <w:p>
+      <w:pPr>
+        <w:pStyle w:val="ListBullet"/>
+      </w:pPr>
+      <w:r>
+        <w:rPr>
+          <w:sz w:val="21"/>
+        </w:rPr>
+        <w:t>**尺寸与底图**:编辑态边长常显(米)+双击边手柄数值输入(保持方向)+房间面积 m²;两点测距标定比例尺(悬停 tooltip 说明);底图支持图片与 PDF(pdfjs 转 PNG,异步加载)+不透明度滑杆(按楼层存)。</w:t>
+      </w:r>
+    </w:p>
+    <w:p>
+      <w:pPr>
+        <w:pStyle w:val="ListBullet"/>
+      </w:pPr>
+      <w:r>
+        <w:rPr>
+          <w:sz w:val="21"/>
+        </w:rPr>
+        <w:t>**打磨**:撤销 Ctrl+Z(房间/家具/物品几何,栈50);房间复制(侧栏);重叠警示(编辑态红描边,共边不误报);空楼层引导;双击名称改名;编辑态右键删除;画图十字光标;楼层切换器编辑态常显+「+」加层(修复开层死锁);手绘风滤镜仅查看态;移动端只读+双指缩放。</w:t>
       </w:r>
     </w:p>
     <w:p>
